--- a/05_Evaluation/Evaluation_and_Partner_Forms.docx
+++ b/05_Evaluation/Evaluation_and_Partner_Forms.docx
@@ -25,7 +25,7 @@
     </w:p>
     <w:p>
       <w:r>
-        <w:t>Record unique participants, attendance at each session, individual baseline and final responses, a brief demonstration rubric, mentor preparation and delivery hours, and YMCA feedback. Keep a sample of code or design work with a date and pair ID. Track future interest and actual follow-on participation separately.</w:t>
+        <w:t>Record unique participants, attendance at each session, individual baseline and final responses, a brief demonstration rubric, mentor preparation and delivery hours, and YMCA feedback. Keep a sample of code or design work with a date and team ID. Track future interest and actual follow-on participation separately.</w:t>
       </w:r>
     </w:p>
     <w:p>
@@ -126,16 +126,16 @@
           <w:tcPr>
             <w:tcW w:type="dxa" w:w="1440"/>
             <w:vAlign w:val="center"/>
-            <w:shd w:fill="243E50"/>
             <w:tcBorders>
               <w:top w:val="single" w:sz="4" w:color="D9D9D9"/>
               <w:left w:val="single" w:sz="4" w:color="D9D9D9"/>
               <w:bottom w:val="single" w:sz="4" w:color="D9D9D9"/>
               <w:right w:val="single" w:sz="4" w:color="D9D9D9"/>
             </w:tcBorders>
+            <w:shd w:fill="243E50"/>
             <w:tcMar>
-              <w:top w:w="70" w:type="dxa"/>
-              <w:bottom w:w="70" w:type="dxa"/>
+              <w:top w:w="65" w:type="dxa"/>
+              <w:bottom w:w="65" w:type="dxa"/>
               <w:left w:w="90" w:type="dxa"/>
               <w:right w:w="90" w:type="dxa"/>
             </w:tcMar>
@@ -158,16 +158,16 @@
           <w:tcPr>
             <w:tcW w:type="dxa" w:w="1584"/>
             <w:vAlign w:val="center"/>
-            <w:shd w:fill="243E50"/>
             <w:tcBorders>
               <w:top w:val="single" w:sz="4" w:color="D9D9D9"/>
               <w:left w:val="single" w:sz="4" w:color="D9D9D9"/>
               <w:bottom w:val="single" w:sz="4" w:color="D9D9D9"/>
               <w:right w:val="single" w:sz="4" w:color="D9D9D9"/>
             </w:tcBorders>
+            <w:shd w:fill="243E50"/>
             <w:tcMar>
-              <w:top w:w="70" w:type="dxa"/>
-              <w:bottom w:w="70" w:type="dxa"/>
+              <w:top w:w="65" w:type="dxa"/>
+              <w:bottom w:w="65" w:type="dxa"/>
               <w:left w:w="90" w:type="dxa"/>
               <w:right w:w="90" w:type="dxa"/>
             </w:tcMar>
@@ -190,16 +190,16 @@
           <w:tcPr>
             <w:tcW w:type="dxa" w:w="2016"/>
             <w:vAlign w:val="center"/>
-            <w:shd w:fill="243E50"/>
             <w:tcBorders>
               <w:top w:val="single" w:sz="4" w:color="D9D9D9"/>
               <w:left w:val="single" w:sz="4" w:color="D9D9D9"/>
               <w:bottom w:val="single" w:sz="4" w:color="D9D9D9"/>
               <w:right w:val="single" w:sz="4" w:color="D9D9D9"/>
             </w:tcBorders>
+            <w:shd w:fill="243E50"/>
             <w:tcMar>
-              <w:top w:w="70" w:type="dxa"/>
-              <w:bottom w:w="70" w:type="dxa"/>
+              <w:top w:w="65" w:type="dxa"/>
+              <w:bottom w:w="65" w:type="dxa"/>
               <w:left w:w="90" w:type="dxa"/>
               <w:right w:w="90" w:type="dxa"/>
             </w:tcMar>
@@ -222,16 +222,16 @@
           <w:tcPr>
             <w:tcW w:type="dxa" w:w="2088"/>
             <w:vAlign w:val="center"/>
-            <w:shd w:fill="243E50"/>
             <w:tcBorders>
               <w:top w:val="single" w:sz="4" w:color="D9D9D9"/>
               <w:left w:val="single" w:sz="4" w:color="D9D9D9"/>
               <w:bottom w:val="single" w:sz="4" w:color="D9D9D9"/>
               <w:right w:val="single" w:sz="4" w:color="D9D9D9"/>
             </w:tcBorders>
+            <w:shd w:fill="243E50"/>
             <w:tcMar>
-              <w:top w:w="70" w:type="dxa"/>
-              <w:bottom w:w="70" w:type="dxa"/>
+              <w:top w:w="65" w:type="dxa"/>
+              <w:bottom w:w="65" w:type="dxa"/>
               <w:left w:w="90" w:type="dxa"/>
               <w:right w:w="90" w:type="dxa"/>
             </w:tcMar>
@@ -254,16 +254,16 @@
           <w:tcPr>
             <w:tcW w:type="dxa" w:w="3053"/>
             <w:vAlign w:val="center"/>
-            <w:shd w:fill="243E50"/>
             <w:tcBorders>
               <w:top w:val="single" w:sz="4" w:color="D9D9D9"/>
               <w:left w:val="single" w:sz="4" w:color="D9D9D9"/>
               <w:bottom w:val="single" w:sz="4" w:color="D9D9D9"/>
               <w:right w:val="single" w:sz="4" w:color="D9D9D9"/>
             </w:tcBorders>
+            <w:shd w:fill="243E50"/>
             <w:tcMar>
-              <w:top w:w="70" w:type="dxa"/>
-              <w:bottom w:w="70" w:type="dxa"/>
+              <w:top w:w="65" w:type="dxa"/>
+              <w:bottom w:w="65" w:type="dxa"/>
               <w:left w:w="90" w:type="dxa"/>
               <w:right w:w="90" w:type="dxa"/>
             </w:tcMar>
@@ -292,16 +292,16 @@
           <w:tcPr>
             <w:tcW w:type="dxa" w:w="1440"/>
             <w:vAlign w:val="center"/>
-            <w:shd w:fill="FFFFFF"/>
             <w:tcBorders>
               <w:top w:val="single" w:sz="4" w:color="D9D9D9"/>
               <w:left w:val="single" w:sz="4" w:color="D9D9D9"/>
               <w:bottom w:val="single" w:sz="4" w:color="D9D9D9"/>
               <w:right w:val="single" w:sz="4" w:color="D9D9D9"/>
             </w:tcBorders>
+            <w:shd w:fill="FFFFFF"/>
             <w:tcMar>
-              <w:top w:w="70" w:type="dxa"/>
-              <w:bottom w:w="70" w:type="dxa"/>
+              <w:top w:w="65" w:type="dxa"/>
+              <w:bottom w:w="65" w:type="dxa"/>
               <w:left w:w="90" w:type="dxa"/>
               <w:right w:w="90" w:type="dxa"/>
             </w:tcMar>
@@ -312,6 +312,7 @@
             </w:pPr>
             <w:r>
               <w:rPr>
+                <w:color w:val="000000"/>
                 <w:sz w:val="18"/>
               </w:rPr>
               <w:t>S01</w:t>
@@ -322,16 +323,16 @@
           <w:tcPr>
             <w:tcW w:type="dxa" w:w="1584"/>
             <w:vAlign w:val="center"/>
-            <w:shd w:fill="FFFFFF"/>
             <w:tcBorders>
               <w:top w:val="single" w:sz="4" w:color="D9D9D9"/>
               <w:left w:val="single" w:sz="4" w:color="D9D9D9"/>
               <w:bottom w:val="single" w:sz="4" w:color="D9D9D9"/>
               <w:right w:val="single" w:sz="4" w:color="D9D9D9"/>
             </w:tcBorders>
+            <w:shd w:fill="FFFFFF"/>
             <w:tcMar>
-              <w:top w:w="70" w:type="dxa"/>
-              <w:bottom w:w="70" w:type="dxa"/>
+              <w:top w:w="65" w:type="dxa"/>
+              <w:bottom w:w="65" w:type="dxa"/>
               <w:left w:w="90" w:type="dxa"/>
               <w:right w:w="90" w:type="dxa"/>
             </w:tcMar>
@@ -342,6 +343,7 @@
             </w:pPr>
             <w:r>
               <w:rPr>
+                <w:color w:val="000000"/>
                 <w:sz w:val="18"/>
               </w:rPr>
             </w:r>
@@ -351,16 +353,16 @@
           <w:tcPr>
             <w:tcW w:type="dxa" w:w="2016"/>
             <w:vAlign w:val="center"/>
-            <w:shd w:fill="FFFFFF"/>
             <w:tcBorders>
               <w:top w:val="single" w:sz="4" w:color="D9D9D9"/>
               <w:left w:val="single" w:sz="4" w:color="D9D9D9"/>
               <w:bottom w:val="single" w:sz="4" w:color="D9D9D9"/>
               <w:right w:val="single" w:sz="4" w:color="D9D9D9"/>
             </w:tcBorders>
+            <w:shd w:fill="FFFFFF"/>
             <w:tcMar>
-              <w:top w:w="70" w:type="dxa"/>
-              <w:bottom w:w="70" w:type="dxa"/>
+              <w:top w:w="65" w:type="dxa"/>
+              <w:bottom w:w="65" w:type="dxa"/>
               <w:left w:w="90" w:type="dxa"/>
               <w:right w:w="90" w:type="dxa"/>
             </w:tcMar>
@@ -371,6 +373,7 @@
             </w:pPr>
             <w:r>
               <w:rPr>
+                <w:color w:val="000000"/>
                 <w:sz w:val="18"/>
               </w:rPr>
             </w:r>
@@ -380,16 +383,16 @@
           <w:tcPr>
             <w:tcW w:type="dxa" w:w="2088"/>
             <w:vAlign w:val="center"/>
-            <w:shd w:fill="FFFFFF"/>
             <w:tcBorders>
               <w:top w:val="single" w:sz="4" w:color="D9D9D9"/>
               <w:left w:val="single" w:sz="4" w:color="D9D9D9"/>
               <w:bottom w:val="single" w:sz="4" w:color="D9D9D9"/>
               <w:right w:val="single" w:sz="4" w:color="D9D9D9"/>
             </w:tcBorders>
+            <w:shd w:fill="FFFFFF"/>
             <w:tcMar>
-              <w:top w:w="70" w:type="dxa"/>
-              <w:bottom w:w="70" w:type="dxa"/>
+              <w:top w:w="65" w:type="dxa"/>
+              <w:bottom w:w="65" w:type="dxa"/>
               <w:left w:w="90" w:type="dxa"/>
               <w:right w:w="90" w:type="dxa"/>
             </w:tcMar>
@@ -400,6 +403,7 @@
             </w:pPr>
             <w:r>
               <w:rPr>
+                <w:color w:val="000000"/>
                 <w:sz w:val="18"/>
               </w:rPr>
             </w:r>
@@ -409,16 +413,16 @@
           <w:tcPr>
             <w:tcW w:type="dxa" w:w="3053"/>
             <w:vAlign w:val="center"/>
-            <w:shd w:fill="FFFFFF"/>
             <w:tcBorders>
               <w:top w:val="single" w:sz="4" w:color="D9D9D9"/>
               <w:left w:val="single" w:sz="4" w:color="D9D9D9"/>
               <w:bottom w:val="single" w:sz="4" w:color="D9D9D9"/>
               <w:right w:val="single" w:sz="4" w:color="D9D9D9"/>
             </w:tcBorders>
+            <w:shd w:fill="FFFFFF"/>
             <w:tcMar>
-              <w:top w:w="70" w:type="dxa"/>
-              <w:bottom w:w="70" w:type="dxa"/>
+              <w:top w:w="65" w:type="dxa"/>
+              <w:bottom w:w="65" w:type="dxa"/>
               <w:left w:w="90" w:type="dxa"/>
               <w:right w:w="90" w:type="dxa"/>
             </w:tcMar>
@@ -429,6 +433,7 @@
             </w:pPr>
             <w:r>
               <w:rPr>
+                <w:color w:val="000000"/>
                 <w:sz w:val="18"/>
               </w:rPr>
             </w:r>
@@ -444,16 +449,16 @@
           <w:tcPr>
             <w:tcW w:type="dxa" w:w="1440"/>
             <w:vAlign w:val="center"/>
-            <w:shd w:fill="F2F5F6"/>
             <w:tcBorders>
               <w:top w:val="single" w:sz="4" w:color="D9D9D9"/>
               <w:left w:val="single" w:sz="4" w:color="D9D9D9"/>
               <w:bottom w:val="single" w:sz="4" w:color="D9D9D9"/>
               <w:right w:val="single" w:sz="4" w:color="D9D9D9"/>
             </w:tcBorders>
+            <w:shd w:fill="F2F5F6"/>
             <w:tcMar>
-              <w:top w:w="70" w:type="dxa"/>
-              <w:bottom w:w="70" w:type="dxa"/>
+              <w:top w:w="65" w:type="dxa"/>
+              <w:bottom w:w="65" w:type="dxa"/>
               <w:left w:w="90" w:type="dxa"/>
               <w:right w:w="90" w:type="dxa"/>
             </w:tcMar>
@@ -464,6 +469,7 @@
             </w:pPr>
             <w:r>
               <w:rPr>
+                <w:color w:val="000000"/>
                 <w:sz w:val="18"/>
               </w:rPr>
               <w:t>S02</w:t>
@@ -474,16 +480,16 @@
           <w:tcPr>
             <w:tcW w:type="dxa" w:w="1584"/>
             <w:vAlign w:val="center"/>
-            <w:shd w:fill="F2F5F6"/>
             <w:tcBorders>
               <w:top w:val="single" w:sz="4" w:color="D9D9D9"/>
               <w:left w:val="single" w:sz="4" w:color="D9D9D9"/>
               <w:bottom w:val="single" w:sz="4" w:color="D9D9D9"/>
               <w:right w:val="single" w:sz="4" w:color="D9D9D9"/>
             </w:tcBorders>
+            <w:shd w:fill="F2F5F6"/>
             <w:tcMar>
-              <w:top w:w="70" w:type="dxa"/>
-              <w:bottom w:w="70" w:type="dxa"/>
+              <w:top w:w="65" w:type="dxa"/>
+              <w:bottom w:w="65" w:type="dxa"/>
               <w:left w:w="90" w:type="dxa"/>
               <w:right w:w="90" w:type="dxa"/>
             </w:tcMar>
@@ -494,6 +500,7 @@
             </w:pPr>
             <w:r>
               <w:rPr>
+                <w:color w:val="000000"/>
                 <w:sz w:val="18"/>
               </w:rPr>
             </w:r>
@@ -503,16 +510,16 @@
           <w:tcPr>
             <w:tcW w:type="dxa" w:w="2016"/>
             <w:vAlign w:val="center"/>
-            <w:shd w:fill="F2F5F6"/>
             <w:tcBorders>
               <w:top w:val="single" w:sz="4" w:color="D9D9D9"/>
               <w:left w:val="single" w:sz="4" w:color="D9D9D9"/>
               <w:bottom w:val="single" w:sz="4" w:color="D9D9D9"/>
               <w:right w:val="single" w:sz="4" w:color="D9D9D9"/>
             </w:tcBorders>
+            <w:shd w:fill="F2F5F6"/>
             <w:tcMar>
-              <w:top w:w="70" w:type="dxa"/>
-              <w:bottom w:w="70" w:type="dxa"/>
+              <w:top w:w="65" w:type="dxa"/>
+              <w:bottom w:w="65" w:type="dxa"/>
               <w:left w:w="90" w:type="dxa"/>
               <w:right w:w="90" w:type="dxa"/>
             </w:tcMar>
@@ -523,6 +530,7 @@
             </w:pPr>
             <w:r>
               <w:rPr>
+                <w:color w:val="000000"/>
                 <w:sz w:val="18"/>
               </w:rPr>
             </w:r>
@@ -532,16 +540,16 @@
           <w:tcPr>
             <w:tcW w:type="dxa" w:w="2088"/>
             <w:vAlign w:val="center"/>
-            <w:shd w:fill="F2F5F6"/>
             <w:tcBorders>
               <w:top w:val="single" w:sz="4" w:color="D9D9D9"/>
               <w:left w:val="single" w:sz="4" w:color="D9D9D9"/>
               <w:bottom w:val="single" w:sz="4" w:color="D9D9D9"/>
               <w:right w:val="single" w:sz="4" w:color="D9D9D9"/>
             </w:tcBorders>
+            <w:shd w:fill="F2F5F6"/>
             <w:tcMar>
-              <w:top w:w="70" w:type="dxa"/>
-              <w:bottom w:w="70" w:type="dxa"/>
+              <w:top w:w="65" w:type="dxa"/>
+              <w:bottom w:w="65" w:type="dxa"/>
               <w:left w:w="90" w:type="dxa"/>
               <w:right w:w="90" w:type="dxa"/>
             </w:tcMar>
@@ -552,6 +560,7 @@
             </w:pPr>
             <w:r>
               <w:rPr>
+                <w:color w:val="000000"/>
                 <w:sz w:val="18"/>
               </w:rPr>
             </w:r>
@@ -561,16 +570,16 @@
           <w:tcPr>
             <w:tcW w:type="dxa" w:w="3053"/>
             <w:vAlign w:val="center"/>
-            <w:shd w:fill="F2F5F6"/>
             <w:tcBorders>
               <w:top w:val="single" w:sz="4" w:color="D9D9D9"/>
               <w:left w:val="single" w:sz="4" w:color="D9D9D9"/>
               <w:bottom w:val="single" w:sz="4" w:color="D9D9D9"/>
               <w:right w:val="single" w:sz="4" w:color="D9D9D9"/>
             </w:tcBorders>
+            <w:shd w:fill="F2F5F6"/>
             <w:tcMar>
-              <w:top w:w="70" w:type="dxa"/>
-              <w:bottom w:w="70" w:type="dxa"/>
+              <w:top w:w="65" w:type="dxa"/>
+              <w:bottom w:w="65" w:type="dxa"/>
               <w:left w:w="90" w:type="dxa"/>
               <w:right w:w="90" w:type="dxa"/>
             </w:tcMar>
@@ -581,6 +590,7 @@
             </w:pPr>
             <w:r>
               <w:rPr>
+                <w:color w:val="000000"/>
                 <w:sz w:val="18"/>
               </w:rPr>
             </w:r>
@@ -596,16 +606,16 @@
           <w:tcPr>
             <w:tcW w:type="dxa" w:w="1440"/>
             <w:vAlign w:val="center"/>
-            <w:shd w:fill="FFFFFF"/>
             <w:tcBorders>
               <w:top w:val="single" w:sz="4" w:color="D9D9D9"/>
               <w:left w:val="single" w:sz="4" w:color="D9D9D9"/>
               <w:bottom w:val="single" w:sz="4" w:color="D9D9D9"/>
               <w:right w:val="single" w:sz="4" w:color="D9D9D9"/>
             </w:tcBorders>
+            <w:shd w:fill="FFFFFF"/>
             <w:tcMar>
-              <w:top w:w="70" w:type="dxa"/>
-              <w:bottom w:w="70" w:type="dxa"/>
+              <w:top w:w="65" w:type="dxa"/>
+              <w:bottom w:w="65" w:type="dxa"/>
               <w:left w:w="90" w:type="dxa"/>
               <w:right w:w="90" w:type="dxa"/>
             </w:tcMar>
@@ -616,6 +626,7 @@
             </w:pPr>
             <w:r>
               <w:rPr>
+                <w:color w:val="000000"/>
                 <w:sz w:val="18"/>
               </w:rPr>
               <w:t>S03</w:t>
@@ -626,16 +637,16 @@
           <w:tcPr>
             <w:tcW w:type="dxa" w:w="1584"/>
             <w:vAlign w:val="center"/>
-            <w:shd w:fill="FFFFFF"/>
             <w:tcBorders>
               <w:top w:val="single" w:sz="4" w:color="D9D9D9"/>
               <w:left w:val="single" w:sz="4" w:color="D9D9D9"/>
               <w:bottom w:val="single" w:sz="4" w:color="D9D9D9"/>
               <w:right w:val="single" w:sz="4" w:color="D9D9D9"/>
             </w:tcBorders>
+            <w:shd w:fill="FFFFFF"/>
             <w:tcMar>
-              <w:top w:w="70" w:type="dxa"/>
-              <w:bottom w:w="70" w:type="dxa"/>
+              <w:top w:w="65" w:type="dxa"/>
+              <w:bottom w:w="65" w:type="dxa"/>
               <w:left w:w="90" w:type="dxa"/>
               <w:right w:w="90" w:type="dxa"/>
             </w:tcMar>
@@ -646,6 +657,7 @@
             </w:pPr>
             <w:r>
               <w:rPr>
+                <w:color w:val="000000"/>
                 <w:sz w:val="18"/>
               </w:rPr>
             </w:r>
@@ -655,16 +667,16 @@
           <w:tcPr>
             <w:tcW w:type="dxa" w:w="2016"/>
             <w:vAlign w:val="center"/>
-            <w:shd w:fill="FFFFFF"/>
             <w:tcBorders>
               <w:top w:val="single" w:sz="4" w:color="D9D9D9"/>
               <w:left w:val="single" w:sz="4" w:color="D9D9D9"/>
               <w:bottom w:val="single" w:sz="4" w:color="D9D9D9"/>
               <w:right w:val="single" w:sz="4" w:color="D9D9D9"/>
             </w:tcBorders>
+            <w:shd w:fill="FFFFFF"/>
             <w:tcMar>
-              <w:top w:w="70" w:type="dxa"/>
-              <w:bottom w:w="70" w:type="dxa"/>
+              <w:top w:w="65" w:type="dxa"/>
+              <w:bottom w:w="65" w:type="dxa"/>
               <w:left w:w="90" w:type="dxa"/>
               <w:right w:w="90" w:type="dxa"/>
             </w:tcMar>
@@ -675,6 +687,7 @@
             </w:pPr>
             <w:r>
               <w:rPr>
+                <w:color w:val="000000"/>
                 <w:sz w:val="18"/>
               </w:rPr>
             </w:r>
@@ -684,16 +697,16 @@
           <w:tcPr>
             <w:tcW w:type="dxa" w:w="2088"/>
             <w:vAlign w:val="center"/>
-            <w:shd w:fill="FFFFFF"/>
             <w:tcBorders>
               <w:top w:val="single" w:sz="4" w:color="D9D9D9"/>
               <w:left w:val="single" w:sz="4" w:color="D9D9D9"/>
               <w:bottom w:val="single" w:sz="4" w:color="D9D9D9"/>
               <w:right w:val="single" w:sz="4" w:color="D9D9D9"/>
             </w:tcBorders>
+            <w:shd w:fill="FFFFFF"/>
             <w:tcMar>
-              <w:top w:w="70" w:type="dxa"/>
-              <w:bottom w:w="70" w:type="dxa"/>
+              <w:top w:w="65" w:type="dxa"/>
+              <w:bottom w:w="65" w:type="dxa"/>
               <w:left w:w="90" w:type="dxa"/>
               <w:right w:w="90" w:type="dxa"/>
             </w:tcMar>
@@ -704,6 +717,7 @@
             </w:pPr>
             <w:r>
               <w:rPr>
+                <w:color w:val="000000"/>
                 <w:sz w:val="18"/>
               </w:rPr>
             </w:r>
@@ -713,16 +727,16 @@
           <w:tcPr>
             <w:tcW w:type="dxa" w:w="3053"/>
             <w:vAlign w:val="center"/>
-            <w:shd w:fill="FFFFFF"/>
             <w:tcBorders>
               <w:top w:val="single" w:sz="4" w:color="D9D9D9"/>
               <w:left w:val="single" w:sz="4" w:color="D9D9D9"/>
               <w:bottom w:val="single" w:sz="4" w:color="D9D9D9"/>
               <w:right w:val="single" w:sz="4" w:color="D9D9D9"/>
             </w:tcBorders>
+            <w:shd w:fill="FFFFFF"/>
             <w:tcMar>
-              <w:top w:w="70" w:type="dxa"/>
-              <w:bottom w:w="70" w:type="dxa"/>
+              <w:top w:w="65" w:type="dxa"/>
+              <w:bottom w:w="65" w:type="dxa"/>
               <w:left w:w="90" w:type="dxa"/>
               <w:right w:w="90" w:type="dxa"/>
             </w:tcMar>
@@ -733,6 +747,7 @@
             </w:pPr>
             <w:r>
               <w:rPr>
+                <w:color w:val="000000"/>
                 <w:sz w:val="18"/>
               </w:rPr>
             </w:r>
@@ -748,16 +763,16 @@
           <w:tcPr>
             <w:tcW w:type="dxa" w:w="1440"/>
             <w:vAlign w:val="center"/>
-            <w:shd w:fill="F2F5F6"/>
             <w:tcBorders>
               <w:top w:val="single" w:sz="4" w:color="D9D9D9"/>
               <w:left w:val="single" w:sz="4" w:color="D9D9D9"/>
               <w:bottom w:val="single" w:sz="4" w:color="D9D9D9"/>
               <w:right w:val="single" w:sz="4" w:color="D9D9D9"/>
             </w:tcBorders>
+            <w:shd w:fill="F2F5F6"/>
             <w:tcMar>
-              <w:top w:w="70" w:type="dxa"/>
-              <w:bottom w:w="70" w:type="dxa"/>
+              <w:top w:w="65" w:type="dxa"/>
+              <w:bottom w:w="65" w:type="dxa"/>
               <w:left w:w="90" w:type="dxa"/>
               <w:right w:w="90" w:type="dxa"/>
             </w:tcMar>
@@ -768,6 +783,7 @@
             </w:pPr>
             <w:r>
               <w:rPr>
+                <w:color w:val="000000"/>
                 <w:sz w:val="18"/>
               </w:rPr>
               <w:t>S04</w:t>
@@ -778,16 +794,16 @@
           <w:tcPr>
             <w:tcW w:type="dxa" w:w="1584"/>
             <w:vAlign w:val="center"/>
-            <w:shd w:fill="F2F5F6"/>
             <w:tcBorders>
               <w:top w:val="single" w:sz="4" w:color="D9D9D9"/>
               <w:left w:val="single" w:sz="4" w:color="D9D9D9"/>
               <w:bottom w:val="single" w:sz="4" w:color="D9D9D9"/>
               <w:right w:val="single" w:sz="4" w:color="D9D9D9"/>
             </w:tcBorders>
+            <w:shd w:fill="F2F5F6"/>
             <w:tcMar>
-              <w:top w:w="70" w:type="dxa"/>
-              <w:bottom w:w="70" w:type="dxa"/>
+              <w:top w:w="65" w:type="dxa"/>
+              <w:bottom w:w="65" w:type="dxa"/>
               <w:left w:w="90" w:type="dxa"/>
               <w:right w:w="90" w:type="dxa"/>
             </w:tcMar>
@@ -798,6 +814,7 @@
             </w:pPr>
             <w:r>
               <w:rPr>
+                <w:color w:val="000000"/>
                 <w:sz w:val="18"/>
               </w:rPr>
             </w:r>
@@ -807,16 +824,16 @@
           <w:tcPr>
             <w:tcW w:type="dxa" w:w="2016"/>
             <w:vAlign w:val="center"/>
-            <w:shd w:fill="F2F5F6"/>
             <w:tcBorders>
               <w:top w:val="single" w:sz="4" w:color="D9D9D9"/>
               <w:left w:val="single" w:sz="4" w:color="D9D9D9"/>
               <w:bottom w:val="single" w:sz="4" w:color="D9D9D9"/>
               <w:right w:val="single" w:sz="4" w:color="D9D9D9"/>
             </w:tcBorders>
+            <w:shd w:fill="F2F5F6"/>
             <w:tcMar>
-              <w:top w:w="70" w:type="dxa"/>
-              <w:bottom w:w="70" w:type="dxa"/>
+              <w:top w:w="65" w:type="dxa"/>
+              <w:bottom w:w="65" w:type="dxa"/>
               <w:left w:w="90" w:type="dxa"/>
               <w:right w:w="90" w:type="dxa"/>
             </w:tcMar>
@@ -827,6 +844,7 @@
             </w:pPr>
             <w:r>
               <w:rPr>
+                <w:color w:val="000000"/>
                 <w:sz w:val="18"/>
               </w:rPr>
             </w:r>
@@ -836,16 +854,16 @@
           <w:tcPr>
             <w:tcW w:type="dxa" w:w="2088"/>
             <w:vAlign w:val="center"/>
-            <w:shd w:fill="F2F5F6"/>
             <w:tcBorders>
               <w:top w:val="single" w:sz="4" w:color="D9D9D9"/>
               <w:left w:val="single" w:sz="4" w:color="D9D9D9"/>
               <w:bottom w:val="single" w:sz="4" w:color="D9D9D9"/>
               <w:right w:val="single" w:sz="4" w:color="D9D9D9"/>
             </w:tcBorders>
+            <w:shd w:fill="F2F5F6"/>
             <w:tcMar>
-              <w:top w:w="70" w:type="dxa"/>
-              <w:bottom w:w="70" w:type="dxa"/>
+              <w:top w:w="65" w:type="dxa"/>
+              <w:bottom w:w="65" w:type="dxa"/>
               <w:left w:w="90" w:type="dxa"/>
               <w:right w:w="90" w:type="dxa"/>
             </w:tcMar>
@@ -856,6 +874,7 @@
             </w:pPr>
             <w:r>
               <w:rPr>
+                <w:color w:val="000000"/>
                 <w:sz w:val="18"/>
               </w:rPr>
             </w:r>
@@ -865,16 +884,16 @@
           <w:tcPr>
             <w:tcW w:type="dxa" w:w="3053"/>
             <w:vAlign w:val="center"/>
-            <w:shd w:fill="F2F5F6"/>
             <w:tcBorders>
               <w:top w:val="single" w:sz="4" w:color="D9D9D9"/>
               <w:left w:val="single" w:sz="4" w:color="D9D9D9"/>
               <w:bottom w:val="single" w:sz="4" w:color="D9D9D9"/>
               <w:right w:val="single" w:sz="4" w:color="D9D9D9"/>
             </w:tcBorders>
+            <w:shd w:fill="F2F5F6"/>
             <w:tcMar>
-              <w:top w:w="70" w:type="dxa"/>
-              <w:bottom w:w="70" w:type="dxa"/>
+              <w:top w:w="65" w:type="dxa"/>
+              <w:bottom w:w="65" w:type="dxa"/>
               <w:left w:w="90" w:type="dxa"/>
               <w:right w:w="90" w:type="dxa"/>
             </w:tcMar>
@@ -885,6 +904,7 @@
             </w:pPr>
             <w:r>
               <w:rPr>
+                <w:color w:val="000000"/>
                 <w:sz w:val="18"/>
               </w:rPr>
             </w:r>
@@ -900,16 +920,16 @@
           <w:tcPr>
             <w:tcW w:type="dxa" w:w="1440"/>
             <w:vAlign w:val="center"/>
-            <w:shd w:fill="FFFFFF"/>
             <w:tcBorders>
               <w:top w:val="single" w:sz="4" w:color="D9D9D9"/>
               <w:left w:val="single" w:sz="4" w:color="D9D9D9"/>
               <w:bottom w:val="single" w:sz="4" w:color="D9D9D9"/>
               <w:right w:val="single" w:sz="4" w:color="D9D9D9"/>
             </w:tcBorders>
+            <w:shd w:fill="FFFFFF"/>
             <w:tcMar>
-              <w:top w:w="70" w:type="dxa"/>
-              <w:bottom w:w="70" w:type="dxa"/>
+              <w:top w:w="65" w:type="dxa"/>
+              <w:bottom w:w="65" w:type="dxa"/>
               <w:left w:w="90" w:type="dxa"/>
               <w:right w:w="90" w:type="dxa"/>
             </w:tcMar>
@@ -920,6 +940,7 @@
             </w:pPr>
             <w:r>
               <w:rPr>
+                <w:color w:val="000000"/>
                 <w:sz w:val="18"/>
               </w:rPr>
               <w:t>S05</w:t>
@@ -930,16 +951,16 @@
           <w:tcPr>
             <w:tcW w:type="dxa" w:w="1584"/>
             <w:vAlign w:val="center"/>
-            <w:shd w:fill="FFFFFF"/>
             <w:tcBorders>
               <w:top w:val="single" w:sz="4" w:color="D9D9D9"/>
               <w:left w:val="single" w:sz="4" w:color="D9D9D9"/>
               <w:bottom w:val="single" w:sz="4" w:color="D9D9D9"/>
               <w:right w:val="single" w:sz="4" w:color="D9D9D9"/>
             </w:tcBorders>
+            <w:shd w:fill="FFFFFF"/>
             <w:tcMar>
-              <w:top w:w="70" w:type="dxa"/>
-              <w:bottom w:w="70" w:type="dxa"/>
+              <w:top w:w="65" w:type="dxa"/>
+              <w:bottom w:w="65" w:type="dxa"/>
               <w:left w:w="90" w:type="dxa"/>
               <w:right w:w="90" w:type="dxa"/>
             </w:tcMar>
@@ -950,6 +971,7 @@
             </w:pPr>
             <w:r>
               <w:rPr>
+                <w:color w:val="000000"/>
                 <w:sz w:val="18"/>
               </w:rPr>
             </w:r>
@@ -959,16 +981,16 @@
           <w:tcPr>
             <w:tcW w:type="dxa" w:w="2016"/>
             <w:vAlign w:val="center"/>
-            <w:shd w:fill="FFFFFF"/>
             <w:tcBorders>
               <w:top w:val="single" w:sz="4" w:color="D9D9D9"/>
               <w:left w:val="single" w:sz="4" w:color="D9D9D9"/>
               <w:bottom w:val="single" w:sz="4" w:color="D9D9D9"/>
               <w:right w:val="single" w:sz="4" w:color="D9D9D9"/>
             </w:tcBorders>
+            <w:shd w:fill="FFFFFF"/>
             <w:tcMar>
-              <w:top w:w="70" w:type="dxa"/>
-              <w:bottom w:w="70" w:type="dxa"/>
+              <w:top w:w="65" w:type="dxa"/>
+              <w:bottom w:w="65" w:type="dxa"/>
               <w:left w:w="90" w:type="dxa"/>
               <w:right w:w="90" w:type="dxa"/>
             </w:tcMar>
@@ -979,6 +1001,7 @@
             </w:pPr>
             <w:r>
               <w:rPr>
+                <w:color w:val="000000"/>
                 <w:sz w:val="18"/>
               </w:rPr>
             </w:r>
@@ -988,16 +1011,16 @@
           <w:tcPr>
             <w:tcW w:type="dxa" w:w="2088"/>
             <w:vAlign w:val="center"/>
-            <w:shd w:fill="FFFFFF"/>
             <w:tcBorders>
               <w:top w:val="single" w:sz="4" w:color="D9D9D9"/>
               <w:left w:val="single" w:sz="4" w:color="D9D9D9"/>
               <w:bottom w:val="single" w:sz="4" w:color="D9D9D9"/>
               <w:right w:val="single" w:sz="4" w:color="D9D9D9"/>
             </w:tcBorders>
+            <w:shd w:fill="FFFFFF"/>
             <w:tcMar>
-              <w:top w:w="70" w:type="dxa"/>
-              <w:bottom w:w="70" w:type="dxa"/>
+              <w:top w:w="65" w:type="dxa"/>
+              <w:bottom w:w="65" w:type="dxa"/>
               <w:left w:w="90" w:type="dxa"/>
               <w:right w:w="90" w:type="dxa"/>
             </w:tcMar>
@@ -1008,6 +1031,7 @@
             </w:pPr>
             <w:r>
               <w:rPr>
+                <w:color w:val="000000"/>
                 <w:sz w:val="18"/>
               </w:rPr>
             </w:r>
@@ -1017,16 +1041,16 @@
           <w:tcPr>
             <w:tcW w:type="dxa" w:w="3053"/>
             <w:vAlign w:val="center"/>
-            <w:shd w:fill="FFFFFF"/>
             <w:tcBorders>
               <w:top w:val="single" w:sz="4" w:color="D9D9D9"/>
               <w:left w:val="single" w:sz="4" w:color="D9D9D9"/>
               <w:bottom w:val="single" w:sz="4" w:color="D9D9D9"/>
               <w:right w:val="single" w:sz="4" w:color="D9D9D9"/>
             </w:tcBorders>
+            <w:shd w:fill="FFFFFF"/>
             <w:tcMar>
-              <w:top w:w="70" w:type="dxa"/>
-              <w:bottom w:w="70" w:type="dxa"/>
+              <w:top w:w="65" w:type="dxa"/>
+              <w:bottom w:w="65" w:type="dxa"/>
               <w:left w:w="90" w:type="dxa"/>
               <w:right w:w="90" w:type="dxa"/>
             </w:tcMar>
@@ -1037,6 +1061,7 @@
             </w:pPr>
             <w:r>
               <w:rPr>
+                <w:color w:val="000000"/>
                 <w:sz w:val="18"/>
               </w:rPr>
             </w:r>
@@ -1052,16 +1077,16 @@
           <w:tcPr>
             <w:tcW w:type="dxa" w:w="1440"/>
             <w:vAlign w:val="center"/>
-            <w:shd w:fill="F2F5F6"/>
             <w:tcBorders>
               <w:top w:val="single" w:sz="4" w:color="D9D9D9"/>
               <w:left w:val="single" w:sz="4" w:color="D9D9D9"/>
               <w:bottom w:val="single" w:sz="4" w:color="D9D9D9"/>
               <w:right w:val="single" w:sz="4" w:color="D9D9D9"/>
             </w:tcBorders>
+            <w:shd w:fill="F2F5F6"/>
             <w:tcMar>
-              <w:top w:w="70" w:type="dxa"/>
-              <w:bottom w:w="70" w:type="dxa"/>
+              <w:top w:w="65" w:type="dxa"/>
+              <w:bottom w:w="65" w:type="dxa"/>
               <w:left w:w="90" w:type="dxa"/>
               <w:right w:w="90" w:type="dxa"/>
             </w:tcMar>
@@ -1072,6 +1097,7 @@
             </w:pPr>
             <w:r>
               <w:rPr>
+                <w:color w:val="000000"/>
                 <w:sz w:val="18"/>
               </w:rPr>
               <w:t>S06</w:t>
@@ -1082,16 +1108,16 @@
           <w:tcPr>
             <w:tcW w:type="dxa" w:w="1584"/>
             <w:vAlign w:val="center"/>
-            <w:shd w:fill="F2F5F6"/>
             <w:tcBorders>
               <w:top w:val="single" w:sz="4" w:color="D9D9D9"/>
               <w:left w:val="single" w:sz="4" w:color="D9D9D9"/>
               <w:bottom w:val="single" w:sz="4" w:color="D9D9D9"/>
               <w:right w:val="single" w:sz="4" w:color="D9D9D9"/>
             </w:tcBorders>
+            <w:shd w:fill="F2F5F6"/>
             <w:tcMar>
-              <w:top w:w="70" w:type="dxa"/>
-              <w:bottom w:w="70" w:type="dxa"/>
+              <w:top w:w="65" w:type="dxa"/>
+              <w:bottom w:w="65" w:type="dxa"/>
               <w:left w:w="90" w:type="dxa"/>
               <w:right w:w="90" w:type="dxa"/>
             </w:tcMar>
@@ -1102,6 +1128,7 @@
             </w:pPr>
             <w:r>
               <w:rPr>
+                <w:color w:val="000000"/>
                 <w:sz w:val="18"/>
               </w:rPr>
             </w:r>
@@ -1111,16 +1138,16 @@
           <w:tcPr>
             <w:tcW w:type="dxa" w:w="2016"/>
             <w:vAlign w:val="center"/>
-            <w:shd w:fill="F2F5F6"/>
             <w:tcBorders>
               <w:top w:val="single" w:sz="4" w:color="D9D9D9"/>
               <w:left w:val="single" w:sz="4" w:color="D9D9D9"/>
               <w:bottom w:val="single" w:sz="4" w:color="D9D9D9"/>
               <w:right w:val="single" w:sz="4" w:color="D9D9D9"/>
             </w:tcBorders>
+            <w:shd w:fill="F2F5F6"/>
             <w:tcMar>
-              <w:top w:w="70" w:type="dxa"/>
-              <w:bottom w:w="70" w:type="dxa"/>
+              <w:top w:w="65" w:type="dxa"/>
+              <w:bottom w:w="65" w:type="dxa"/>
               <w:left w:w="90" w:type="dxa"/>
               <w:right w:w="90" w:type="dxa"/>
             </w:tcMar>
@@ -1131,6 +1158,7 @@
             </w:pPr>
             <w:r>
               <w:rPr>
+                <w:color w:val="000000"/>
                 <w:sz w:val="18"/>
               </w:rPr>
             </w:r>
@@ -1140,16 +1168,16 @@
           <w:tcPr>
             <w:tcW w:type="dxa" w:w="2088"/>
             <w:vAlign w:val="center"/>
-            <w:shd w:fill="F2F5F6"/>
             <w:tcBorders>
               <w:top w:val="single" w:sz="4" w:color="D9D9D9"/>
               <w:left w:val="single" w:sz="4" w:color="D9D9D9"/>
               <w:bottom w:val="single" w:sz="4" w:color="D9D9D9"/>
               <w:right w:val="single" w:sz="4" w:color="D9D9D9"/>
             </w:tcBorders>
+            <w:shd w:fill="F2F5F6"/>
             <w:tcMar>
-              <w:top w:w="70" w:type="dxa"/>
-              <w:bottom w:w="70" w:type="dxa"/>
+              <w:top w:w="65" w:type="dxa"/>
+              <w:bottom w:w="65" w:type="dxa"/>
               <w:left w:w="90" w:type="dxa"/>
               <w:right w:w="90" w:type="dxa"/>
             </w:tcMar>
@@ -1160,6 +1188,7 @@
             </w:pPr>
             <w:r>
               <w:rPr>
+                <w:color w:val="000000"/>
                 <w:sz w:val="18"/>
               </w:rPr>
             </w:r>
@@ -1169,16 +1198,16 @@
           <w:tcPr>
             <w:tcW w:type="dxa" w:w="3053"/>
             <w:vAlign w:val="center"/>
-            <w:shd w:fill="F2F5F6"/>
             <w:tcBorders>
               <w:top w:val="single" w:sz="4" w:color="D9D9D9"/>
               <w:left w:val="single" w:sz="4" w:color="D9D9D9"/>
               <w:bottom w:val="single" w:sz="4" w:color="D9D9D9"/>
               <w:right w:val="single" w:sz="4" w:color="D9D9D9"/>
             </w:tcBorders>
+            <w:shd w:fill="F2F5F6"/>
             <w:tcMar>
-              <w:top w:w="70" w:type="dxa"/>
-              <w:bottom w:w="70" w:type="dxa"/>
+              <w:top w:w="65" w:type="dxa"/>
+              <w:bottom w:w="65" w:type="dxa"/>
               <w:left w:w="90" w:type="dxa"/>
               <w:right w:w="90" w:type="dxa"/>
             </w:tcMar>
@@ -1189,6 +1218,7 @@
             </w:pPr>
             <w:r>
               <w:rPr>
+                <w:color w:val="000000"/>
                 <w:sz w:val="18"/>
               </w:rPr>
             </w:r>
@@ -1204,16 +1234,16 @@
           <w:tcPr>
             <w:tcW w:type="dxa" w:w="1440"/>
             <w:vAlign w:val="center"/>
-            <w:shd w:fill="FFFFFF"/>
             <w:tcBorders>
               <w:top w:val="single" w:sz="4" w:color="D9D9D9"/>
               <w:left w:val="single" w:sz="4" w:color="D9D9D9"/>
               <w:bottom w:val="single" w:sz="4" w:color="D9D9D9"/>
               <w:right w:val="single" w:sz="4" w:color="D9D9D9"/>
             </w:tcBorders>
+            <w:shd w:fill="FFFFFF"/>
             <w:tcMar>
-              <w:top w:w="70" w:type="dxa"/>
-              <w:bottom w:w="70" w:type="dxa"/>
+              <w:top w:w="65" w:type="dxa"/>
+              <w:bottom w:w="65" w:type="dxa"/>
               <w:left w:w="90" w:type="dxa"/>
               <w:right w:w="90" w:type="dxa"/>
             </w:tcMar>
@@ -1224,6 +1254,7 @@
             </w:pPr>
             <w:r>
               <w:rPr>
+                <w:color w:val="000000"/>
                 <w:sz w:val="18"/>
               </w:rPr>
               <w:t>S07</w:t>
@@ -1234,16 +1265,16 @@
           <w:tcPr>
             <w:tcW w:type="dxa" w:w="1584"/>
             <w:vAlign w:val="center"/>
-            <w:shd w:fill="FFFFFF"/>
             <w:tcBorders>
               <w:top w:val="single" w:sz="4" w:color="D9D9D9"/>
               <w:left w:val="single" w:sz="4" w:color="D9D9D9"/>
               <w:bottom w:val="single" w:sz="4" w:color="D9D9D9"/>
               <w:right w:val="single" w:sz="4" w:color="D9D9D9"/>
             </w:tcBorders>
+            <w:shd w:fill="FFFFFF"/>
             <w:tcMar>
-              <w:top w:w="70" w:type="dxa"/>
-              <w:bottom w:w="70" w:type="dxa"/>
+              <w:top w:w="65" w:type="dxa"/>
+              <w:bottom w:w="65" w:type="dxa"/>
               <w:left w:w="90" w:type="dxa"/>
               <w:right w:w="90" w:type="dxa"/>
             </w:tcMar>
@@ -1254,6 +1285,7 @@
             </w:pPr>
             <w:r>
               <w:rPr>
+                <w:color w:val="000000"/>
                 <w:sz w:val="18"/>
               </w:rPr>
             </w:r>
@@ -1263,16 +1295,16 @@
           <w:tcPr>
             <w:tcW w:type="dxa" w:w="2016"/>
             <w:vAlign w:val="center"/>
-            <w:shd w:fill="FFFFFF"/>
             <w:tcBorders>
               <w:top w:val="single" w:sz="4" w:color="D9D9D9"/>
               <w:left w:val="single" w:sz="4" w:color="D9D9D9"/>
               <w:bottom w:val="single" w:sz="4" w:color="D9D9D9"/>
               <w:right w:val="single" w:sz="4" w:color="D9D9D9"/>
             </w:tcBorders>
+            <w:shd w:fill="FFFFFF"/>
             <w:tcMar>
-              <w:top w:w="70" w:type="dxa"/>
-              <w:bottom w:w="70" w:type="dxa"/>
+              <w:top w:w="65" w:type="dxa"/>
+              <w:bottom w:w="65" w:type="dxa"/>
               <w:left w:w="90" w:type="dxa"/>
               <w:right w:w="90" w:type="dxa"/>
             </w:tcMar>
@@ -1283,6 +1315,7 @@
             </w:pPr>
             <w:r>
               <w:rPr>
+                <w:color w:val="000000"/>
                 <w:sz w:val="18"/>
               </w:rPr>
             </w:r>
@@ -1292,16 +1325,16 @@
           <w:tcPr>
             <w:tcW w:type="dxa" w:w="2088"/>
             <w:vAlign w:val="center"/>
-            <w:shd w:fill="FFFFFF"/>
             <w:tcBorders>
               <w:top w:val="single" w:sz="4" w:color="D9D9D9"/>
               <w:left w:val="single" w:sz="4" w:color="D9D9D9"/>
               <w:bottom w:val="single" w:sz="4" w:color="D9D9D9"/>
               <w:right w:val="single" w:sz="4" w:color="D9D9D9"/>
             </w:tcBorders>
+            <w:shd w:fill="FFFFFF"/>
             <w:tcMar>
-              <w:top w:w="70" w:type="dxa"/>
-              <w:bottom w:w="70" w:type="dxa"/>
+              <w:top w:w="65" w:type="dxa"/>
+              <w:bottom w:w="65" w:type="dxa"/>
               <w:left w:w="90" w:type="dxa"/>
               <w:right w:w="90" w:type="dxa"/>
             </w:tcMar>
@@ -1312,6 +1345,7 @@
             </w:pPr>
             <w:r>
               <w:rPr>
+                <w:color w:val="000000"/>
                 <w:sz w:val="18"/>
               </w:rPr>
             </w:r>
@@ -1321,16 +1355,16 @@
           <w:tcPr>
             <w:tcW w:type="dxa" w:w="3053"/>
             <w:vAlign w:val="center"/>
-            <w:shd w:fill="FFFFFF"/>
             <w:tcBorders>
               <w:top w:val="single" w:sz="4" w:color="D9D9D9"/>
               <w:left w:val="single" w:sz="4" w:color="D9D9D9"/>
               <w:bottom w:val="single" w:sz="4" w:color="D9D9D9"/>
               <w:right w:val="single" w:sz="4" w:color="D9D9D9"/>
             </w:tcBorders>
+            <w:shd w:fill="FFFFFF"/>
             <w:tcMar>
-              <w:top w:w="70" w:type="dxa"/>
-              <w:bottom w:w="70" w:type="dxa"/>
+              <w:top w:w="65" w:type="dxa"/>
+              <w:bottom w:w="65" w:type="dxa"/>
               <w:left w:w="90" w:type="dxa"/>
               <w:right w:w="90" w:type="dxa"/>
             </w:tcMar>
@@ -1341,6 +1375,7 @@
             </w:pPr>
             <w:r>
               <w:rPr>
+                <w:color w:val="000000"/>
                 <w:sz w:val="18"/>
               </w:rPr>
             </w:r>
@@ -1356,16 +1391,16 @@
           <w:tcPr>
             <w:tcW w:type="dxa" w:w="1440"/>
             <w:vAlign w:val="center"/>
-            <w:shd w:fill="F2F5F6"/>
             <w:tcBorders>
               <w:top w:val="single" w:sz="4" w:color="D9D9D9"/>
               <w:left w:val="single" w:sz="4" w:color="D9D9D9"/>
               <w:bottom w:val="single" w:sz="4" w:color="D9D9D9"/>
               <w:right w:val="single" w:sz="4" w:color="D9D9D9"/>
             </w:tcBorders>
+            <w:shd w:fill="F2F5F6"/>
             <w:tcMar>
-              <w:top w:w="70" w:type="dxa"/>
-              <w:bottom w:w="70" w:type="dxa"/>
+              <w:top w:w="65" w:type="dxa"/>
+              <w:bottom w:w="65" w:type="dxa"/>
               <w:left w:w="90" w:type="dxa"/>
               <w:right w:w="90" w:type="dxa"/>
             </w:tcMar>
@@ -1376,6 +1411,7 @@
             </w:pPr>
             <w:r>
               <w:rPr>
+                <w:color w:val="000000"/>
                 <w:sz w:val="18"/>
               </w:rPr>
               <w:t>S08</w:t>
@@ -1386,16 +1422,16 @@
           <w:tcPr>
             <w:tcW w:type="dxa" w:w="1584"/>
             <w:vAlign w:val="center"/>
-            <w:shd w:fill="F2F5F6"/>
             <w:tcBorders>
               <w:top w:val="single" w:sz="4" w:color="D9D9D9"/>
               <w:left w:val="single" w:sz="4" w:color="D9D9D9"/>
               <w:bottom w:val="single" w:sz="4" w:color="D9D9D9"/>
               <w:right w:val="single" w:sz="4" w:color="D9D9D9"/>
             </w:tcBorders>
+            <w:shd w:fill="F2F5F6"/>
             <w:tcMar>
-              <w:top w:w="70" w:type="dxa"/>
-              <w:bottom w:w="70" w:type="dxa"/>
+              <w:top w:w="65" w:type="dxa"/>
+              <w:bottom w:w="65" w:type="dxa"/>
               <w:left w:w="90" w:type="dxa"/>
               <w:right w:w="90" w:type="dxa"/>
             </w:tcMar>
@@ -1406,6 +1442,7 @@
             </w:pPr>
             <w:r>
               <w:rPr>
+                <w:color w:val="000000"/>
                 <w:sz w:val="18"/>
               </w:rPr>
             </w:r>
@@ -1415,16 +1452,16 @@
           <w:tcPr>
             <w:tcW w:type="dxa" w:w="2016"/>
             <w:vAlign w:val="center"/>
-            <w:shd w:fill="F2F5F6"/>
             <w:tcBorders>
               <w:top w:val="single" w:sz="4" w:color="D9D9D9"/>
               <w:left w:val="single" w:sz="4" w:color="D9D9D9"/>
               <w:bottom w:val="single" w:sz="4" w:color="D9D9D9"/>
               <w:right w:val="single" w:sz="4" w:color="D9D9D9"/>
             </w:tcBorders>
+            <w:shd w:fill="F2F5F6"/>
             <w:tcMar>
-              <w:top w:w="70" w:type="dxa"/>
-              <w:bottom w:w="70" w:type="dxa"/>
+              <w:top w:w="65" w:type="dxa"/>
+              <w:bottom w:w="65" w:type="dxa"/>
               <w:left w:w="90" w:type="dxa"/>
               <w:right w:w="90" w:type="dxa"/>
             </w:tcMar>
@@ -1435,6 +1472,7 @@
             </w:pPr>
             <w:r>
               <w:rPr>
+                <w:color w:val="000000"/>
                 <w:sz w:val="18"/>
               </w:rPr>
             </w:r>
@@ -1444,16 +1482,16 @@
           <w:tcPr>
             <w:tcW w:type="dxa" w:w="2088"/>
             <w:vAlign w:val="center"/>
-            <w:shd w:fill="F2F5F6"/>
             <w:tcBorders>
               <w:top w:val="single" w:sz="4" w:color="D9D9D9"/>
               <w:left w:val="single" w:sz="4" w:color="D9D9D9"/>
               <w:bottom w:val="single" w:sz="4" w:color="D9D9D9"/>
               <w:right w:val="single" w:sz="4" w:color="D9D9D9"/>
             </w:tcBorders>
+            <w:shd w:fill="F2F5F6"/>
             <w:tcMar>
-              <w:top w:w="70" w:type="dxa"/>
-              <w:bottom w:w="70" w:type="dxa"/>
+              <w:top w:w="65" w:type="dxa"/>
+              <w:bottom w:w="65" w:type="dxa"/>
               <w:left w:w="90" w:type="dxa"/>
               <w:right w:w="90" w:type="dxa"/>
             </w:tcMar>
@@ -1464,6 +1502,7 @@
             </w:pPr>
             <w:r>
               <w:rPr>
+                <w:color w:val="000000"/>
                 <w:sz w:val="18"/>
               </w:rPr>
             </w:r>
@@ -1473,16 +1512,16 @@
           <w:tcPr>
             <w:tcW w:type="dxa" w:w="3053"/>
             <w:vAlign w:val="center"/>
-            <w:shd w:fill="F2F5F6"/>
             <w:tcBorders>
               <w:top w:val="single" w:sz="4" w:color="D9D9D9"/>
               <w:left w:val="single" w:sz="4" w:color="D9D9D9"/>
               <w:bottom w:val="single" w:sz="4" w:color="D9D9D9"/>
               <w:right w:val="single" w:sz="4" w:color="D9D9D9"/>
             </w:tcBorders>
+            <w:shd w:fill="F2F5F6"/>
             <w:tcMar>
-              <w:top w:w="70" w:type="dxa"/>
-              <w:bottom w:w="70" w:type="dxa"/>
+              <w:top w:w="65" w:type="dxa"/>
+              <w:bottom w:w="65" w:type="dxa"/>
               <w:left w:w="90" w:type="dxa"/>
               <w:right w:w="90" w:type="dxa"/>
             </w:tcMar>
@@ -1493,9 +1532,518 @@
             </w:pPr>
             <w:r>
               <w:rPr>
+                <w:color w:val="000000"/>
                 <w:sz w:val="18"/>
               </w:rPr>
             </w:r>
+          </w:p>
+        </w:tc>
+      </w:tr>
+      <w:tr>
+        <w:trPr>
+          <w:cantSplit/>
+        </w:trPr>
+        <w:tc>
+          <w:tcPr>
+            <w:tcW w:type="dxa" w:w="1440"/>
+            <w:tcBorders>
+              <w:top w:val="single" w:sz="4" w:color="D9D9D9"/>
+              <w:left w:val="single" w:sz="4" w:color="D9D9D9"/>
+              <w:bottom w:val="single" w:sz="4" w:color="D9D9D9"/>
+              <w:right w:val="single" w:sz="4" w:color="D9D9D9"/>
+            </w:tcBorders>
+            <w:shd w:fill="FFFFFF"/>
+            <w:tcMar>
+              <w:top w:w="65" w:type="dxa"/>
+              <w:bottom w:w="65" w:type="dxa"/>
+              <w:left w:w="90" w:type="dxa"/>
+              <w:right w:w="90" w:type="dxa"/>
+            </w:tcMar>
+          </w:tcPr>
+          <w:p>
+            <w:pPr>
+              <w:spacing w:after="20" w:line="240" w:lineRule="auto"/>
+            </w:pPr>
+            <w:r>
+              <w:rPr>
+                <w:color w:val="000000"/>
+                <w:sz w:val="18"/>
+              </w:rPr>
+              <w:t>S09</w:t>
+            </w:r>
+          </w:p>
+        </w:tc>
+        <w:tc>
+          <w:tcPr>
+            <w:tcW w:type="dxa" w:w="1584"/>
+            <w:tcBorders>
+              <w:top w:val="single" w:sz="4" w:color="D9D9D9"/>
+              <w:left w:val="single" w:sz="4" w:color="D9D9D9"/>
+              <w:bottom w:val="single" w:sz="4" w:color="D9D9D9"/>
+              <w:right w:val="single" w:sz="4" w:color="D9D9D9"/>
+            </w:tcBorders>
+            <w:shd w:fill="FFFFFF"/>
+            <w:tcMar>
+              <w:top w:w="65" w:type="dxa"/>
+              <w:bottom w:w="65" w:type="dxa"/>
+              <w:left w:w="90" w:type="dxa"/>
+              <w:right w:w="90" w:type="dxa"/>
+            </w:tcMar>
+          </w:tcPr>
+          <w:p>
+            <w:pPr>
+              <w:spacing w:after="20" w:line="240" w:lineRule="auto"/>
+            </w:pPr>
+          </w:p>
+        </w:tc>
+        <w:tc>
+          <w:tcPr>
+            <w:tcW w:type="dxa" w:w="2016"/>
+            <w:tcBorders>
+              <w:top w:val="single" w:sz="4" w:color="D9D9D9"/>
+              <w:left w:val="single" w:sz="4" w:color="D9D9D9"/>
+              <w:bottom w:val="single" w:sz="4" w:color="D9D9D9"/>
+              <w:right w:val="single" w:sz="4" w:color="D9D9D9"/>
+            </w:tcBorders>
+            <w:shd w:fill="FFFFFF"/>
+            <w:tcMar>
+              <w:top w:w="65" w:type="dxa"/>
+              <w:bottom w:w="65" w:type="dxa"/>
+              <w:left w:w="90" w:type="dxa"/>
+              <w:right w:w="90" w:type="dxa"/>
+            </w:tcMar>
+          </w:tcPr>
+          <w:p>
+            <w:pPr>
+              <w:spacing w:after="20" w:line="240" w:lineRule="auto"/>
+            </w:pPr>
+          </w:p>
+        </w:tc>
+        <w:tc>
+          <w:tcPr>
+            <w:tcW w:type="dxa" w:w="2088"/>
+            <w:tcBorders>
+              <w:top w:val="single" w:sz="4" w:color="D9D9D9"/>
+              <w:left w:val="single" w:sz="4" w:color="D9D9D9"/>
+              <w:bottom w:val="single" w:sz="4" w:color="D9D9D9"/>
+              <w:right w:val="single" w:sz="4" w:color="D9D9D9"/>
+            </w:tcBorders>
+            <w:shd w:fill="FFFFFF"/>
+            <w:tcMar>
+              <w:top w:w="65" w:type="dxa"/>
+              <w:bottom w:w="65" w:type="dxa"/>
+              <w:left w:w="90" w:type="dxa"/>
+              <w:right w:w="90" w:type="dxa"/>
+            </w:tcMar>
+          </w:tcPr>
+          <w:p>
+            <w:pPr>
+              <w:spacing w:after="20" w:line="240" w:lineRule="auto"/>
+            </w:pPr>
+          </w:p>
+        </w:tc>
+        <w:tc>
+          <w:tcPr>
+            <w:tcW w:type="dxa" w:w="3053"/>
+            <w:tcBorders>
+              <w:top w:val="single" w:sz="4" w:color="D9D9D9"/>
+              <w:left w:val="single" w:sz="4" w:color="D9D9D9"/>
+              <w:bottom w:val="single" w:sz="4" w:color="D9D9D9"/>
+              <w:right w:val="single" w:sz="4" w:color="D9D9D9"/>
+            </w:tcBorders>
+            <w:shd w:fill="FFFFFF"/>
+            <w:tcMar>
+              <w:top w:w="65" w:type="dxa"/>
+              <w:bottom w:w="65" w:type="dxa"/>
+              <w:left w:w="90" w:type="dxa"/>
+              <w:right w:w="90" w:type="dxa"/>
+            </w:tcMar>
+          </w:tcPr>
+          <w:p>
+            <w:pPr>
+              <w:spacing w:after="20" w:line="240" w:lineRule="auto"/>
+            </w:pPr>
+          </w:p>
+        </w:tc>
+      </w:tr>
+      <w:tr>
+        <w:trPr>
+          <w:cantSplit/>
+        </w:trPr>
+        <w:tc>
+          <w:tcPr>
+            <w:tcW w:type="dxa" w:w="1440"/>
+            <w:tcBorders>
+              <w:top w:val="single" w:sz="4" w:color="D9D9D9"/>
+              <w:left w:val="single" w:sz="4" w:color="D9D9D9"/>
+              <w:bottom w:val="single" w:sz="4" w:color="D9D9D9"/>
+              <w:right w:val="single" w:sz="4" w:color="D9D9D9"/>
+            </w:tcBorders>
+            <w:shd w:fill="F2F5F6"/>
+            <w:tcMar>
+              <w:top w:w="65" w:type="dxa"/>
+              <w:bottom w:w="65" w:type="dxa"/>
+              <w:left w:w="90" w:type="dxa"/>
+              <w:right w:w="90" w:type="dxa"/>
+            </w:tcMar>
+          </w:tcPr>
+          <w:p>
+            <w:pPr>
+              <w:spacing w:after="20" w:line="240" w:lineRule="auto"/>
+            </w:pPr>
+            <w:r>
+              <w:rPr>
+                <w:color w:val="000000"/>
+                <w:sz w:val="18"/>
+              </w:rPr>
+              <w:t>S10</w:t>
+            </w:r>
+          </w:p>
+        </w:tc>
+        <w:tc>
+          <w:tcPr>
+            <w:tcW w:type="dxa" w:w="1584"/>
+            <w:tcBorders>
+              <w:top w:val="single" w:sz="4" w:color="D9D9D9"/>
+              <w:left w:val="single" w:sz="4" w:color="D9D9D9"/>
+              <w:bottom w:val="single" w:sz="4" w:color="D9D9D9"/>
+              <w:right w:val="single" w:sz="4" w:color="D9D9D9"/>
+            </w:tcBorders>
+            <w:shd w:fill="F2F5F6"/>
+            <w:tcMar>
+              <w:top w:w="65" w:type="dxa"/>
+              <w:bottom w:w="65" w:type="dxa"/>
+              <w:left w:w="90" w:type="dxa"/>
+              <w:right w:w="90" w:type="dxa"/>
+            </w:tcMar>
+          </w:tcPr>
+          <w:p>
+            <w:pPr>
+              <w:spacing w:after="20" w:line="240" w:lineRule="auto"/>
+            </w:pPr>
+          </w:p>
+        </w:tc>
+        <w:tc>
+          <w:tcPr>
+            <w:tcW w:type="dxa" w:w="2016"/>
+            <w:tcBorders>
+              <w:top w:val="single" w:sz="4" w:color="D9D9D9"/>
+              <w:left w:val="single" w:sz="4" w:color="D9D9D9"/>
+              <w:bottom w:val="single" w:sz="4" w:color="D9D9D9"/>
+              <w:right w:val="single" w:sz="4" w:color="D9D9D9"/>
+            </w:tcBorders>
+            <w:shd w:fill="F2F5F6"/>
+            <w:tcMar>
+              <w:top w:w="65" w:type="dxa"/>
+              <w:bottom w:w="65" w:type="dxa"/>
+              <w:left w:w="90" w:type="dxa"/>
+              <w:right w:w="90" w:type="dxa"/>
+            </w:tcMar>
+          </w:tcPr>
+          <w:p>
+            <w:pPr>
+              <w:spacing w:after="20" w:line="240" w:lineRule="auto"/>
+            </w:pPr>
+          </w:p>
+        </w:tc>
+        <w:tc>
+          <w:tcPr>
+            <w:tcW w:type="dxa" w:w="2088"/>
+            <w:tcBorders>
+              <w:top w:val="single" w:sz="4" w:color="D9D9D9"/>
+              <w:left w:val="single" w:sz="4" w:color="D9D9D9"/>
+              <w:bottom w:val="single" w:sz="4" w:color="D9D9D9"/>
+              <w:right w:val="single" w:sz="4" w:color="D9D9D9"/>
+            </w:tcBorders>
+            <w:shd w:fill="F2F5F6"/>
+            <w:tcMar>
+              <w:top w:w="65" w:type="dxa"/>
+              <w:bottom w:w="65" w:type="dxa"/>
+              <w:left w:w="90" w:type="dxa"/>
+              <w:right w:w="90" w:type="dxa"/>
+            </w:tcMar>
+          </w:tcPr>
+          <w:p>
+            <w:pPr>
+              <w:spacing w:after="20" w:line="240" w:lineRule="auto"/>
+            </w:pPr>
+          </w:p>
+        </w:tc>
+        <w:tc>
+          <w:tcPr>
+            <w:tcW w:type="dxa" w:w="3053"/>
+            <w:tcBorders>
+              <w:top w:val="single" w:sz="4" w:color="D9D9D9"/>
+              <w:left w:val="single" w:sz="4" w:color="D9D9D9"/>
+              <w:bottom w:val="single" w:sz="4" w:color="D9D9D9"/>
+              <w:right w:val="single" w:sz="4" w:color="D9D9D9"/>
+            </w:tcBorders>
+            <w:shd w:fill="F2F5F6"/>
+            <w:tcMar>
+              <w:top w:w="65" w:type="dxa"/>
+              <w:bottom w:w="65" w:type="dxa"/>
+              <w:left w:w="90" w:type="dxa"/>
+              <w:right w:w="90" w:type="dxa"/>
+            </w:tcMar>
+          </w:tcPr>
+          <w:p>
+            <w:pPr>
+              <w:spacing w:after="20" w:line="240" w:lineRule="auto"/>
+            </w:pPr>
+          </w:p>
+        </w:tc>
+      </w:tr>
+      <w:tr>
+        <w:trPr>
+          <w:cantSplit/>
+        </w:trPr>
+        <w:tc>
+          <w:tcPr>
+            <w:tcW w:type="dxa" w:w="1440"/>
+            <w:tcBorders>
+              <w:top w:val="single" w:sz="4" w:color="D9D9D9"/>
+              <w:left w:val="single" w:sz="4" w:color="D9D9D9"/>
+              <w:bottom w:val="single" w:sz="4" w:color="D9D9D9"/>
+              <w:right w:val="single" w:sz="4" w:color="D9D9D9"/>
+            </w:tcBorders>
+            <w:shd w:fill="FFFFFF"/>
+            <w:tcMar>
+              <w:top w:w="65" w:type="dxa"/>
+              <w:bottom w:w="65" w:type="dxa"/>
+              <w:left w:w="90" w:type="dxa"/>
+              <w:right w:w="90" w:type="dxa"/>
+            </w:tcMar>
+          </w:tcPr>
+          <w:p>
+            <w:pPr>
+              <w:spacing w:after="20" w:line="240" w:lineRule="auto"/>
+            </w:pPr>
+            <w:r>
+              <w:rPr>
+                <w:color w:val="000000"/>
+                <w:sz w:val="18"/>
+              </w:rPr>
+              <w:t>S11</w:t>
+            </w:r>
+          </w:p>
+        </w:tc>
+        <w:tc>
+          <w:tcPr>
+            <w:tcW w:type="dxa" w:w="1584"/>
+            <w:tcBorders>
+              <w:top w:val="single" w:sz="4" w:color="D9D9D9"/>
+              <w:left w:val="single" w:sz="4" w:color="D9D9D9"/>
+              <w:bottom w:val="single" w:sz="4" w:color="D9D9D9"/>
+              <w:right w:val="single" w:sz="4" w:color="D9D9D9"/>
+            </w:tcBorders>
+            <w:shd w:fill="FFFFFF"/>
+            <w:tcMar>
+              <w:top w:w="65" w:type="dxa"/>
+              <w:bottom w:w="65" w:type="dxa"/>
+              <w:left w:w="90" w:type="dxa"/>
+              <w:right w:w="90" w:type="dxa"/>
+            </w:tcMar>
+          </w:tcPr>
+          <w:p>
+            <w:pPr>
+              <w:spacing w:after="20" w:line="240" w:lineRule="auto"/>
+            </w:pPr>
+          </w:p>
+        </w:tc>
+        <w:tc>
+          <w:tcPr>
+            <w:tcW w:type="dxa" w:w="2016"/>
+            <w:tcBorders>
+              <w:top w:val="single" w:sz="4" w:color="D9D9D9"/>
+              <w:left w:val="single" w:sz="4" w:color="D9D9D9"/>
+              <w:bottom w:val="single" w:sz="4" w:color="D9D9D9"/>
+              <w:right w:val="single" w:sz="4" w:color="D9D9D9"/>
+            </w:tcBorders>
+            <w:shd w:fill="FFFFFF"/>
+            <w:tcMar>
+              <w:top w:w="65" w:type="dxa"/>
+              <w:bottom w:w="65" w:type="dxa"/>
+              <w:left w:w="90" w:type="dxa"/>
+              <w:right w:w="90" w:type="dxa"/>
+            </w:tcMar>
+          </w:tcPr>
+          <w:p>
+            <w:pPr>
+              <w:spacing w:after="20" w:line="240" w:lineRule="auto"/>
+            </w:pPr>
+          </w:p>
+        </w:tc>
+        <w:tc>
+          <w:tcPr>
+            <w:tcW w:type="dxa" w:w="2088"/>
+            <w:tcBorders>
+              <w:top w:val="single" w:sz="4" w:color="D9D9D9"/>
+              <w:left w:val="single" w:sz="4" w:color="D9D9D9"/>
+              <w:bottom w:val="single" w:sz="4" w:color="D9D9D9"/>
+              <w:right w:val="single" w:sz="4" w:color="D9D9D9"/>
+            </w:tcBorders>
+            <w:shd w:fill="FFFFFF"/>
+            <w:tcMar>
+              <w:top w:w="65" w:type="dxa"/>
+              <w:bottom w:w="65" w:type="dxa"/>
+              <w:left w:w="90" w:type="dxa"/>
+              <w:right w:w="90" w:type="dxa"/>
+            </w:tcMar>
+          </w:tcPr>
+          <w:p>
+            <w:pPr>
+              <w:spacing w:after="20" w:line="240" w:lineRule="auto"/>
+            </w:pPr>
+          </w:p>
+        </w:tc>
+        <w:tc>
+          <w:tcPr>
+            <w:tcW w:type="dxa" w:w="3053"/>
+            <w:tcBorders>
+              <w:top w:val="single" w:sz="4" w:color="D9D9D9"/>
+              <w:left w:val="single" w:sz="4" w:color="D9D9D9"/>
+              <w:bottom w:val="single" w:sz="4" w:color="D9D9D9"/>
+              <w:right w:val="single" w:sz="4" w:color="D9D9D9"/>
+            </w:tcBorders>
+            <w:shd w:fill="FFFFFF"/>
+            <w:tcMar>
+              <w:top w:w="65" w:type="dxa"/>
+              <w:bottom w:w="65" w:type="dxa"/>
+              <w:left w:w="90" w:type="dxa"/>
+              <w:right w:w="90" w:type="dxa"/>
+            </w:tcMar>
+          </w:tcPr>
+          <w:p>
+            <w:pPr>
+              <w:spacing w:after="20" w:line="240" w:lineRule="auto"/>
+            </w:pPr>
+          </w:p>
+        </w:tc>
+      </w:tr>
+      <w:tr>
+        <w:trPr>
+          <w:cantSplit/>
+        </w:trPr>
+        <w:tc>
+          <w:tcPr>
+            <w:tcW w:type="dxa" w:w="1440"/>
+            <w:tcBorders>
+              <w:top w:val="single" w:sz="4" w:color="D9D9D9"/>
+              <w:left w:val="single" w:sz="4" w:color="D9D9D9"/>
+              <w:bottom w:val="single" w:sz="4" w:color="D9D9D9"/>
+              <w:right w:val="single" w:sz="4" w:color="D9D9D9"/>
+            </w:tcBorders>
+            <w:shd w:fill="F2F5F6"/>
+            <w:tcMar>
+              <w:top w:w="65" w:type="dxa"/>
+              <w:bottom w:w="65" w:type="dxa"/>
+              <w:left w:w="90" w:type="dxa"/>
+              <w:right w:w="90" w:type="dxa"/>
+            </w:tcMar>
+          </w:tcPr>
+          <w:p>
+            <w:pPr>
+              <w:spacing w:after="20" w:line="240" w:lineRule="auto"/>
+            </w:pPr>
+            <w:r>
+              <w:rPr>
+                <w:color w:val="000000"/>
+                <w:sz w:val="18"/>
+              </w:rPr>
+              <w:t>S12</w:t>
+            </w:r>
+          </w:p>
+        </w:tc>
+        <w:tc>
+          <w:tcPr>
+            <w:tcW w:type="dxa" w:w="1584"/>
+            <w:tcBorders>
+              <w:top w:val="single" w:sz="4" w:color="D9D9D9"/>
+              <w:left w:val="single" w:sz="4" w:color="D9D9D9"/>
+              <w:bottom w:val="single" w:sz="4" w:color="D9D9D9"/>
+              <w:right w:val="single" w:sz="4" w:color="D9D9D9"/>
+            </w:tcBorders>
+            <w:shd w:fill="F2F5F6"/>
+            <w:tcMar>
+              <w:top w:w="65" w:type="dxa"/>
+              <w:bottom w:w="65" w:type="dxa"/>
+              <w:left w:w="90" w:type="dxa"/>
+              <w:right w:w="90" w:type="dxa"/>
+            </w:tcMar>
+          </w:tcPr>
+          <w:p>
+            <w:pPr>
+              <w:spacing w:after="20" w:line="240" w:lineRule="auto"/>
+            </w:pPr>
+          </w:p>
+        </w:tc>
+        <w:tc>
+          <w:tcPr>
+            <w:tcW w:type="dxa" w:w="2016"/>
+            <w:tcBorders>
+              <w:top w:val="single" w:sz="4" w:color="D9D9D9"/>
+              <w:left w:val="single" w:sz="4" w:color="D9D9D9"/>
+              <w:bottom w:val="single" w:sz="4" w:color="D9D9D9"/>
+              <w:right w:val="single" w:sz="4" w:color="D9D9D9"/>
+            </w:tcBorders>
+            <w:shd w:fill="F2F5F6"/>
+            <w:tcMar>
+              <w:top w:w="65" w:type="dxa"/>
+              <w:bottom w:w="65" w:type="dxa"/>
+              <w:left w:w="90" w:type="dxa"/>
+              <w:right w:w="90" w:type="dxa"/>
+            </w:tcMar>
+          </w:tcPr>
+          <w:p>
+            <w:pPr>
+              <w:spacing w:after="20" w:line="240" w:lineRule="auto"/>
+            </w:pPr>
+          </w:p>
+        </w:tc>
+        <w:tc>
+          <w:tcPr>
+            <w:tcW w:type="dxa" w:w="2088"/>
+            <w:tcBorders>
+              <w:top w:val="single" w:sz="4" w:color="D9D9D9"/>
+              <w:left w:val="single" w:sz="4" w:color="D9D9D9"/>
+              <w:bottom w:val="single" w:sz="4" w:color="D9D9D9"/>
+              <w:right w:val="single" w:sz="4" w:color="D9D9D9"/>
+            </w:tcBorders>
+            <w:shd w:fill="F2F5F6"/>
+            <w:tcMar>
+              <w:top w:w="65" w:type="dxa"/>
+              <w:bottom w:w="65" w:type="dxa"/>
+              <w:left w:w="90" w:type="dxa"/>
+              <w:right w:w="90" w:type="dxa"/>
+            </w:tcMar>
+          </w:tcPr>
+          <w:p>
+            <w:pPr>
+              <w:spacing w:after="20" w:line="240" w:lineRule="auto"/>
+            </w:pPr>
+          </w:p>
+        </w:tc>
+        <w:tc>
+          <w:tcPr>
+            <w:tcW w:type="dxa" w:w="3053"/>
+            <w:tcBorders>
+              <w:top w:val="single" w:sz="4" w:color="D9D9D9"/>
+              <w:left w:val="single" w:sz="4" w:color="D9D9D9"/>
+              <w:bottom w:val="single" w:sz="4" w:color="D9D9D9"/>
+              <w:right w:val="single" w:sz="4" w:color="D9D9D9"/>
+            </w:tcBorders>
+            <w:shd w:fill="F2F5F6"/>
+            <w:tcMar>
+              <w:top w:w="65" w:type="dxa"/>
+              <w:bottom w:w="65" w:type="dxa"/>
+              <w:left w:w="90" w:type="dxa"/>
+              <w:right w:w="90" w:type="dxa"/>
+            </w:tcMar>
+          </w:tcPr>
+          <w:p>
+            <w:pPr>
+              <w:spacing w:after="20" w:line="240" w:lineRule="auto"/>
+            </w:pPr>
           </w:p>
         </w:tc>
       </w:tr>
@@ -1591,16 +2139,16 @@
           <w:tcPr>
             <w:tcW w:type="dxa" w:w="1440"/>
             <w:vAlign w:val="center"/>
-            <w:shd w:fill="243E50"/>
             <w:tcBorders>
               <w:top w:val="single" w:sz="4" w:color="D9D9D9"/>
               <w:left w:val="single" w:sz="4" w:color="D9D9D9"/>
               <w:bottom w:val="single" w:sz="4" w:color="D9D9D9"/>
               <w:right w:val="single" w:sz="4" w:color="D9D9D9"/>
             </w:tcBorders>
+            <w:shd w:fill="243E50"/>
             <w:tcMar>
-              <w:top w:w="70" w:type="dxa"/>
-              <w:bottom w:w="70" w:type="dxa"/>
+              <w:top w:w="65" w:type="dxa"/>
+              <w:bottom w:w="65" w:type="dxa"/>
               <w:left w:w="90" w:type="dxa"/>
               <w:right w:w="90" w:type="dxa"/>
             </w:tcMar>
@@ -1623,16 +2171,16 @@
           <w:tcPr>
             <w:tcW w:type="dxa" w:w="1440"/>
             <w:vAlign w:val="center"/>
-            <w:shd w:fill="243E50"/>
             <w:tcBorders>
               <w:top w:val="single" w:sz="4" w:color="D9D9D9"/>
               <w:left w:val="single" w:sz="4" w:color="D9D9D9"/>
               <w:bottom w:val="single" w:sz="4" w:color="D9D9D9"/>
               <w:right w:val="single" w:sz="4" w:color="D9D9D9"/>
             </w:tcBorders>
+            <w:shd w:fill="243E50"/>
             <w:tcMar>
-              <w:top w:w="70" w:type="dxa"/>
-              <w:bottom w:w="70" w:type="dxa"/>
+              <w:top w:w="65" w:type="dxa"/>
+              <w:bottom w:w="65" w:type="dxa"/>
               <w:left w:w="90" w:type="dxa"/>
               <w:right w:w="90" w:type="dxa"/>
             </w:tcMar>
@@ -1655,16 +2203,16 @@
           <w:tcPr>
             <w:tcW w:type="dxa" w:w="1440"/>
             <w:vAlign w:val="center"/>
-            <w:shd w:fill="243E50"/>
             <w:tcBorders>
               <w:top w:val="single" w:sz="4" w:color="D9D9D9"/>
               <w:left w:val="single" w:sz="4" w:color="D9D9D9"/>
               <w:bottom w:val="single" w:sz="4" w:color="D9D9D9"/>
               <w:right w:val="single" w:sz="4" w:color="D9D9D9"/>
             </w:tcBorders>
+            <w:shd w:fill="243E50"/>
             <w:tcMar>
-              <w:top w:w="70" w:type="dxa"/>
-              <w:bottom w:w="70" w:type="dxa"/>
+              <w:top w:w="65" w:type="dxa"/>
+              <w:bottom w:w="65" w:type="dxa"/>
               <w:left w:w="90" w:type="dxa"/>
               <w:right w:w="90" w:type="dxa"/>
             </w:tcMar>
@@ -1687,16 +2235,16 @@
           <w:tcPr>
             <w:tcW w:type="dxa" w:w="1728"/>
             <w:vAlign w:val="center"/>
-            <w:shd w:fill="243E50"/>
             <w:tcBorders>
               <w:top w:val="single" w:sz="4" w:color="D9D9D9"/>
               <w:left w:val="single" w:sz="4" w:color="D9D9D9"/>
               <w:bottom w:val="single" w:sz="4" w:color="D9D9D9"/>
               <w:right w:val="single" w:sz="4" w:color="D9D9D9"/>
             </w:tcBorders>
+            <w:shd w:fill="243E50"/>
             <w:tcMar>
-              <w:top w:w="70" w:type="dxa"/>
-              <w:bottom w:w="70" w:type="dxa"/>
+              <w:top w:w="65" w:type="dxa"/>
+              <w:bottom w:w="65" w:type="dxa"/>
               <w:left w:w="90" w:type="dxa"/>
               <w:right w:w="90" w:type="dxa"/>
             </w:tcMar>
@@ -1719,16 +2267,16 @@
           <w:tcPr>
             <w:tcW w:type="dxa" w:w="4133"/>
             <w:vAlign w:val="center"/>
-            <w:shd w:fill="243E50"/>
             <w:tcBorders>
               <w:top w:val="single" w:sz="4" w:color="D9D9D9"/>
               <w:left w:val="single" w:sz="4" w:color="D9D9D9"/>
               <w:bottom w:val="single" w:sz="4" w:color="D9D9D9"/>
               <w:right w:val="single" w:sz="4" w:color="D9D9D9"/>
             </w:tcBorders>
+            <w:shd w:fill="243E50"/>
             <w:tcMar>
-              <w:top w:w="70" w:type="dxa"/>
-              <w:bottom w:w="70" w:type="dxa"/>
+              <w:top w:w="65" w:type="dxa"/>
+              <w:bottom w:w="65" w:type="dxa"/>
               <w:left w:w="90" w:type="dxa"/>
               <w:right w:w="90" w:type="dxa"/>
             </w:tcMar>
@@ -1757,16 +2305,16 @@
           <w:tcPr>
             <w:tcW w:type="dxa" w:w="1440"/>
             <w:vAlign w:val="center"/>
-            <w:shd w:fill="FFFFFF"/>
             <w:tcBorders>
               <w:top w:val="single" w:sz="4" w:color="D9D9D9"/>
               <w:left w:val="single" w:sz="4" w:color="D9D9D9"/>
               <w:bottom w:val="single" w:sz="4" w:color="D9D9D9"/>
               <w:right w:val="single" w:sz="4" w:color="D9D9D9"/>
             </w:tcBorders>
+            <w:shd w:fill="FFFFFF"/>
             <w:tcMar>
-              <w:top w:w="70" w:type="dxa"/>
-              <w:bottom w:w="70" w:type="dxa"/>
+              <w:top w:w="65" w:type="dxa"/>
+              <w:bottom w:w="65" w:type="dxa"/>
               <w:left w:w="90" w:type="dxa"/>
               <w:right w:w="90" w:type="dxa"/>
             </w:tcMar>
@@ -1777,6 +2325,7 @@
             </w:pPr>
             <w:r>
               <w:rPr>
+                <w:color w:val="000000"/>
                 <w:sz w:val="18"/>
               </w:rPr>
               <w:t>S01</w:t>
@@ -1787,16 +2336,16 @@
           <w:tcPr>
             <w:tcW w:type="dxa" w:w="1440"/>
             <w:vAlign w:val="center"/>
-            <w:shd w:fill="FFFFFF"/>
             <w:tcBorders>
               <w:top w:val="single" w:sz="4" w:color="D9D9D9"/>
               <w:left w:val="single" w:sz="4" w:color="D9D9D9"/>
               <w:bottom w:val="single" w:sz="4" w:color="D9D9D9"/>
               <w:right w:val="single" w:sz="4" w:color="D9D9D9"/>
             </w:tcBorders>
+            <w:shd w:fill="FFFFFF"/>
             <w:tcMar>
-              <w:top w:w="70" w:type="dxa"/>
-              <w:bottom w:w="70" w:type="dxa"/>
+              <w:top w:w="65" w:type="dxa"/>
+              <w:bottom w:w="65" w:type="dxa"/>
               <w:left w:w="90" w:type="dxa"/>
               <w:right w:w="90" w:type="dxa"/>
             </w:tcMar>
@@ -1807,6 +2356,7 @@
             </w:pPr>
             <w:r>
               <w:rPr>
+                <w:color w:val="000000"/>
                 <w:sz w:val="18"/>
               </w:rPr>
             </w:r>
@@ -1816,16 +2366,16 @@
           <w:tcPr>
             <w:tcW w:type="dxa" w:w="1440"/>
             <w:vAlign w:val="center"/>
-            <w:shd w:fill="FFFFFF"/>
             <w:tcBorders>
               <w:top w:val="single" w:sz="4" w:color="D9D9D9"/>
               <w:left w:val="single" w:sz="4" w:color="D9D9D9"/>
               <w:bottom w:val="single" w:sz="4" w:color="D9D9D9"/>
               <w:right w:val="single" w:sz="4" w:color="D9D9D9"/>
             </w:tcBorders>
+            <w:shd w:fill="FFFFFF"/>
             <w:tcMar>
-              <w:top w:w="70" w:type="dxa"/>
-              <w:bottom w:w="70" w:type="dxa"/>
+              <w:top w:w="65" w:type="dxa"/>
+              <w:bottom w:w="65" w:type="dxa"/>
               <w:left w:w="90" w:type="dxa"/>
               <w:right w:w="90" w:type="dxa"/>
             </w:tcMar>
@@ -1836,6 +2386,7 @@
             </w:pPr>
             <w:r>
               <w:rPr>
+                <w:color w:val="000000"/>
                 <w:sz w:val="18"/>
               </w:rPr>
             </w:r>
@@ -1845,16 +2396,16 @@
           <w:tcPr>
             <w:tcW w:type="dxa" w:w="1728"/>
             <w:vAlign w:val="center"/>
-            <w:shd w:fill="FFFFFF"/>
             <w:tcBorders>
               <w:top w:val="single" w:sz="4" w:color="D9D9D9"/>
               <w:left w:val="single" w:sz="4" w:color="D9D9D9"/>
               <w:bottom w:val="single" w:sz="4" w:color="D9D9D9"/>
               <w:right w:val="single" w:sz="4" w:color="D9D9D9"/>
             </w:tcBorders>
+            <w:shd w:fill="FFFFFF"/>
             <w:tcMar>
-              <w:top w:w="70" w:type="dxa"/>
-              <w:bottom w:w="70" w:type="dxa"/>
+              <w:top w:w="65" w:type="dxa"/>
+              <w:bottom w:w="65" w:type="dxa"/>
               <w:left w:w="90" w:type="dxa"/>
               <w:right w:w="90" w:type="dxa"/>
             </w:tcMar>
@@ -1865,6 +2416,7 @@
             </w:pPr>
             <w:r>
               <w:rPr>
+                <w:color w:val="000000"/>
                 <w:sz w:val="18"/>
               </w:rPr>
             </w:r>
@@ -1874,16 +2426,16 @@
           <w:tcPr>
             <w:tcW w:type="dxa" w:w="4133"/>
             <w:vAlign w:val="center"/>
-            <w:shd w:fill="FFFFFF"/>
             <w:tcBorders>
               <w:top w:val="single" w:sz="4" w:color="D9D9D9"/>
               <w:left w:val="single" w:sz="4" w:color="D9D9D9"/>
               <w:bottom w:val="single" w:sz="4" w:color="D9D9D9"/>
               <w:right w:val="single" w:sz="4" w:color="D9D9D9"/>
             </w:tcBorders>
+            <w:shd w:fill="FFFFFF"/>
             <w:tcMar>
-              <w:top w:w="70" w:type="dxa"/>
-              <w:bottom w:w="70" w:type="dxa"/>
+              <w:top w:w="65" w:type="dxa"/>
+              <w:bottom w:w="65" w:type="dxa"/>
               <w:left w:w="90" w:type="dxa"/>
               <w:right w:w="90" w:type="dxa"/>
             </w:tcMar>
@@ -1894,6 +2446,7 @@
             </w:pPr>
             <w:r>
               <w:rPr>
+                <w:color w:val="000000"/>
                 <w:sz w:val="18"/>
               </w:rPr>
             </w:r>
@@ -1909,16 +2462,16 @@
           <w:tcPr>
             <w:tcW w:type="dxa" w:w="1440"/>
             <w:vAlign w:val="center"/>
-            <w:shd w:fill="F2F5F6"/>
             <w:tcBorders>
               <w:top w:val="single" w:sz="4" w:color="D9D9D9"/>
               <w:left w:val="single" w:sz="4" w:color="D9D9D9"/>
               <w:bottom w:val="single" w:sz="4" w:color="D9D9D9"/>
               <w:right w:val="single" w:sz="4" w:color="D9D9D9"/>
             </w:tcBorders>
+            <w:shd w:fill="F2F5F6"/>
             <w:tcMar>
-              <w:top w:w="70" w:type="dxa"/>
-              <w:bottom w:w="70" w:type="dxa"/>
+              <w:top w:w="65" w:type="dxa"/>
+              <w:bottom w:w="65" w:type="dxa"/>
               <w:left w:w="90" w:type="dxa"/>
               <w:right w:w="90" w:type="dxa"/>
             </w:tcMar>
@@ -1929,6 +2482,7 @@
             </w:pPr>
             <w:r>
               <w:rPr>
+                <w:color w:val="000000"/>
                 <w:sz w:val="18"/>
               </w:rPr>
               <w:t>S02</w:t>
@@ -1939,16 +2493,16 @@
           <w:tcPr>
             <w:tcW w:type="dxa" w:w="1440"/>
             <w:vAlign w:val="center"/>
-            <w:shd w:fill="F2F5F6"/>
             <w:tcBorders>
               <w:top w:val="single" w:sz="4" w:color="D9D9D9"/>
               <w:left w:val="single" w:sz="4" w:color="D9D9D9"/>
               <w:bottom w:val="single" w:sz="4" w:color="D9D9D9"/>
               <w:right w:val="single" w:sz="4" w:color="D9D9D9"/>
             </w:tcBorders>
+            <w:shd w:fill="F2F5F6"/>
             <w:tcMar>
-              <w:top w:w="70" w:type="dxa"/>
-              <w:bottom w:w="70" w:type="dxa"/>
+              <w:top w:w="65" w:type="dxa"/>
+              <w:bottom w:w="65" w:type="dxa"/>
               <w:left w:w="90" w:type="dxa"/>
               <w:right w:w="90" w:type="dxa"/>
             </w:tcMar>
@@ -1959,6 +2513,7 @@
             </w:pPr>
             <w:r>
               <w:rPr>
+                <w:color w:val="000000"/>
                 <w:sz w:val="18"/>
               </w:rPr>
             </w:r>
@@ -1968,16 +2523,16 @@
           <w:tcPr>
             <w:tcW w:type="dxa" w:w="1440"/>
             <w:vAlign w:val="center"/>
-            <w:shd w:fill="F2F5F6"/>
             <w:tcBorders>
               <w:top w:val="single" w:sz="4" w:color="D9D9D9"/>
               <w:left w:val="single" w:sz="4" w:color="D9D9D9"/>
               <w:bottom w:val="single" w:sz="4" w:color="D9D9D9"/>
               <w:right w:val="single" w:sz="4" w:color="D9D9D9"/>
             </w:tcBorders>
+            <w:shd w:fill="F2F5F6"/>
             <w:tcMar>
-              <w:top w:w="70" w:type="dxa"/>
-              <w:bottom w:w="70" w:type="dxa"/>
+              <w:top w:w="65" w:type="dxa"/>
+              <w:bottom w:w="65" w:type="dxa"/>
               <w:left w:w="90" w:type="dxa"/>
               <w:right w:w="90" w:type="dxa"/>
             </w:tcMar>
@@ -1988,6 +2543,7 @@
             </w:pPr>
             <w:r>
               <w:rPr>
+                <w:color w:val="000000"/>
                 <w:sz w:val="18"/>
               </w:rPr>
             </w:r>
@@ -1997,16 +2553,16 @@
           <w:tcPr>
             <w:tcW w:type="dxa" w:w="1728"/>
             <w:vAlign w:val="center"/>
-            <w:shd w:fill="F2F5F6"/>
             <w:tcBorders>
               <w:top w:val="single" w:sz="4" w:color="D9D9D9"/>
               <w:left w:val="single" w:sz="4" w:color="D9D9D9"/>
               <w:bottom w:val="single" w:sz="4" w:color="D9D9D9"/>
               <w:right w:val="single" w:sz="4" w:color="D9D9D9"/>
             </w:tcBorders>
+            <w:shd w:fill="F2F5F6"/>
             <w:tcMar>
-              <w:top w:w="70" w:type="dxa"/>
-              <w:bottom w:w="70" w:type="dxa"/>
+              <w:top w:w="65" w:type="dxa"/>
+              <w:bottom w:w="65" w:type="dxa"/>
               <w:left w:w="90" w:type="dxa"/>
               <w:right w:w="90" w:type="dxa"/>
             </w:tcMar>
@@ -2017,6 +2573,7 @@
             </w:pPr>
             <w:r>
               <w:rPr>
+                <w:color w:val="000000"/>
                 <w:sz w:val="18"/>
               </w:rPr>
             </w:r>
@@ -2026,16 +2583,16 @@
           <w:tcPr>
             <w:tcW w:type="dxa" w:w="4133"/>
             <w:vAlign w:val="center"/>
-            <w:shd w:fill="F2F5F6"/>
             <w:tcBorders>
               <w:top w:val="single" w:sz="4" w:color="D9D9D9"/>
               <w:left w:val="single" w:sz="4" w:color="D9D9D9"/>
               <w:bottom w:val="single" w:sz="4" w:color="D9D9D9"/>
               <w:right w:val="single" w:sz="4" w:color="D9D9D9"/>
             </w:tcBorders>
+            <w:shd w:fill="F2F5F6"/>
             <w:tcMar>
-              <w:top w:w="70" w:type="dxa"/>
-              <w:bottom w:w="70" w:type="dxa"/>
+              <w:top w:w="65" w:type="dxa"/>
+              <w:bottom w:w="65" w:type="dxa"/>
               <w:left w:w="90" w:type="dxa"/>
               <w:right w:w="90" w:type="dxa"/>
             </w:tcMar>
@@ -2046,6 +2603,7 @@
             </w:pPr>
             <w:r>
               <w:rPr>
+                <w:color w:val="000000"/>
                 <w:sz w:val="18"/>
               </w:rPr>
             </w:r>
@@ -2061,16 +2619,16 @@
           <w:tcPr>
             <w:tcW w:type="dxa" w:w="1440"/>
             <w:vAlign w:val="center"/>
-            <w:shd w:fill="FFFFFF"/>
             <w:tcBorders>
               <w:top w:val="single" w:sz="4" w:color="D9D9D9"/>
               <w:left w:val="single" w:sz="4" w:color="D9D9D9"/>
               <w:bottom w:val="single" w:sz="4" w:color="D9D9D9"/>
               <w:right w:val="single" w:sz="4" w:color="D9D9D9"/>
             </w:tcBorders>
+            <w:shd w:fill="FFFFFF"/>
             <w:tcMar>
-              <w:top w:w="70" w:type="dxa"/>
-              <w:bottom w:w="70" w:type="dxa"/>
+              <w:top w:w="65" w:type="dxa"/>
+              <w:bottom w:w="65" w:type="dxa"/>
               <w:left w:w="90" w:type="dxa"/>
               <w:right w:w="90" w:type="dxa"/>
             </w:tcMar>
@@ -2081,6 +2639,7 @@
             </w:pPr>
             <w:r>
               <w:rPr>
+                <w:color w:val="000000"/>
                 <w:sz w:val="18"/>
               </w:rPr>
               <w:t>S03</w:t>
@@ -2091,16 +2650,16 @@
           <w:tcPr>
             <w:tcW w:type="dxa" w:w="1440"/>
             <w:vAlign w:val="center"/>
-            <w:shd w:fill="FFFFFF"/>
             <w:tcBorders>
               <w:top w:val="single" w:sz="4" w:color="D9D9D9"/>
               <w:left w:val="single" w:sz="4" w:color="D9D9D9"/>
               <w:bottom w:val="single" w:sz="4" w:color="D9D9D9"/>
               <w:right w:val="single" w:sz="4" w:color="D9D9D9"/>
             </w:tcBorders>
+            <w:shd w:fill="FFFFFF"/>
             <w:tcMar>
-              <w:top w:w="70" w:type="dxa"/>
-              <w:bottom w:w="70" w:type="dxa"/>
+              <w:top w:w="65" w:type="dxa"/>
+              <w:bottom w:w="65" w:type="dxa"/>
               <w:left w:w="90" w:type="dxa"/>
               <w:right w:w="90" w:type="dxa"/>
             </w:tcMar>
@@ -2111,6 +2670,7 @@
             </w:pPr>
             <w:r>
               <w:rPr>
+                <w:color w:val="000000"/>
                 <w:sz w:val="18"/>
               </w:rPr>
             </w:r>
@@ -2120,16 +2680,16 @@
           <w:tcPr>
             <w:tcW w:type="dxa" w:w="1440"/>
             <w:vAlign w:val="center"/>
-            <w:shd w:fill="FFFFFF"/>
             <w:tcBorders>
               <w:top w:val="single" w:sz="4" w:color="D9D9D9"/>
               <w:left w:val="single" w:sz="4" w:color="D9D9D9"/>
               <w:bottom w:val="single" w:sz="4" w:color="D9D9D9"/>
               <w:right w:val="single" w:sz="4" w:color="D9D9D9"/>
             </w:tcBorders>
+            <w:shd w:fill="FFFFFF"/>
             <w:tcMar>
-              <w:top w:w="70" w:type="dxa"/>
-              <w:bottom w:w="70" w:type="dxa"/>
+              <w:top w:w="65" w:type="dxa"/>
+              <w:bottom w:w="65" w:type="dxa"/>
               <w:left w:w="90" w:type="dxa"/>
               <w:right w:w="90" w:type="dxa"/>
             </w:tcMar>
@@ -2140,6 +2700,7 @@
             </w:pPr>
             <w:r>
               <w:rPr>
+                <w:color w:val="000000"/>
                 <w:sz w:val="18"/>
               </w:rPr>
             </w:r>
@@ -2149,16 +2710,16 @@
           <w:tcPr>
             <w:tcW w:type="dxa" w:w="1728"/>
             <w:vAlign w:val="center"/>
-            <w:shd w:fill="FFFFFF"/>
             <w:tcBorders>
               <w:top w:val="single" w:sz="4" w:color="D9D9D9"/>
               <w:left w:val="single" w:sz="4" w:color="D9D9D9"/>
               <w:bottom w:val="single" w:sz="4" w:color="D9D9D9"/>
               <w:right w:val="single" w:sz="4" w:color="D9D9D9"/>
             </w:tcBorders>
+            <w:shd w:fill="FFFFFF"/>
             <w:tcMar>
-              <w:top w:w="70" w:type="dxa"/>
-              <w:bottom w:w="70" w:type="dxa"/>
+              <w:top w:w="65" w:type="dxa"/>
+              <w:bottom w:w="65" w:type="dxa"/>
               <w:left w:w="90" w:type="dxa"/>
               <w:right w:w="90" w:type="dxa"/>
             </w:tcMar>
@@ -2169,6 +2730,7 @@
             </w:pPr>
             <w:r>
               <w:rPr>
+                <w:color w:val="000000"/>
                 <w:sz w:val="18"/>
               </w:rPr>
             </w:r>
@@ -2178,16 +2740,16 @@
           <w:tcPr>
             <w:tcW w:type="dxa" w:w="4133"/>
             <w:vAlign w:val="center"/>
-            <w:shd w:fill="FFFFFF"/>
             <w:tcBorders>
               <w:top w:val="single" w:sz="4" w:color="D9D9D9"/>
               <w:left w:val="single" w:sz="4" w:color="D9D9D9"/>
               <w:bottom w:val="single" w:sz="4" w:color="D9D9D9"/>
               <w:right w:val="single" w:sz="4" w:color="D9D9D9"/>
             </w:tcBorders>
+            <w:shd w:fill="FFFFFF"/>
             <w:tcMar>
-              <w:top w:w="70" w:type="dxa"/>
-              <w:bottom w:w="70" w:type="dxa"/>
+              <w:top w:w="65" w:type="dxa"/>
+              <w:bottom w:w="65" w:type="dxa"/>
               <w:left w:w="90" w:type="dxa"/>
               <w:right w:w="90" w:type="dxa"/>
             </w:tcMar>
@@ -2198,6 +2760,7 @@
             </w:pPr>
             <w:r>
               <w:rPr>
+                <w:color w:val="000000"/>
                 <w:sz w:val="18"/>
               </w:rPr>
             </w:r>
@@ -2213,16 +2776,16 @@
           <w:tcPr>
             <w:tcW w:type="dxa" w:w="1440"/>
             <w:vAlign w:val="center"/>
-            <w:shd w:fill="F2F5F6"/>
             <w:tcBorders>
               <w:top w:val="single" w:sz="4" w:color="D9D9D9"/>
               <w:left w:val="single" w:sz="4" w:color="D9D9D9"/>
               <w:bottom w:val="single" w:sz="4" w:color="D9D9D9"/>
               <w:right w:val="single" w:sz="4" w:color="D9D9D9"/>
             </w:tcBorders>
+            <w:shd w:fill="F2F5F6"/>
             <w:tcMar>
-              <w:top w:w="70" w:type="dxa"/>
-              <w:bottom w:w="70" w:type="dxa"/>
+              <w:top w:w="65" w:type="dxa"/>
+              <w:bottom w:w="65" w:type="dxa"/>
               <w:left w:w="90" w:type="dxa"/>
               <w:right w:w="90" w:type="dxa"/>
             </w:tcMar>
@@ -2233,6 +2796,7 @@
             </w:pPr>
             <w:r>
               <w:rPr>
+                <w:color w:val="000000"/>
                 <w:sz w:val="18"/>
               </w:rPr>
               <w:t>S04</w:t>
@@ -2243,16 +2807,16 @@
           <w:tcPr>
             <w:tcW w:type="dxa" w:w="1440"/>
             <w:vAlign w:val="center"/>
-            <w:shd w:fill="F2F5F6"/>
             <w:tcBorders>
               <w:top w:val="single" w:sz="4" w:color="D9D9D9"/>
               <w:left w:val="single" w:sz="4" w:color="D9D9D9"/>
               <w:bottom w:val="single" w:sz="4" w:color="D9D9D9"/>
               <w:right w:val="single" w:sz="4" w:color="D9D9D9"/>
             </w:tcBorders>
+            <w:shd w:fill="F2F5F6"/>
             <w:tcMar>
-              <w:top w:w="70" w:type="dxa"/>
-              <w:bottom w:w="70" w:type="dxa"/>
+              <w:top w:w="65" w:type="dxa"/>
+              <w:bottom w:w="65" w:type="dxa"/>
               <w:left w:w="90" w:type="dxa"/>
               <w:right w:w="90" w:type="dxa"/>
             </w:tcMar>
@@ -2263,6 +2827,7 @@
             </w:pPr>
             <w:r>
               <w:rPr>
+                <w:color w:val="000000"/>
                 <w:sz w:val="18"/>
               </w:rPr>
             </w:r>
@@ -2272,16 +2837,16 @@
           <w:tcPr>
             <w:tcW w:type="dxa" w:w="1440"/>
             <w:vAlign w:val="center"/>
-            <w:shd w:fill="F2F5F6"/>
             <w:tcBorders>
               <w:top w:val="single" w:sz="4" w:color="D9D9D9"/>
               <w:left w:val="single" w:sz="4" w:color="D9D9D9"/>
               <w:bottom w:val="single" w:sz="4" w:color="D9D9D9"/>
               <w:right w:val="single" w:sz="4" w:color="D9D9D9"/>
             </w:tcBorders>
+            <w:shd w:fill="F2F5F6"/>
             <w:tcMar>
-              <w:top w:w="70" w:type="dxa"/>
-              <w:bottom w:w="70" w:type="dxa"/>
+              <w:top w:w="65" w:type="dxa"/>
+              <w:bottom w:w="65" w:type="dxa"/>
               <w:left w:w="90" w:type="dxa"/>
               <w:right w:w="90" w:type="dxa"/>
             </w:tcMar>
@@ -2292,6 +2857,7 @@
             </w:pPr>
             <w:r>
               <w:rPr>
+                <w:color w:val="000000"/>
                 <w:sz w:val="18"/>
               </w:rPr>
             </w:r>
@@ -2301,16 +2867,16 @@
           <w:tcPr>
             <w:tcW w:type="dxa" w:w="1728"/>
             <w:vAlign w:val="center"/>
-            <w:shd w:fill="F2F5F6"/>
             <w:tcBorders>
               <w:top w:val="single" w:sz="4" w:color="D9D9D9"/>
               <w:left w:val="single" w:sz="4" w:color="D9D9D9"/>
               <w:bottom w:val="single" w:sz="4" w:color="D9D9D9"/>
               <w:right w:val="single" w:sz="4" w:color="D9D9D9"/>
             </w:tcBorders>
+            <w:shd w:fill="F2F5F6"/>
             <w:tcMar>
-              <w:top w:w="70" w:type="dxa"/>
-              <w:bottom w:w="70" w:type="dxa"/>
+              <w:top w:w="65" w:type="dxa"/>
+              <w:bottom w:w="65" w:type="dxa"/>
               <w:left w:w="90" w:type="dxa"/>
               <w:right w:w="90" w:type="dxa"/>
             </w:tcMar>
@@ -2321,6 +2887,7 @@
             </w:pPr>
             <w:r>
               <w:rPr>
+                <w:color w:val="000000"/>
                 <w:sz w:val="18"/>
               </w:rPr>
             </w:r>
@@ -2330,16 +2897,16 @@
           <w:tcPr>
             <w:tcW w:type="dxa" w:w="4133"/>
             <w:vAlign w:val="center"/>
-            <w:shd w:fill="F2F5F6"/>
             <w:tcBorders>
               <w:top w:val="single" w:sz="4" w:color="D9D9D9"/>
               <w:left w:val="single" w:sz="4" w:color="D9D9D9"/>
               <w:bottom w:val="single" w:sz="4" w:color="D9D9D9"/>
               <w:right w:val="single" w:sz="4" w:color="D9D9D9"/>
             </w:tcBorders>
+            <w:shd w:fill="F2F5F6"/>
             <w:tcMar>
-              <w:top w:w="70" w:type="dxa"/>
-              <w:bottom w:w="70" w:type="dxa"/>
+              <w:top w:w="65" w:type="dxa"/>
+              <w:bottom w:w="65" w:type="dxa"/>
               <w:left w:w="90" w:type="dxa"/>
               <w:right w:w="90" w:type="dxa"/>
             </w:tcMar>
@@ -2350,6 +2917,7 @@
             </w:pPr>
             <w:r>
               <w:rPr>
+                <w:color w:val="000000"/>
                 <w:sz w:val="18"/>
               </w:rPr>
             </w:r>
@@ -2365,16 +2933,16 @@
           <w:tcPr>
             <w:tcW w:type="dxa" w:w="1440"/>
             <w:vAlign w:val="center"/>
-            <w:shd w:fill="FFFFFF"/>
             <w:tcBorders>
               <w:top w:val="single" w:sz="4" w:color="D9D9D9"/>
               <w:left w:val="single" w:sz="4" w:color="D9D9D9"/>
               <w:bottom w:val="single" w:sz="4" w:color="D9D9D9"/>
               <w:right w:val="single" w:sz="4" w:color="D9D9D9"/>
             </w:tcBorders>
+            <w:shd w:fill="FFFFFF"/>
             <w:tcMar>
-              <w:top w:w="70" w:type="dxa"/>
-              <w:bottom w:w="70" w:type="dxa"/>
+              <w:top w:w="65" w:type="dxa"/>
+              <w:bottom w:w="65" w:type="dxa"/>
               <w:left w:w="90" w:type="dxa"/>
               <w:right w:w="90" w:type="dxa"/>
             </w:tcMar>
@@ -2385,6 +2953,7 @@
             </w:pPr>
             <w:r>
               <w:rPr>
+                <w:color w:val="000000"/>
                 <w:sz w:val="18"/>
               </w:rPr>
               <w:t>S05</w:t>
@@ -2395,16 +2964,16 @@
           <w:tcPr>
             <w:tcW w:type="dxa" w:w="1440"/>
             <w:vAlign w:val="center"/>
-            <w:shd w:fill="FFFFFF"/>
             <w:tcBorders>
               <w:top w:val="single" w:sz="4" w:color="D9D9D9"/>
               <w:left w:val="single" w:sz="4" w:color="D9D9D9"/>
               <w:bottom w:val="single" w:sz="4" w:color="D9D9D9"/>
               <w:right w:val="single" w:sz="4" w:color="D9D9D9"/>
             </w:tcBorders>
+            <w:shd w:fill="FFFFFF"/>
             <w:tcMar>
-              <w:top w:w="70" w:type="dxa"/>
-              <w:bottom w:w="70" w:type="dxa"/>
+              <w:top w:w="65" w:type="dxa"/>
+              <w:bottom w:w="65" w:type="dxa"/>
               <w:left w:w="90" w:type="dxa"/>
               <w:right w:w="90" w:type="dxa"/>
             </w:tcMar>
@@ -2415,6 +2984,7 @@
             </w:pPr>
             <w:r>
               <w:rPr>
+                <w:color w:val="000000"/>
                 <w:sz w:val="18"/>
               </w:rPr>
             </w:r>
@@ -2424,16 +2994,16 @@
           <w:tcPr>
             <w:tcW w:type="dxa" w:w="1440"/>
             <w:vAlign w:val="center"/>
-            <w:shd w:fill="FFFFFF"/>
             <w:tcBorders>
               <w:top w:val="single" w:sz="4" w:color="D9D9D9"/>
               <w:left w:val="single" w:sz="4" w:color="D9D9D9"/>
               <w:bottom w:val="single" w:sz="4" w:color="D9D9D9"/>
               <w:right w:val="single" w:sz="4" w:color="D9D9D9"/>
             </w:tcBorders>
+            <w:shd w:fill="FFFFFF"/>
             <w:tcMar>
-              <w:top w:w="70" w:type="dxa"/>
-              <w:bottom w:w="70" w:type="dxa"/>
+              <w:top w:w="65" w:type="dxa"/>
+              <w:bottom w:w="65" w:type="dxa"/>
               <w:left w:w="90" w:type="dxa"/>
               <w:right w:w="90" w:type="dxa"/>
             </w:tcMar>
@@ -2444,6 +3014,7 @@
             </w:pPr>
             <w:r>
               <w:rPr>
+                <w:color w:val="000000"/>
                 <w:sz w:val="18"/>
               </w:rPr>
             </w:r>
@@ -2453,16 +3024,16 @@
           <w:tcPr>
             <w:tcW w:type="dxa" w:w="1728"/>
             <w:vAlign w:val="center"/>
-            <w:shd w:fill="FFFFFF"/>
             <w:tcBorders>
               <w:top w:val="single" w:sz="4" w:color="D9D9D9"/>
               <w:left w:val="single" w:sz="4" w:color="D9D9D9"/>
               <w:bottom w:val="single" w:sz="4" w:color="D9D9D9"/>
               <w:right w:val="single" w:sz="4" w:color="D9D9D9"/>
             </w:tcBorders>
+            <w:shd w:fill="FFFFFF"/>
             <w:tcMar>
-              <w:top w:w="70" w:type="dxa"/>
-              <w:bottom w:w="70" w:type="dxa"/>
+              <w:top w:w="65" w:type="dxa"/>
+              <w:bottom w:w="65" w:type="dxa"/>
               <w:left w:w="90" w:type="dxa"/>
               <w:right w:w="90" w:type="dxa"/>
             </w:tcMar>
@@ -2473,6 +3044,7 @@
             </w:pPr>
             <w:r>
               <w:rPr>
+                <w:color w:val="000000"/>
                 <w:sz w:val="18"/>
               </w:rPr>
             </w:r>
@@ -2482,16 +3054,16 @@
           <w:tcPr>
             <w:tcW w:type="dxa" w:w="4133"/>
             <w:vAlign w:val="center"/>
-            <w:shd w:fill="FFFFFF"/>
             <w:tcBorders>
               <w:top w:val="single" w:sz="4" w:color="D9D9D9"/>
               <w:left w:val="single" w:sz="4" w:color="D9D9D9"/>
               <w:bottom w:val="single" w:sz="4" w:color="D9D9D9"/>
               <w:right w:val="single" w:sz="4" w:color="D9D9D9"/>
             </w:tcBorders>
+            <w:shd w:fill="FFFFFF"/>
             <w:tcMar>
-              <w:top w:w="70" w:type="dxa"/>
-              <w:bottom w:w="70" w:type="dxa"/>
+              <w:top w:w="65" w:type="dxa"/>
+              <w:bottom w:w="65" w:type="dxa"/>
               <w:left w:w="90" w:type="dxa"/>
               <w:right w:w="90" w:type="dxa"/>
             </w:tcMar>
@@ -2502,6 +3074,7 @@
             </w:pPr>
             <w:r>
               <w:rPr>
+                <w:color w:val="000000"/>
                 <w:sz w:val="18"/>
               </w:rPr>
             </w:r>
@@ -2517,16 +3090,16 @@
           <w:tcPr>
             <w:tcW w:type="dxa" w:w="1440"/>
             <w:vAlign w:val="center"/>
-            <w:shd w:fill="F2F5F6"/>
             <w:tcBorders>
               <w:top w:val="single" w:sz="4" w:color="D9D9D9"/>
               <w:left w:val="single" w:sz="4" w:color="D9D9D9"/>
               <w:bottom w:val="single" w:sz="4" w:color="D9D9D9"/>
               <w:right w:val="single" w:sz="4" w:color="D9D9D9"/>
             </w:tcBorders>
+            <w:shd w:fill="F2F5F6"/>
             <w:tcMar>
-              <w:top w:w="70" w:type="dxa"/>
-              <w:bottom w:w="70" w:type="dxa"/>
+              <w:top w:w="65" w:type="dxa"/>
+              <w:bottom w:w="65" w:type="dxa"/>
               <w:left w:w="90" w:type="dxa"/>
               <w:right w:w="90" w:type="dxa"/>
             </w:tcMar>
@@ -2537,6 +3110,7 @@
             </w:pPr>
             <w:r>
               <w:rPr>
+                <w:color w:val="000000"/>
                 <w:sz w:val="18"/>
               </w:rPr>
               <w:t>S06</w:t>
@@ -2547,16 +3121,16 @@
           <w:tcPr>
             <w:tcW w:type="dxa" w:w="1440"/>
             <w:vAlign w:val="center"/>
-            <w:shd w:fill="F2F5F6"/>
             <w:tcBorders>
               <w:top w:val="single" w:sz="4" w:color="D9D9D9"/>
               <w:left w:val="single" w:sz="4" w:color="D9D9D9"/>
               <w:bottom w:val="single" w:sz="4" w:color="D9D9D9"/>
               <w:right w:val="single" w:sz="4" w:color="D9D9D9"/>
             </w:tcBorders>
+            <w:shd w:fill="F2F5F6"/>
             <w:tcMar>
-              <w:top w:w="70" w:type="dxa"/>
-              <w:bottom w:w="70" w:type="dxa"/>
+              <w:top w:w="65" w:type="dxa"/>
+              <w:bottom w:w="65" w:type="dxa"/>
               <w:left w:w="90" w:type="dxa"/>
               <w:right w:w="90" w:type="dxa"/>
             </w:tcMar>
@@ -2567,6 +3141,7 @@
             </w:pPr>
             <w:r>
               <w:rPr>
+                <w:color w:val="000000"/>
                 <w:sz w:val="18"/>
               </w:rPr>
             </w:r>
@@ -2576,16 +3151,16 @@
           <w:tcPr>
             <w:tcW w:type="dxa" w:w="1440"/>
             <w:vAlign w:val="center"/>
-            <w:shd w:fill="F2F5F6"/>
             <w:tcBorders>
               <w:top w:val="single" w:sz="4" w:color="D9D9D9"/>
               <w:left w:val="single" w:sz="4" w:color="D9D9D9"/>
               <w:bottom w:val="single" w:sz="4" w:color="D9D9D9"/>
               <w:right w:val="single" w:sz="4" w:color="D9D9D9"/>
             </w:tcBorders>
+            <w:shd w:fill="F2F5F6"/>
             <w:tcMar>
-              <w:top w:w="70" w:type="dxa"/>
-              <w:bottom w:w="70" w:type="dxa"/>
+              <w:top w:w="65" w:type="dxa"/>
+              <w:bottom w:w="65" w:type="dxa"/>
               <w:left w:w="90" w:type="dxa"/>
               <w:right w:w="90" w:type="dxa"/>
             </w:tcMar>
@@ -2596,6 +3171,7 @@
             </w:pPr>
             <w:r>
               <w:rPr>
+                <w:color w:val="000000"/>
                 <w:sz w:val="18"/>
               </w:rPr>
             </w:r>
@@ -2605,16 +3181,16 @@
           <w:tcPr>
             <w:tcW w:type="dxa" w:w="1728"/>
             <w:vAlign w:val="center"/>
-            <w:shd w:fill="F2F5F6"/>
             <w:tcBorders>
               <w:top w:val="single" w:sz="4" w:color="D9D9D9"/>
               <w:left w:val="single" w:sz="4" w:color="D9D9D9"/>
               <w:bottom w:val="single" w:sz="4" w:color="D9D9D9"/>
               <w:right w:val="single" w:sz="4" w:color="D9D9D9"/>
             </w:tcBorders>
+            <w:shd w:fill="F2F5F6"/>
             <w:tcMar>
-              <w:top w:w="70" w:type="dxa"/>
-              <w:bottom w:w="70" w:type="dxa"/>
+              <w:top w:w="65" w:type="dxa"/>
+              <w:bottom w:w="65" w:type="dxa"/>
               <w:left w:w="90" w:type="dxa"/>
               <w:right w:w="90" w:type="dxa"/>
             </w:tcMar>
@@ -2625,6 +3201,7 @@
             </w:pPr>
             <w:r>
               <w:rPr>
+                <w:color w:val="000000"/>
                 <w:sz w:val="18"/>
               </w:rPr>
             </w:r>
@@ -2634,16 +3211,16 @@
           <w:tcPr>
             <w:tcW w:type="dxa" w:w="4133"/>
             <w:vAlign w:val="center"/>
-            <w:shd w:fill="F2F5F6"/>
             <w:tcBorders>
               <w:top w:val="single" w:sz="4" w:color="D9D9D9"/>
               <w:left w:val="single" w:sz="4" w:color="D9D9D9"/>
               <w:bottom w:val="single" w:sz="4" w:color="D9D9D9"/>
               <w:right w:val="single" w:sz="4" w:color="D9D9D9"/>
             </w:tcBorders>
+            <w:shd w:fill="F2F5F6"/>
             <w:tcMar>
-              <w:top w:w="70" w:type="dxa"/>
-              <w:bottom w:w="70" w:type="dxa"/>
+              <w:top w:w="65" w:type="dxa"/>
+              <w:bottom w:w="65" w:type="dxa"/>
               <w:left w:w="90" w:type="dxa"/>
               <w:right w:w="90" w:type="dxa"/>
             </w:tcMar>
@@ -2654,6 +3231,7 @@
             </w:pPr>
             <w:r>
               <w:rPr>
+                <w:color w:val="000000"/>
                 <w:sz w:val="18"/>
               </w:rPr>
             </w:r>
@@ -2669,16 +3247,16 @@
           <w:tcPr>
             <w:tcW w:type="dxa" w:w="1440"/>
             <w:vAlign w:val="center"/>
-            <w:shd w:fill="FFFFFF"/>
             <w:tcBorders>
               <w:top w:val="single" w:sz="4" w:color="D9D9D9"/>
               <w:left w:val="single" w:sz="4" w:color="D9D9D9"/>
               <w:bottom w:val="single" w:sz="4" w:color="D9D9D9"/>
               <w:right w:val="single" w:sz="4" w:color="D9D9D9"/>
             </w:tcBorders>
+            <w:shd w:fill="FFFFFF"/>
             <w:tcMar>
-              <w:top w:w="70" w:type="dxa"/>
-              <w:bottom w:w="70" w:type="dxa"/>
+              <w:top w:w="65" w:type="dxa"/>
+              <w:bottom w:w="65" w:type="dxa"/>
               <w:left w:w="90" w:type="dxa"/>
               <w:right w:w="90" w:type="dxa"/>
             </w:tcMar>
@@ -2689,6 +3267,7 @@
             </w:pPr>
             <w:r>
               <w:rPr>
+                <w:color w:val="000000"/>
                 <w:sz w:val="18"/>
               </w:rPr>
               <w:t>S07</w:t>
@@ -2699,16 +3278,16 @@
           <w:tcPr>
             <w:tcW w:type="dxa" w:w="1440"/>
             <w:vAlign w:val="center"/>
-            <w:shd w:fill="FFFFFF"/>
             <w:tcBorders>
               <w:top w:val="single" w:sz="4" w:color="D9D9D9"/>
               <w:left w:val="single" w:sz="4" w:color="D9D9D9"/>
               <w:bottom w:val="single" w:sz="4" w:color="D9D9D9"/>
               <w:right w:val="single" w:sz="4" w:color="D9D9D9"/>
             </w:tcBorders>
+            <w:shd w:fill="FFFFFF"/>
             <w:tcMar>
-              <w:top w:w="70" w:type="dxa"/>
-              <w:bottom w:w="70" w:type="dxa"/>
+              <w:top w:w="65" w:type="dxa"/>
+              <w:bottom w:w="65" w:type="dxa"/>
               <w:left w:w="90" w:type="dxa"/>
               <w:right w:w="90" w:type="dxa"/>
             </w:tcMar>
@@ -2719,6 +3298,7 @@
             </w:pPr>
             <w:r>
               <w:rPr>
+                <w:color w:val="000000"/>
                 <w:sz w:val="18"/>
               </w:rPr>
             </w:r>
@@ -2728,16 +3308,16 @@
           <w:tcPr>
             <w:tcW w:type="dxa" w:w="1440"/>
             <w:vAlign w:val="center"/>
-            <w:shd w:fill="FFFFFF"/>
             <w:tcBorders>
               <w:top w:val="single" w:sz="4" w:color="D9D9D9"/>
               <w:left w:val="single" w:sz="4" w:color="D9D9D9"/>
               <w:bottom w:val="single" w:sz="4" w:color="D9D9D9"/>
               <w:right w:val="single" w:sz="4" w:color="D9D9D9"/>
             </w:tcBorders>
+            <w:shd w:fill="FFFFFF"/>
             <w:tcMar>
-              <w:top w:w="70" w:type="dxa"/>
-              <w:bottom w:w="70" w:type="dxa"/>
+              <w:top w:w="65" w:type="dxa"/>
+              <w:bottom w:w="65" w:type="dxa"/>
               <w:left w:w="90" w:type="dxa"/>
               <w:right w:w="90" w:type="dxa"/>
             </w:tcMar>
@@ -2748,6 +3328,7 @@
             </w:pPr>
             <w:r>
               <w:rPr>
+                <w:color w:val="000000"/>
                 <w:sz w:val="18"/>
               </w:rPr>
             </w:r>
@@ -2757,16 +3338,16 @@
           <w:tcPr>
             <w:tcW w:type="dxa" w:w="1728"/>
             <w:vAlign w:val="center"/>
-            <w:shd w:fill="FFFFFF"/>
             <w:tcBorders>
               <w:top w:val="single" w:sz="4" w:color="D9D9D9"/>
               <w:left w:val="single" w:sz="4" w:color="D9D9D9"/>
               <w:bottom w:val="single" w:sz="4" w:color="D9D9D9"/>
               <w:right w:val="single" w:sz="4" w:color="D9D9D9"/>
             </w:tcBorders>
+            <w:shd w:fill="FFFFFF"/>
             <w:tcMar>
-              <w:top w:w="70" w:type="dxa"/>
-              <w:bottom w:w="70" w:type="dxa"/>
+              <w:top w:w="65" w:type="dxa"/>
+              <w:bottom w:w="65" w:type="dxa"/>
               <w:left w:w="90" w:type="dxa"/>
               <w:right w:w="90" w:type="dxa"/>
             </w:tcMar>
@@ -2777,6 +3358,7 @@
             </w:pPr>
             <w:r>
               <w:rPr>
+                <w:color w:val="000000"/>
                 <w:sz w:val="18"/>
               </w:rPr>
             </w:r>
@@ -2786,16 +3368,16 @@
           <w:tcPr>
             <w:tcW w:type="dxa" w:w="4133"/>
             <w:vAlign w:val="center"/>
-            <w:shd w:fill="FFFFFF"/>
             <w:tcBorders>
               <w:top w:val="single" w:sz="4" w:color="D9D9D9"/>
               <w:left w:val="single" w:sz="4" w:color="D9D9D9"/>
               <w:bottom w:val="single" w:sz="4" w:color="D9D9D9"/>
               <w:right w:val="single" w:sz="4" w:color="D9D9D9"/>
             </w:tcBorders>
+            <w:shd w:fill="FFFFFF"/>
             <w:tcMar>
-              <w:top w:w="70" w:type="dxa"/>
-              <w:bottom w:w="70" w:type="dxa"/>
+              <w:top w:w="65" w:type="dxa"/>
+              <w:bottom w:w="65" w:type="dxa"/>
               <w:left w:w="90" w:type="dxa"/>
               <w:right w:w="90" w:type="dxa"/>
             </w:tcMar>
@@ -2806,6 +3388,7 @@
             </w:pPr>
             <w:r>
               <w:rPr>
+                <w:color w:val="000000"/>
                 <w:sz w:val="18"/>
               </w:rPr>
             </w:r>
@@ -2821,16 +3404,16 @@
           <w:tcPr>
             <w:tcW w:type="dxa" w:w="1440"/>
             <w:vAlign w:val="center"/>
-            <w:shd w:fill="F2F5F6"/>
             <w:tcBorders>
               <w:top w:val="single" w:sz="4" w:color="D9D9D9"/>
               <w:left w:val="single" w:sz="4" w:color="D9D9D9"/>
               <w:bottom w:val="single" w:sz="4" w:color="D9D9D9"/>
               <w:right w:val="single" w:sz="4" w:color="D9D9D9"/>
             </w:tcBorders>
+            <w:shd w:fill="F2F5F6"/>
             <w:tcMar>
-              <w:top w:w="70" w:type="dxa"/>
-              <w:bottom w:w="70" w:type="dxa"/>
+              <w:top w:w="65" w:type="dxa"/>
+              <w:bottom w:w="65" w:type="dxa"/>
               <w:left w:w="90" w:type="dxa"/>
               <w:right w:w="90" w:type="dxa"/>
             </w:tcMar>
@@ -2841,6 +3424,7 @@
             </w:pPr>
             <w:r>
               <w:rPr>
+                <w:color w:val="000000"/>
                 <w:sz w:val="18"/>
               </w:rPr>
               <w:t>S08</w:t>
@@ -2851,16 +3435,16 @@
           <w:tcPr>
             <w:tcW w:type="dxa" w:w="1440"/>
             <w:vAlign w:val="center"/>
-            <w:shd w:fill="F2F5F6"/>
             <w:tcBorders>
               <w:top w:val="single" w:sz="4" w:color="D9D9D9"/>
               <w:left w:val="single" w:sz="4" w:color="D9D9D9"/>
               <w:bottom w:val="single" w:sz="4" w:color="D9D9D9"/>
               <w:right w:val="single" w:sz="4" w:color="D9D9D9"/>
             </w:tcBorders>
+            <w:shd w:fill="F2F5F6"/>
             <w:tcMar>
-              <w:top w:w="70" w:type="dxa"/>
-              <w:bottom w:w="70" w:type="dxa"/>
+              <w:top w:w="65" w:type="dxa"/>
+              <w:bottom w:w="65" w:type="dxa"/>
               <w:left w:w="90" w:type="dxa"/>
               <w:right w:w="90" w:type="dxa"/>
             </w:tcMar>
@@ -2871,6 +3455,7 @@
             </w:pPr>
             <w:r>
               <w:rPr>
+                <w:color w:val="000000"/>
                 <w:sz w:val="18"/>
               </w:rPr>
             </w:r>
@@ -2880,16 +3465,16 @@
           <w:tcPr>
             <w:tcW w:type="dxa" w:w="1440"/>
             <w:vAlign w:val="center"/>
-            <w:shd w:fill="F2F5F6"/>
             <w:tcBorders>
               <w:top w:val="single" w:sz="4" w:color="D9D9D9"/>
               <w:left w:val="single" w:sz="4" w:color="D9D9D9"/>
               <w:bottom w:val="single" w:sz="4" w:color="D9D9D9"/>
               <w:right w:val="single" w:sz="4" w:color="D9D9D9"/>
             </w:tcBorders>
+            <w:shd w:fill="F2F5F6"/>
             <w:tcMar>
-              <w:top w:w="70" w:type="dxa"/>
-              <w:bottom w:w="70" w:type="dxa"/>
+              <w:top w:w="65" w:type="dxa"/>
+              <w:bottom w:w="65" w:type="dxa"/>
               <w:left w:w="90" w:type="dxa"/>
               <w:right w:w="90" w:type="dxa"/>
             </w:tcMar>
@@ -2900,6 +3485,7 @@
             </w:pPr>
             <w:r>
               <w:rPr>
+                <w:color w:val="000000"/>
                 <w:sz w:val="18"/>
               </w:rPr>
             </w:r>
@@ -2909,16 +3495,16 @@
           <w:tcPr>
             <w:tcW w:type="dxa" w:w="1728"/>
             <w:vAlign w:val="center"/>
-            <w:shd w:fill="F2F5F6"/>
             <w:tcBorders>
               <w:top w:val="single" w:sz="4" w:color="D9D9D9"/>
               <w:left w:val="single" w:sz="4" w:color="D9D9D9"/>
               <w:bottom w:val="single" w:sz="4" w:color="D9D9D9"/>
               <w:right w:val="single" w:sz="4" w:color="D9D9D9"/>
             </w:tcBorders>
+            <w:shd w:fill="F2F5F6"/>
             <w:tcMar>
-              <w:top w:w="70" w:type="dxa"/>
-              <w:bottom w:w="70" w:type="dxa"/>
+              <w:top w:w="65" w:type="dxa"/>
+              <w:bottom w:w="65" w:type="dxa"/>
               <w:left w:w="90" w:type="dxa"/>
               <w:right w:w="90" w:type="dxa"/>
             </w:tcMar>
@@ -2929,6 +3515,7 @@
             </w:pPr>
             <w:r>
               <w:rPr>
+                <w:color w:val="000000"/>
                 <w:sz w:val="18"/>
               </w:rPr>
             </w:r>
@@ -2938,16 +3525,16 @@
           <w:tcPr>
             <w:tcW w:type="dxa" w:w="4133"/>
             <w:vAlign w:val="center"/>
-            <w:shd w:fill="F2F5F6"/>
             <w:tcBorders>
               <w:top w:val="single" w:sz="4" w:color="D9D9D9"/>
               <w:left w:val="single" w:sz="4" w:color="D9D9D9"/>
               <w:bottom w:val="single" w:sz="4" w:color="D9D9D9"/>
               <w:right w:val="single" w:sz="4" w:color="D9D9D9"/>
             </w:tcBorders>
+            <w:shd w:fill="F2F5F6"/>
             <w:tcMar>
-              <w:top w:w="70" w:type="dxa"/>
-              <w:bottom w:w="70" w:type="dxa"/>
+              <w:top w:w="65" w:type="dxa"/>
+              <w:bottom w:w="65" w:type="dxa"/>
               <w:left w:w="90" w:type="dxa"/>
               <w:right w:w="90" w:type="dxa"/>
             </w:tcMar>
@@ -2958,9 +3545,518 @@
             </w:pPr>
             <w:r>
               <w:rPr>
+                <w:color w:val="000000"/>
                 <w:sz w:val="18"/>
               </w:rPr>
             </w:r>
+          </w:p>
+        </w:tc>
+      </w:tr>
+      <w:tr>
+        <w:trPr>
+          <w:cantSplit/>
+        </w:trPr>
+        <w:tc>
+          <w:tcPr>
+            <w:tcW w:type="dxa" w:w="1440"/>
+            <w:tcBorders>
+              <w:top w:val="single" w:sz="4" w:color="D9D9D9"/>
+              <w:left w:val="single" w:sz="4" w:color="D9D9D9"/>
+              <w:bottom w:val="single" w:sz="4" w:color="D9D9D9"/>
+              <w:right w:val="single" w:sz="4" w:color="D9D9D9"/>
+            </w:tcBorders>
+            <w:shd w:fill="FFFFFF"/>
+            <w:tcMar>
+              <w:top w:w="65" w:type="dxa"/>
+              <w:bottom w:w="65" w:type="dxa"/>
+              <w:left w:w="90" w:type="dxa"/>
+              <w:right w:w="90" w:type="dxa"/>
+            </w:tcMar>
+          </w:tcPr>
+          <w:p>
+            <w:pPr>
+              <w:spacing w:after="20" w:line="240" w:lineRule="auto"/>
+            </w:pPr>
+            <w:r>
+              <w:rPr>
+                <w:color w:val="000000"/>
+                <w:sz w:val="18"/>
+              </w:rPr>
+              <w:t>S09</w:t>
+            </w:r>
+          </w:p>
+        </w:tc>
+        <w:tc>
+          <w:tcPr>
+            <w:tcW w:type="dxa" w:w="1440"/>
+            <w:tcBorders>
+              <w:top w:val="single" w:sz="4" w:color="D9D9D9"/>
+              <w:left w:val="single" w:sz="4" w:color="D9D9D9"/>
+              <w:bottom w:val="single" w:sz="4" w:color="D9D9D9"/>
+              <w:right w:val="single" w:sz="4" w:color="D9D9D9"/>
+            </w:tcBorders>
+            <w:shd w:fill="FFFFFF"/>
+            <w:tcMar>
+              <w:top w:w="65" w:type="dxa"/>
+              <w:bottom w:w="65" w:type="dxa"/>
+              <w:left w:w="90" w:type="dxa"/>
+              <w:right w:w="90" w:type="dxa"/>
+            </w:tcMar>
+          </w:tcPr>
+          <w:p>
+            <w:pPr>
+              <w:spacing w:after="20" w:line="240" w:lineRule="auto"/>
+            </w:pPr>
+          </w:p>
+        </w:tc>
+        <w:tc>
+          <w:tcPr>
+            <w:tcW w:type="dxa" w:w="1440"/>
+            <w:tcBorders>
+              <w:top w:val="single" w:sz="4" w:color="D9D9D9"/>
+              <w:left w:val="single" w:sz="4" w:color="D9D9D9"/>
+              <w:bottom w:val="single" w:sz="4" w:color="D9D9D9"/>
+              <w:right w:val="single" w:sz="4" w:color="D9D9D9"/>
+            </w:tcBorders>
+            <w:shd w:fill="FFFFFF"/>
+            <w:tcMar>
+              <w:top w:w="65" w:type="dxa"/>
+              <w:bottom w:w="65" w:type="dxa"/>
+              <w:left w:w="90" w:type="dxa"/>
+              <w:right w:w="90" w:type="dxa"/>
+            </w:tcMar>
+          </w:tcPr>
+          <w:p>
+            <w:pPr>
+              <w:spacing w:after="20" w:line="240" w:lineRule="auto"/>
+            </w:pPr>
+          </w:p>
+        </w:tc>
+        <w:tc>
+          <w:tcPr>
+            <w:tcW w:type="dxa" w:w="1728"/>
+            <w:tcBorders>
+              <w:top w:val="single" w:sz="4" w:color="D9D9D9"/>
+              <w:left w:val="single" w:sz="4" w:color="D9D9D9"/>
+              <w:bottom w:val="single" w:sz="4" w:color="D9D9D9"/>
+              <w:right w:val="single" w:sz="4" w:color="D9D9D9"/>
+            </w:tcBorders>
+            <w:shd w:fill="FFFFFF"/>
+            <w:tcMar>
+              <w:top w:w="65" w:type="dxa"/>
+              <w:bottom w:w="65" w:type="dxa"/>
+              <w:left w:w="90" w:type="dxa"/>
+              <w:right w:w="90" w:type="dxa"/>
+            </w:tcMar>
+          </w:tcPr>
+          <w:p>
+            <w:pPr>
+              <w:spacing w:after="20" w:line="240" w:lineRule="auto"/>
+            </w:pPr>
+          </w:p>
+        </w:tc>
+        <w:tc>
+          <w:tcPr>
+            <w:tcW w:type="dxa" w:w="4133"/>
+            <w:tcBorders>
+              <w:top w:val="single" w:sz="4" w:color="D9D9D9"/>
+              <w:left w:val="single" w:sz="4" w:color="D9D9D9"/>
+              <w:bottom w:val="single" w:sz="4" w:color="D9D9D9"/>
+              <w:right w:val="single" w:sz="4" w:color="D9D9D9"/>
+            </w:tcBorders>
+            <w:shd w:fill="FFFFFF"/>
+            <w:tcMar>
+              <w:top w:w="65" w:type="dxa"/>
+              <w:bottom w:w="65" w:type="dxa"/>
+              <w:left w:w="90" w:type="dxa"/>
+              <w:right w:w="90" w:type="dxa"/>
+            </w:tcMar>
+          </w:tcPr>
+          <w:p>
+            <w:pPr>
+              <w:spacing w:after="20" w:line="240" w:lineRule="auto"/>
+            </w:pPr>
+          </w:p>
+        </w:tc>
+      </w:tr>
+      <w:tr>
+        <w:trPr>
+          <w:cantSplit/>
+        </w:trPr>
+        <w:tc>
+          <w:tcPr>
+            <w:tcW w:type="dxa" w:w="1440"/>
+            <w:tcBorders>
+              <w:top w:val="single" w:sz="4" w:color="D9D9D9"/>
+              <w:left w:val="single" w:sz="4" w:color="D9D9D9"/>
+              <w:bottom w:val="single" w:sz="4" w:color="D9D9D9"/>
+              <w:right w:val="single" w:sz="4" w:color="D9D9D9"/>
+            </w:tcBorders>
+            <w:shd w:fill="F2F5F6"/>
+            <w:tcMar>
+              <w:top w:w="65" w:type="dxa"/>
+              <w:bottom w:w="65" w:type="dxa"/>
+              <w:left w:w="90" w:type="dxa"/>
+              <w:right w:w="90" w:type="dxa"/>
+            </w:tcMar>
+          </w:tcPr>
+          <w:p>
+            <w:pPr>
+              <w:spacing w:after="20" w:line="240" w:lineRule="auto"/>
+            </w:pPr>
+            <w:r>
+              <w:rPr>
+                <w:color w:val="000000"/>
+                <w:sz w:val="18"/>
+              </w:rPr>
+              <w:t>S10</w:t>
+            </w:r>
+          </w:p>
+        </w:tc>
+        <w:tc>
+          <w:tcPr>
+            <w:tcW w:type="dxa" w:w="1440"/>
+            <w:tcBorders>
+              <w:top w:val="single" w:sz="4" w:color="D9D9D9"/>
+              <w:left w:val="single" w:sz="4" w:color="D9D9D9"/>
+              <w:bottom w:val="single" w:sz="4" w:color="D9D9D9"/>
+              <w:right w:val="single" w:sz="4" w:color="D9D9D9"/>
+            </w:tcBorders>
+            <w:shd w:fill="F2F5F6"/>
+            <w:tcMar>
+              <w:top w:w="65" w:type="dxa"/>
+              <w:bottom w:w="65" w:type="dxa"/>
+              <w:left w:w="90" w:type="dxa"/>
+              <w:right w:w="90" w:type="dxa"/>
+            </w:tcMar>
+          </w:tcPr>
+          <w:p>
+            <w:pPr>
+              <w:spacing w:after="20" w:line="240" w:lineRule="auto"/>
+            </w:pPr>
+          </w:p>
+        </w:tc>
+        <w:tc>
+          <w:tcPr>
+            <w:tcW w:type="dxa" w:w="1440"/>
+            <w:tcBorders>
+              <w:top w:val="single" w:sz="4" w:color="D9D9D9"/>
+              <w:left w:val="single" w:sz="4" w:color="D9D9D9"/>
+              <w:bottom w:val="single" w:sz="4" w:color="D9D9D9"/>
+              <w:right w:val="single" w:sz="4" w:color="D9D9D9"/>
+            </w:tcBorders>
+            <w:shd w:fill="F2F5F6"/>
+            <w:tcMar>
+              <w:top w:w="65" w:type="dxa"/>
+              <w:bottom w:w="65" w:type="dxa"/>
+              <w:left w:w="90" w:type="dxa"/>
+              <w:right w:w="90" w:type="dxa"/>
+            </w:tcMar>
+          </w:tcPr>
+          <w:p>
+            <w:pPr>
+              <w:spacing w:after="20" w:line="240" w:lineRule="auto"/>
+            </w:pPr>
+          </w:p>
+        </w:tc>
+        <w:tc>
+          <w:tcPr>
+            <w:tcW w:type="dxa" w:w="1728"/>
+            <w:tcBorders>
+              <w:top w:val="single" w:sz="4" w:color="D9D9D9"/>
+              <w:left w:val="single" w:sz="4" w:color="D9D9D9"/>
+              <w:bottom w:val="single" w:sz="4" w:color="D9D9D9"/>
+              <w:right w:val="single" w:sz="4" w:color="D9D9D9"/>
+            </w:tcBorders>
+            <w:shd w:fill="F2F5F6"/>
+            <w:tcMar>
+              <w:top w:w="65" w:type="dxa"/>
+              <w:bottom w:w="65" w:type="dxa"/>
+              <w:left w:w="90" w:type="dxa"/>
+              <w:right w:w="90" w:type="dxa"/>
+            </w:tcMar>
+          </w:tcPr>
+          <w:p>
+            <w:pPr>
+              <w:spacing w:after="20" w:line="240" w:lineRule="auto"/>
+            </w:pPr>
+          </w:p>
+        </w:tc>
+        <w:tc>
+          <w:tcPr>
+            <w:tcW w:type="dxa" w:w="4133"/>
+            <w:tcBorders>
+              <w:top w:val="single" w:sz="4" w:color="D9D9D9"/>
+              <w:left w:val="single" w:sz="4" w:color="D9D9D9"/>
+              <w:bottom w:val="single" w:sz="4" w:color="D9D9D9"/>
+              <w:right w:val="single" w:sz="4" w:color="D9D9D9"/>
+            </w:tcBorders>
+            <w:shd w:fill="F2F5F6"/>
+            <w:tcMar>
+              <w:top w:w="65" w:type="dxa"/>
+              <w:bottom w:w="65" w:type="dxa"/>
+              <w:left w:w="90" w:type="dxa"/>
+              <w:right w:w="90" w:type="dxa"/>
+            </w:tcMar>
+          </w:tcPr>
+          <w:p>
+            <w:pPr>
+              <w:spacing w:after="20" w:line="240" w:lineRule="auto"/>
+            </w:pPr>
+          </w:p>
+        </w:tc>
+      </w:tr>
+      <w:tr>
+        <w:trPr>
+          <w:cantSplit/>
+        </w:trPr>
+        <w:tc>
+          <w:tcPr>
+            <w:tcW w:type="dxa" w:w="1440"/>
+            <w:tcBorders>
+              <w:top w:val="single" w:sz="4" w:color="D9D9D9"/>
+              <w:left w:val="single" w:sz="4" w:color="D9D9D9"/>
+              <w:bottom w:val="single" w:sz="4" w:color="D9D9D9"/>
+              <w:right w:val="single" w:sz="4" w:color="D9D9D9"/>
+            </w:tcBorders>
+            <w:shd w:fill="FFFFFF"/>
+            <w:tcMar>
+              <w:top w:w="65" w:type="dxa"/>
+              <w:bottom w:w="65" w:type="dxa"/>
+              <w:left w:w="90" w:type="dxa"/>
+              <w:right w:w="90" w:type="dxa"/>
+            </w:tcMar>
+          </w:tcPr>
+          <w:p>
+            <w:pPr>
+              <w:spacing w:after="20" w:line="240" w:lineRule="auto"/>
+            </w:pPr>
+            <w:r>
+              <w:rPr>
+                <w:color w:val="000000"/>
+                <w:sz w:val="18"/>
+              </w:rPr>
+              <w:t>S11</w:t>
+            </w:r>
+          </w:p>
+        </w:tc>
+        <w:tc>
+          <w:tcPr>
+            <w:tcW w:type="dxa" w:w="1440"/>
+            <w:tcBorders>
+              <w:top w:val="single" w:sz="4" w:color="D9D9D9"/>
+              <w:left w:val="single" w:sz="4" w:color="D9D9D9"/>
+              <w:bottom w:val="single" w:sz="4" w:color="D9D9D9"/>
+              <w:right w:val="single" w:sz="4" w:color="D9D9D9"/>
+            </w:tcBorders>
+            <w:shd w:fill="FFFFFF"/>
+            <w:tcMar>
+              <w:top w:w="65" w:type="dxa"/>
+              <w:bottom w:w="65" w:type="dxa"/>
+              <w:left w:w="90" w:type="dxa"/>
+              <w:right w:w="90" w:type="dxa"/>
+            </w:tcMar>
+          </w:tcPr>
+          <w:p>
+            <w:pPr>
+              <w:spacing w:after="20" w:line="240" w:lineRule="auto"/>
+            </w:pPr>
+          </w:p>
+        </w:tc>
+        <w:tc>
+          <w:tcPr>
+            <w:tcW w:type="dxa" w:w="1440"/>
+            <w:tcBorders>
+              <w:top w:val="single" w:sz="4" w:color="D9D9D9"/>
+              <w:left w:val="single" w:sz="4" w:color="D9D9D9"/>
+              <w:bottom w:val="single" w:sz="4" w:color="D9D9D9"/>
+              <w:right w:val="single" w:sz="4" w:color="D9D9D9"/>
+            </w:tcBorders>
+            <w:shd w:fill="FFFFFF"/>
+            <w:tcMar>
+              <w:top w:w="65" w:type="dxa"/>
+              <w:bottom w:w="65" w:type="dxa"/>
+              <w:left w:w="90" w:type="dxa"/>
+              <w:right w:w="90" w:type="dxa"/>
+            </w:tcMar>
+          </w:tcPr>
+          <w:p>
+            <w:pPr>
+              <w:spacing w:after="20" w:line="240" w:lineRule="auto"/>
+            </w:pPr>
+          </w:p>
+        </w:tc>
+        <w:tc>
+          <w:tcPr>
+            <w:tcW w:type="dxa" w:w="1728"/>
+            <w:tcBorders>
+              <w:top w:val="single" w:sz="4" w:color="D9D9D9"/>
+              <w:left w:val="single" w:sz="4" w:color="D9D9D9"/>
+              <w:bottom w:val="single" w:sz="4" w:color="D9D9D9"/>
+              <w:right w:val="single" w:sz="4" w:color="D9D9D9"/>
+            </w:tcBorders>
+            <w:shd w:fill="FFFFFF"/>
+            <w:tcMar>
+              <w:top w:w="65" w:type="dxa"/>
+              <w:bottom w:w="65" w:type="dxa"/>
+              <w:left w:w="90" w:type="dxa"/>
+              <w:right w:w="90" w:type="dxa"/>
+            </w:tcMar>
+          </w:tcPr>
+          <w:p>
+            <w:pPr>
+              <w:spacing w:after="20" w:line="240" w:lineRule="auto"/>
+            </w:pPr>
+          </w:p>
+        </w:tc>
+        <w:tc>
+          <w:tcPr>
+            <w:tcW w:type="dxa" w:w="4133"/>
+            <w:tcBorders>
+              <w:top w:val="single" w:sz="4" w:color="D9D9D9"/>
+              <w:left w:val="single" w:sz="4" w:color="D9D9D9"/>
+              <w:bottom w:val="single" w:sz="4" w:color="D9D9D9"/>
+              <w:right w:val="single" w:sz="4" w:color="D9D9D9"/>
+            </w:tcBorders>
+            <w:shd w:fill="FFFFFF"/>
+            <w:tcMar>
+              <w:top w:w="65" w:type="dxa"/>
+              <w:bottom w:w="65" w:type="dxa"/>
+              <w:left w:w="90" w:type="dxa"/>
+              <w:right w:w="90" w:type="dxa"/>
+            </w:tcMar>
+          </w:tcPr>
+          <w:p>
+            <w:pPr>
+              <w:spacing w:after="20" w:line="240" w:lineRule="auto"/>
+            </w:pPr>
+          </w:p>
+        </w:tc>
+      </w:tr>
+      <w:tr>
+        <w:trPr>
+          <w:cantSplit/>
+        </w:trPr>
+        <w:tc>
+          <w:tcPr>
+            <w:tcW w:type="dxa" w:w="1440"/>
+            <w:tcBorders>
+              <w:top w:val="single" w:sz="4" w:color="D9D9D9"/>
+              <w:left w:val="single" w:sz="4" w:color="D9D9D9"/>
+              <w:bottom w:val="single" w:sz="4" w:color="D9D9D9"/>
+              <w:right w:val="single" w:sz="4" w:color="D9D9D9"/>
+            </w:tcBorders>
+            <w:shd w:fill="F2F5F6"/>
+            <w:tcMar>
+              <w:top w:w="65" w:type="dxa"/>
+              <w:bottom w:w="65" w:type="dxa"/>
+              <w:left w:w="90" w:type="dxa"/>
+              <w:right w:w="90" w:type="dxa"/>
+            </w:tcMar>
+          </w:tcPr>
+          <w:p>
+            <w:pPr>
+              <w:spacing w:after="20" w:line="240" w:lineRule="auto"/>
+            </w:pPr>
+            <w:r>
+              <w:rPr>
+                <w:color w:val="000000"/>
+                <w:sz w:val="18"/>
+              </w:rPr>
+              <w:t>S12</w:t>
+            </w:r>
+          </w:p>
+        </w:tc>
+        <w:tc>
+          <w:tcPr>
+            <w:tcW w:type="dxa" w:w="1440"/>
+            <w:tcBorders>
+              <w:top w:val="single" w:sz="4" w:color="D9D9D9"/>
+              <w:left w:val="single" w:sz="4" w:color="D9D9D9"/>
+              <w:bottom w:val="single" w:sz="4" w:color="D9D9D9"/>
+              <w:right w:val="single" w:sz="4" w:color="D9D9D9"/>
+            </w:tcBorders>
+            <w:shd w:fill="F2F5F6"/>
+            <w:tcMar>
+              <w:top w:w="65" w:type="dxa"/>
+              <w:bottom w:w="65" w:type="dxa"/>
+              <w:left w:w="90" w:type="dxa"/>
+              <w:right w:w="90" w:type="dxa"/>
+            </w:tcMar>
+          </w:tcPr>
+          <w:p>
+            <w:pPr>
+              <w:spacing w:after="20" w:line="240" w:lineRule="auto"/>
+            </w:pPr>
+          </w:p>
+        </w:tc>
+        <w:tc>
+          <w:tcPr>
+            <w:tcW w:type="dxa" w:w="1440"/>
+            <w:tcBorders>
+              <w:top w:val="single" w:sz="4" w:color="D9D9D9"/>
+              <w:left w:val="single" w:sz="4" w:color="D9D9D9"/>
+              <w:bottom w:val="single" w:sz="4" w:color="D9D9D9"/>
+              <w:right w:val="single" w:sz="4" w:color="D9D9D9"/>
+            </w:tcBorders>
+            <w:shd w:fill="F2F5F6"/>
+            <w:tcMar>
+              <w:top w:w="65" w:type="dxa"/>
+              <w:bottom w:w="65" w:type="dxa"/>
+              <w:left w:w="90" w:type="dxa"/>
+              <w:right w:w="90" w:type="dxa"/>
+            </w:tcMar>
+          </w:tcPr>
+          <w:p>
+            <w:pPr>
+              <w:spacing w:after="20" w:line="240" w:lineRule="auto"/>
+            </w:pPr>
+          </w:p>
+        </w:tc>
+        <w:tc>
+          <w:tcPr>
+            <w:tcW w:type="dxa" w:w="1728"/>
+            <w:tcBorders>
+              <w:top w:val="single" w:sz="4" w:color="D9D9D9"/>
+              <w:left w:val="single" w:sz="4" w:color="D9D9D9"/>
+              <w:bottom w:val="single" w:sz="4" w:color="D9D9D9"/>
+              <w:right w:val="single" w:sz="4" w:color="D9D9D9"/>
+            </w:tcBorders>
+            <w:shd w:fill="F2F5F6"/>
+            <w:tcMar>
+              <w:top w:w="65" w:type="dxa"/>
+              <w:bottom w:w="65" w:type="dxa"/>
+              <w:left w:w="90" w:type="dxa"/>
+              <w:right w:w="90" w:type="dxa"/>
+            </w:tcMar>
+          </w:tcPr>
+          <w:p>
+            <w:pPr>
+              <w:spacing w:after="20" w:line="240" w:lineRule="auto"/>
+            </w:pPr>
+          </w:p>
+        </w:tc>
+        <w:tc>
+          <w:tcPr>
+            <w:tcW w:type="dxa" w:w="4133"/>
+            <w:tcBorders>
+              <w:top w:val="single" w:sz="4" w:color="D9D9D9"/>
+              <w:left w:val="single" w:sz="4" w:color="D9D9D9"/>
+              <w:bottom w:val="single" w:sz="4" w:color="D9D9D9"/>
+              <w:right w:val="single" w:sz="4" w:color="D9D9D9"/>
+            </w:tcBorders>
+            <w:shd w:fill="F2F5F6"/>
+            <w:tcMar>
+              <w:top w:w="65" w:type="dxa"/>
+              <w:bottom w:w="65" w:type="dxa"/>
+              <w:left w:w="90" w:type="dxa"/>
+              <w:right w:w="90" w:type="dxa"/>
+            </w:tcMar>
+          </w:tcPr>
+          <w:p>
+            <w:pPr>
+              <w:spacing w:after="20" w:line="240" w:lineRule="auto"/>
+            </w:pPr>
           </w:p>
         </w:tc>
       </w:tr>
@@ -3002,16 +4098,16 @@
           <w:tcPr>
             <w:tcW w:type="dxa" w:w="1872"/>
             <w:vAlign w:val="center"/>
-            <w:shd w:fill="243E50"/>
             <w:tcBorders>
               <w:top w:val="single" w:sz="4" w:color="D9D9D9"/>
               <w:left w:val="single" w:sz="4" w:color="D9D9D9"/>
               <w:bottom w:val="single" w:sz="4" w:color="D9D9D9"/>
               <w:right w:val="single" w:sz="4" w:color="D9D9D9"/>
             </w:tcBorders>
+            <w:shd w:fill="243E50"/>
             <w:tcMar>
-              <w:top w:w="70" w:type="dxa"/>
-              <w:bottom w:w="70" w:type="dxa"/>
+              <w:top w:w="65" w:type="dxa"/>
+              <w:bottom w:w="65" w:type="dxa"/>
               <w:left w:w="90" w:type="dxa"/>
               <w:right w:w="90" w:type="dxa"/>
             </w:tcMar>
@@ -3034,16 +4130,16 @@
           <w:tcPr>
             <w:tcW w:type="dxa" w:w="2016"/>
             <w:vAlign w:val="center"/>
-            <w:shd w:fill="243E50"/>
             <w:tcBorders>
               <w:top w:val="single" w:sz="4" w:color="D9D9D9"/>
               <w:left w:val="single" w:sz="4" w:color="D9D9D9"/>
               <w:bottom w:val="single" w:sz="4" w:color="D9D9D9"/>
               <w:right w:val="single" w:sz="4" w:color="D9D9D9"/>
             </w:tcBorders>
+            <w:shd w:fill="243E50"/>
             <w:tcMar>
-              <w:top w:w="70" w:type="dxa"/>
-              <w:bottom w:w="70" w:type="dxa"/>
+              <w:top w:w="65" w:type="dxa"/>
+              <w:bottom w:w="65" w:type="dxa"/>
               <w:left w:w="90" w:type="dxa"/>
               <w:right w:w="90" w:type="dxa"/>
             </w:tcMar>
@@ -3066,16 +4162,16 @@
           <w:tcPr>
             <w:tcW w:type="dxa" w:w="2736"/>
             <w:vAlign w:val="center"/>
-            <w:shd w:fill="243E50"/>
             <w:tcBorders>
               <w:top w:val="single" w:sz="4" w:color="D9D9D9"/>
               <w:left w:val="single" w:sz="4" w:color="D9D9D9"/>
               <w:bottom w:val="single" w:sz="4" w:color="D9D9D9"/>
               <w:right w:val="single" w:sz="4" w:color="D9D9D9"/>
             </w:tcBorders>
+            <w:shd w:fill="243E50"/>
             <w:tcMar>
-              <w:top w:w="70" w:type="dxa"/>
-              <w:bottom w:w="70" w:type="dxa"/>
+              <w:top w:w="65" w:type="dxa"/>
+              <w:bottom w:w="65" w:type="dxa"/>
               <w:left w:w="90" w:type="dxa"/>
               <w:right w:w="90" w:type="dxa"/>
             </w:tcMar>
@@ -3098,16 +4194,16 @@
           <w:tcPr>
             <w:tcW w:type="dxa" w:w="3557"/>
             <w:vAlign w:val="center"/>
-            <w:shd w:fill="243E50"/>
             <w:tcBorders>
               <w:top w:val="single" w:sz="4" w:color="D9D9D9"/>
               <w:left w:val="single" w:sz="4" w:color="D9D9D9"/>
               <w:bottom w:val="single" w:sz="4" w:color="D9D9D9"/>
               <w:right w:val="single" w:sz="4" w:color="D9D9D9"/>
             </w:tcBorders>
+            <w:shd w:fill="243E50"/>
             <w:tcMar>
-              <w:top w:w="70" w:type="dxa"/>
-              <w:bottom w:w="70" w:type="dxa"/>
+              <w:top w:w="65" w:type="dxa"/>
+              <w:bottom w:w="65" w:type="dxa"/>
               <w:left w:w="90" w:type="dxa"/>
               <w:right w:w="90" w:type="dxa"/>
             </w:tcMar>
@@ -3135,16 +4231,16 @@
           <w:tcPr>
             <w:tcW w:type="dxa" w:w="1872"/>
             <w:vAlign w:val="center"/>
-            <w:shd w:fill="FFFFFF"/>
             <w:tcBorders>
               <w:top w:val="single" w:sz="4" w:color="D9D9D9"/>
               <w:left w:val="single" w:sz="4" w:color="D9D9D9"/>
               <w:bottom w:val="single" w:sz="4" w:color="D9D9D9"/>
               <w:right w:val="single" w:sz="4" w:color="D9D9D9"/>
             </w:tcBorders>
+            <w:shd w:fill="FFFFFF"/>
             <w:tcMar>
-              <w:top w:w="70" w:type="dxa"/>
-              <w:bottom w:w="70" w:type="dxa"/>
+              <w:top w:w="65" w:type="dxa"/>
+              <w:bottom w:w="65" w:type="dxa"/>
               <w:left w:w="90" w:type="dxa"/>
               <w:right w:w="90" w:type="dxa"/>
             </w:tcMar>
@@ -3155,6 +4251,7 @@
             </w:pPr>
             <w:r>
               <w:rPr>
+                <w:color w:val="000000"/>
                 <w:sz w:val="18"/>
               </w:rPr>
               <w:t>Program explanation</w:t>
@@ -3165,16 +4262,16 @@
           <w:tcPr>
             <w:tcW w:type="dxa" w:w="2016"/>
             <w:vAlign w:val="center"/>
-            <w:shd w:fill="FFFFFF"/>
             <w:tcBorders>
               <w:top w:val="single" w:sz="4" w:color="D9D9D9"/>
               <w:left w:val="single" w:sz="4" w:color="D9D9D9"/>
               <w:bottom w:val="single" w:sz="4" w:color="D9D9D9"/>
               <w:right w:val="single" w:sz="4" w:color="D9D9D9"/>
             </w:tcBorders>
+            <w:shd w:fill="FFFFFF"/>
             <w:tcMar>
-              <w:top w:w="70" w:type="dxa"/>
-              <w:bottom w:w="70" w:type="dxa"/>
+              <w:top w:w="65" w:type="dxa"/>
+              <w:bottom w:w="65" w:type="dxa"/>
               <w:left w:w="90" w:type="dxa"/>
               <w:right w:w="90" w:type="dxa"/>
             </w:tcMar>
@@ -3185,6 +4282,7 @@
             </w:pPr>
             <w:r>
               <w:rPr>
+                <w:color w:val="000000"/>
                 <w:sz w:val="18"/>
               </w:rPr>
               <w:t>No explanation yet</w:t>
@@ -3195,16 +4293,16 @@
           <w:tcPr>
             <w:tcW w:type="dxa" w:w="2736"/>
             <w:vAlign w:val="center"/>
-            <w:shd w:fill="FFFFFF"/>
             <w:tcBorders>
               <w:top w:val="single" w:sz="4" w:color="D9D9D9"/>
               <w:left w:val="single" w:sz="4" w:color="D9D9D9"/>
               <w:bottom w:val="single" w:sz="4" w:color="D9D9D9"/>
               <w:right w:val="single" w:sz="4" w:color="D9D9D9"/>
             </w:tcBorders>
+            <w:shd w:fill="FFFFFF"/>
             <w:tcMar>
-              <w:top w:w="70" w:type="dxa"/>
-              <w:bottom w:w="70" w:type="dxa"/>
+              <w:top w:w="65" w:type="dxa"/>
+              <w:bottom w:w="65" w:type="dxa"/>
               <w:left w:w="90" w:type="dxa"/>
               <w:right w:w="90" w:type="dxa"/>
             </w:tcMar>
@@ -3215,6 +4313,7 @@
             </w:pPr>
             <w:r>
               <w:rPr>
+                <w:color w:val="000000"/>
                 <w:sz w:val="18"/>
               </w:rPr>
               <w:t>Names an action with help</w:t>
@@ -3225,16 +4324,16 @@
           <w:tcPr>
             <w:tcW w:type="dxa" w:w="3557"/>
             <w:vAlign w:val="center"/>
-            <w:shd w:fill="FFFFFF"/>
             <w:tcBorders>
               <w:top w:val="single" w:sz="4" w:color="D9D9D9"/>
               <w:left w:val="single" w:sz="4" w:color="D9D9D9"/>
               <w:bottom w:val="single" w:sz="4" w:color="D9D9D9"/>
               <w:right w:val="single" w:sz="4" w:color="D9D9D9"/>
             </w:tcBorders>
+            <w:shd w:fill="FFFFFF"/>
             <w:tcMar>
-              <w:top w:w="70" w:type="dxa"/>
-              <w:bottom w:w="70" w:type="dxa"/>
+              <w:top w:w="65" w:type="dxa"/>
+              <w:bottom w:w="65" w:type="dxa"/>
               <w:left w:w="90" w:type="dxa"/>
               <w:right w:w="90" w:type="dxa"/>
             </w:tcMar>
@@ -3245,6 +4344,7 @@
             </w:pPr>
             <w:r>
               <w:rPr>
+                <w:color w:val="000000"/>
                 <w:sz w:val="18"/>
               </w:rPr>
               <w:t>Explains sequence or decision and predicts a result</w:t>
@@ -3260,16 +4360,16 @@
           <w:tcPr>
             <w:tcW w:type="dxa" w:w="1872"/>
             <w:vAlign w:val="center"/>
-            <w:shd w:fill="F2F5F6"/>
             <w:tcBorders>
               <w:top w:val="single" w:sz="4" w:color="D9D9D9"/>
               <w:left w:val="single" w:sz="4" w:color="D9D9D9"/>
               <w:bottom w:val="single" w:sz="4" w:color="D9D9D9"/>
               <w:right w:val="single" w:sz="4" w:color="D9D9D9"/>
             </w:tcBorders>
+            <w:shd w:fill="F2F5F6"/>
             <w:tcMar>
-              <w:top w:w="70" w:type="dxa"/>
-              <w:bottom w:w="70" w:type="dxa"/>
+              <w:top w:w="65" w:type="dxa"/>
+              <w:bottom w:w="65" w:type="dxa"/>
               <w:left w:w="90" w:type="dxa"/>
               <w:right w:w="90" w:type="dxa"/>
             </w:tcMar>
@@ -3280,6 +4380,7 @@
             </w:pPr>
             <w:r>
               <w:rPr>
+                <w:color w:val="000000"/>
                 <w:sz w:val="18"/>
               </w:rPr>
               <w:t>Test evidence</w:t>
@@ -3290,16 +4391,16 @@
           <w:tcPr>
             <w:tcW w:type="dxa" w:w="2016"/>
             <w:vAlign w:val="center"/>
-            <w:shd w:fill="F2F5F6"/>
             <w:tcBorders>
               <w:top w:val="single" w:sz="4" w:color="D9D9D9"/>
               <w:left w:val="single" w:sz="4" w:color="D9D9D9"/>
               <w:bottom w:val="single" w:sz="4" w:color="D9D9D9"/>
               <w:right w:val="single" w:sz="4" w:color="D9D9D9"/>
             </w:tcBorders>
+            <w:shd w:fill="F2F5F6"/>
             <w:tcMar>
-              <w:top w:w="70" w:type="dxa"/>
-              <w:bottom w:w="70" w:type="dxa"/>
+              <w:top w:w="65" w:type="dxa"/>
+              <w:bottom w:w="65" w:type="dxa"/>
               <w:left w:w="90" w:type="dxa"/>
               <w:right w:w="90" w:type="dxa"/>
             </w:tcMar>
@@ -3310,6 +4411,7 @@
             </w:pPr>
             <w:r>
               <w:rPr>
+                <w:color w:val="000000"/>
                 <w:sz w:val="18"/>
               </w:rPr>
               <w:t>No observation recorded</w:t>
@@ -3320,16 +4422,16 @@
           <w:tcPr>
             <w:tcW w:type="dxa" w:w="2736"/>
             <w:vAlign w:val="center"/>
-            <w:shd w:fill="F2F5F6"/>
             <w:tcBorders>
               <w:top w:val="single" w:sz="4" w:color="D9D9D9"/>
               <w:left w:val="single" w:sz="4" w:color="D9D9D9"/>
               <w:bottom w:val="single" w:sz="4" w:color="D9D9D9"/>
               <w:right w:val="single" w:sz="4" w:color="D9D9D9"/>
             </w:tcBorders>
+            <w:shd w:fill="F2F5F6"/>
             <w:tcMar>
-              <w:top w:w="70" w:type="dxa"/>
-              <w:bottom w:w="70" w:type="dxa"/>
+              <w:top w:w="65" w:type="dxa"/>
+              <w:bottom w:w="65" w:type="dxa"/>
               <w:left w:w="90" w:type="dxa"/>
               <w:right w:w="90" w:type="dxa"/>
             </w:tcMar>
@@ -3340,6 +4442,7 @@
             </w:pPr>
             <w:r>
               <w:rPr>
+                <w:color w:val="000000"/>
                 <w:sz w:val="18"/>
               </w:rPr>
               <w:t>One observation recorded</w:t>
@@ -3350,16 +4453,16 @@
           <w:tcPr>
             <w:tcW w:type="dxa" w:w="3557"/>
             <w:vAlign w:val="center"/>
-            <w:shd w:fill="F2F5F6"/>
             <w:tcBorders>
               <w:top w:val="single" w:sz="4" w:color="D9D9D9"/>
               <w:left w:val="single" w:sz="4" w:color="D9D9D9"/>
               <w:bottom w:val="single" w:sz="4" w:color="D9D9D9"/>
               <w:right w:val="single" w:sz="4" w:color="D9D9D9"/>
             </w:tcBorders>
+            <w:shd w:fill="F2F5F6"/>
             <w:tcMar>
-              <w:top w:w="70" w:type="dxa"/>
-              <w:bottom w:w="70" w:type="dxa"/>
+              <w:top w:w="65" w:type="dxa"/>
+              <w:bottom w:w="65" w:type="dxa"/>
               <w:left w:w="90" w:type="dxa"/>
               <w:right w:w="90" w:type="dxa"/>
             </w:tcMar>
@@ -3370,6 +4473,7 @@
             </w:pPr>
             <w:r>
               <w:rPr>
+                <w:color w:val="000000"/>
                 <w:sz w:val="18"/>
               </w:rPr>
               <w:t>Uses a recorded result to justify a change</w:t>
@@ -3385,16 +4489,16 @@
           <w:tcPr>
             <w:tcW w:type="dxa" w:w="1872"/>
             <w:vAlign w:val="center"/>
-            <w:shd w:fill="FFFFFF"/>
             <w:tcBorders>
               <w:top w:val="single" w:sz="4" w:color="D9D9D9"/>
               <w:left w:val="single" w:sz="4" w:color="D9D9D9"/>
               <w:bottom w:val="single" w:sz="4" w:color="D9D9D9"/>
               <w:right w:val="single" w:sz="4" w:color="D9D9D9"/>
             </w:tcBorders>
+            <w:shd w:fill="FFFFFF"/>
             <w:tcMar>
-              <w:top w:w="70" w:type="dxa"/>
-              <w:bottom w:w="70" w:type="dxa"/>
+              <w:top w:w="65" w:type="dxa"/>
+              <w:bottom w:w="65" w:type="dxa"/>
               <w:left w:w="90" w:type="dxa"/>
               <w:right w:w="90" w:type="dxa"/>
             </w:tcMar>
@@ -3405,6 +4509,7 @@
             </w:pPr>
             <w:r>
               <w:rPr>
+                <w:color w:val="000000"/>
                 <w:sz w:val="18"/>
               </w:rPr>
               <w:t>Design reasoning</w:t>
@@ -3415,16 +4520,16 @@
           <w:tcPr>
             <w:tcW w:type="dxa" w:w="2016"/>
             <w:vAlign w:val="center"/>
-            <w:shd w:fill="FFFFFF"/>
             <w:tcBorders>
               <w:top w:val="single" w:sz="4" w:color="D9D9D9"/>
               <w:left w:val="single" w:sz="4" w:color="D9D9D9"/>
               <w:bottom w:val="single" w:sz="4" w:color="D9D9D9"/>
               <w:right w:val="single" w:sz="4" w:color="D9D9D9"/>
             </w:tcBorders>
+            <w:shd w:fill="FFFFFF"/>
             <w:tcMar>
-              <w:top w:w="70" w:type="dxa"/>
-              <w:bottom w:w="70" w:type="dxa"/>
+              <w:top w:w="65" w:type="dxa"/>
+              <w:bottom w:w="65" w:type="dxa"/>
               <w:left w:w="90" w:type="dxa"/>
               <w:right w:w="90" w:type="dxa"/>
             </w:tcMar>
@@ -3435,6 +4540,7 @@
             </w:pPr>
             <w:r>
               <w:rPr>
+                <w:color w:val="000000"/>
                 <w:sz w:val="18"/>
               </w:rPr>
               <w:t>No reason stated</w:t>
@@ -3445,16 +4551,16 @@
           <w:tcPr>
             <w:tcW w:type="dxa" w:w="2736"/>
             <w:vAlign w:val="center"/>
-            <w:shd w:fill="FFFFFF"/>
             <w:tcBorders>
               <w:top w:val="single" w:sz="4" w:color="D9D9D9"/>
               <w:left w:val="single" w:sz="4" w:color="D9D9D9"/>
               <w:bottom w:val="single" w:sz="4" w:color="D9D9D9"/>
               <w:right w:val="single" w:sz="4" w:color="D9D9D9"/>
             </w:tcBorders>
+            <w:shd w:fill="FFFFFF"/>
             <w:tcMar>
-              <w:top w:w="70" w:type="dxa"/>
-              <w:bottom w:w="70" w:type="dxa"/>
+              <w:top w:w="65" w:type="dxa"/>
+              <w:bottom w:w="65" w:type="dxa"/>
               <w:left w:w="90" w:type="dxa"/>
               <w:right w:w="90" w:type="dxa"/>
             </w:tcMar>
@@ -3465,6 +4571,7 @@
             </w:pPr>
             <w:r>
               <w:rPr>
+                <w:color w:val="000000"/>
                 <w:sz w:val="18"/>
               </w:rPr>
               <w:t>Names a design choice</w:t>
@@ -3475,16 +4582,16 @@
           <w:tcPr>
             <w:tcW w:type="dxa" w:w="3557"/>
             <w:vAlign w:val="center"/>
-            <w:shd w:fill="FFFFFF"/>
             <w:tcBorders>
               <w:top w:val="single" w:sz="4" w:color="D9D9D9"/>
               <w:left w:val="single" w:sz="4" w:color="D9D9D9"/>
               <w:bottom w:val="single" w:sz="4" w:color="D9D9D9"/>
               <w:right w:val="single" w:sz="4" w:color="D9D9D9"/>
             </w:tcBorders>
+            <w:shd w:fill="FFFFFF"/>
             <w:tcMar>
-              <w:top w:w="70" w:type="dxa"/>
-              <w:bottom w:w="70" w:type="dxa"/>
+              <w:top w:w="65" w:type="dxa"/>
+              <w:bottom w:w="65" w:type="dxa"/>
               <w:left w:w="90" w:type="dxa"/>
               <w:right w:w="90" w:type="dxa"/>
             </w:tcMar>
@@ -3495,6 +4602,7 @@
             </w:pPr>
             <w:r>
               <w:rPr>
+                <w:color w:val="000000"/>
                 <w:sz w:val="18"/>
               </w:rPr>
               <w:t>Connects choice to a need or tradeoff</w:t>
@@ -3510,16 +4618,16 @@
           <w:tcPr>
             <w:tcW w:type="dxa" w:w="1872"/>
             <w:vAlign w:val="center"/>
-            <w:shd w:fill="F2F5F6"/>
             <w:tcBorders>
               <w:top w:val="single" w:sz="4" w:color="D9D9D9"/>
               <w:left w:val="single" w:sz="4" w:color="D9D9D9"/>
               <w:bottom w:val="single" w:sz="4" w:color="D9D9D9"/>
               <w:right w:val="single" w:sz="4" w:color="D9D9D9"/>
             </w:tcBorders>
+            <w:shd w:fill="F2F5F6"/>
             <w:tcMar>
-              <w:top w:w="70" w:type="dxa"/>
-              <w:bottom w:w="70" w:type="dxa"/>
+              <w:top w:w="65" w:type="dxa"/>
+              <w:bottom w:w="65" w:type="dxa"/>
               <w:left w:w="90" w:type="dxa"/>
               <w:right w:w="90" w:type="dxa"/>
             </w:tcMar>
@@ -3530,6 +4638,7 @@
             </w:pPr>
             <w:r>
               <w:rPr>
+                <w:color w:val="000000"/>
                 <w:sz w:val="18"/>
               </w:rPr>
               <w:t>Shared participation</w:t>
@@ -3540,16 +4649,16 @@
           <w:tcPr>
             <w:tcW w:type="dxa" w:w="2016"/>
             <w:vAlign w:val="center"/>
-            <w:shd w:fill="F2F5F6"/>
             <w:tcBorders>
               <w:top w:val="single" w:sz="4" w:color="D9D9D9"/>
               <w:left w:val="single" w:sz="4" w:color="D9D9D9"/>
               <w:bottom w:val="single" w:sz="4" w:color="D9D9D9"/>
               <w:right w:val="single" w:sz="4" w:color="D9D9D9"/>
             </w:tcBorders>
+            <w:shd w:fill="F2F5F6"/>
             <w:tcMar>
-              <w:top w:w="70" w:type="dxa"/>
-              <w:bottom w:w="70" w:type="dxa"/>
+              <w:top w:w="65" w:type="dxa"/>
+              <w:bottom w:w="65" w:type="dxa"/>
               <w:left w:w="90" w:type="dxa"/>
               <w:right w:w="90" w:type="dxa"/>
             </w:tcMar>
@@ -3560,6 +4669,7 @@
             </w:pPr>
             <w:r>
               <w:rPr>
+                <w:color w:val="000000"/>
                 <w:sz w:val="18"/>
               </w:rPr>
               <w:t>No turn despite support</w:t>
@@ -3570,16 +4680,16 @@
           <w:tcPr>
             <w:tcW w:type="dxa" w:w="2736"/>
             <w:vAlign w:val="center"/>
-            <w:shd w:fill="F2F5F6"/>
             <w:tcBorders>
               <w:top w:val="single" w:sz="4" w:color="D9D9D9"/>
               <w:left w:val="single" w:sz="4" w:color="D9D9D9"/>
               <w:bottom w:val="single" w:sz="4" w:color="D9D9D9"/>
               <w:right w:val="single" w:sz="4" w:color="D9D9D9"/>
             </w:tcBorders>
+            <w:shd w:fill="F2F5F6"/>
             <w:tcMar>
-              <w:top w:w="70" w:type="dxa"/>
-              <w:bottom w:w="70" w:type="dxa"/>
+              <w:top w:w="65" w:type="dxa"/>
+              <w:bottom w:w="65" w:type="dxa"/>
               <w:left w:w="90" w:type="dxa"/>
               <w:right w:w="90" w:type="dxa"/>
             </w:tcMar>
@@ -3590,6 +4700,7 @@
             </w:pPr>
             <w:r>
               <w:rPr>
+                <w:color w:val="000000"/>
                 <w:sz w:val="18"/>
               </w:rPr>
               <w:t>Participation with repeated support</w:t>
@@ -3600,16 +4711,16 @@
           <w:tcPr>
             <w:tcW w:type="dxa" w:w="3557"/>
             <w:vAlign w:val="center"/>
-            <w:shd w:fill="F2F5F6"/>
             <w:tcBorders>
               <w:top w:val="single" w:sz="4" w:color="D9D9D9"/>
               <w:left w:val="single" w:sz="4" w:color="D9D9D9"/>
               <w:bottom w:val="single" w:sz="4" w:color="D9D9D9"/>
               <w:right w:val="single" w:sz="4" w:color="D9D9D9"/>
             </w:tcBorders>
+            <w:shd w:fill="F2F5F6"/>
             <w:tcMar>
-              <w:top w:w="70" w:type="dxa"/>
-              <w:bottom w:w="70" w:type="dxa"/>
+              <w:top w:w="65" w:type="dxa"/>
+              <w:bottom w:w="65" w:type="dxa"/>
               <w:left w:w="90" w:type="dxa"/>
               <w:right w:w="90" w:type="dxa"/>
             </w:tcMar>
@@ -3620,6 +4731,7 @@
             </w:pPr>
             <w:r>
               <w:rPr>
+                <w:color w:val="000000"/>
                 <w:sz w:val="18"/>
               </w:rPr>
               <w:t>Contributes and shares control or an accessible equivalent</w:t>
@@ -3635,7 +4747,7 @@
     </w:p>
     <w:p>
       <w:r>
-        <w:t>Pair ID ______  Student ID ______  Scores ___ / ___ / ___ / ___  Date ______</w:t>
+        <w:t>Team ID ______  Student ID ______  Scores ___ / ___ / ___ / ___  Date ______</w:t>
       </w:r>
     </w:p>
     <w:p>
@@ -3826,16 +4938,16 @@
           <w:tcPr>
             <w:tcW w:type="dxa" w:w="2880"/>
             <w:vAlign w:val="center"/>
-            <w:shd w:fill="243E50"/>
             <w:tcBorders>
               <w:top w:val="single" w:sz="4" w:color="D9D9D9"/>
               <w:left w:val="single" w:sz="4" w:color="D9D9D9"/>
               <w:bottom w:val="single" w:sz="4" w:color="D9D9D9"/>
               <w:right w:val="single" w:sz="4" w:color="D9D9D9"/>
             </w:tcBorders>
+            <w:shd w:fill="243E50"/>
             <w:tcMar>
-              <w:top w:w="70" w:type="dxa"/>
-              <w:bottom w:w="70" w:type="dxa"/>
+              <w:top w:w="65" w:type="dxa"/>
+              <w:bottom w:w="65" w:type="dxa"/>
               <w:left w:w="90" w:type="dxa"/>
               <w:right w:w="90" w:type="dxa"/>
             </w:tcMar>
@@ -3858,16 +4970,16 @@
           <w:tcPr>
             <w:tcW w:type="dxa" w:w="4032"/>
             <w:vAlign w:val="center"/>
-            <w:shd w:fill="243E50"/>
             <w:tcBorders>
               <w:top w:val="single" w:sz="4" w:color="D9D9D9"/>
               <w:left w:val="single" w:sz="4" w:color="D9D9D9"/>
               <w:bottom w:val="single" w:sz="4" w:color="D9D9D9"/>
               <w:right w:val="single" w:sz="4" w:color="D9D9D9"/>
             </w:tcBorders>
+            <w:shd w:fill="243E50"/>
             <w:tcMar>
-              <w:top w:w="70" w:type="dxa"/>
-              <w:bottom w:w="70" w:type="dxa"/>
+              <w:top w:w="65" w:type="dxa"/>
+              <w:bottom w:w="65" w:type="dxa"/>
               <w:left w:w="90" w:type="dxa"/>
               <w:right w:w="90" w:type="dxa"/>
             </w:tcMar>
@@ -3890,16 +5002,16 @@
           <w:tcPr>
             <w:tcW w:type="dxa" w:w="3269"/>
             <w:vAlign w:val="center"/>
-            <w:shd w:fill="243E50"/>
             <w:tcBorders>
               <w:top w:val="single" w:sz="4" w:color="D9D9D9"/>
               <w:left w:val="single" w:sz="4" w:color="D9D9D9"/>
               <w:bottom w:val="single" w:sz="4" w:color="D9D9D9"/>
               <w:right w:val="single" w:sz="4" w:color="D9D9D9"/>
             </w:tcBorders>
+            <w:shd w:fill="243E50"/>
             <w:tcMar>
-              <w:top w:w="70" w:type="dxa"/>
-              <w:bottom w:w="70" w:type="dxa"/>
+              <w:top w:w="65" w:type="dxa"/>
+              <w:bottom w:w="65" w:type="dxa"/>
               <w:left w:w="90" w:type="dxa"/>
               <w:right w:w="90" w:type="dxa"/>
             </w:tcMar>
@@ -3927,16 +5039,16 @@
           <w:tcPr>
             <w:tcW w:type="dxa" w:w="2880"/>
             <w:vAlign w:val="center"/>
-            <w:shd w:fill="FFFFFF"/>
             <w:tcBorders>
               <w:top w:val="single" w:sz="4" w:color="D9D9D9"/>
               <w:left w:val="single" w:sz="4" w:color="D9D9D9"/>
               <w:bottom w:val="single" w:sz="4" w:color="D9D9D9"/>
               <w:right w:val="single" w:sz="4" w:color="D9D9D9"/>
             </w:tcBorders>
+            <w:shd w:fill="FFFFFF"/>
             <w:tcMar>
-              <w:top w:w="70" w:type="dxa"/>
-              <w:bottom w:w="70" w:type="dxa"/>
+              <w:top w:w="65" w:type="dxa"/>
+              <w:bottom w:w="65" w:type="dxa"/>
               <w:left w:w="90" w:type="dxa"/>
               <w:right w:w="90" w:type="dxa"/>
             </w:tcMar>
@@ -3947,6 +5059,7 @@
             </w:pPr>
             <w:r>
               <w:rPr>
+                <w:color w:val="000000"/>
                 <w:sz w:val="18"/>
               </w:rPr>
               <w:t>We delivered an eight-session program</w:t>
@@ -3957,16 +5070,16 @@
           <w:tcPr>
             <w:tcW w:type="dxa" w:w="4032"/>
             <w:vAlign w:val="center"/>
-            <w:shd w:fill="FFFFFF"/>
             <w:tcBorders>
               <w:top w:val="single" w:sz="4" w:color="D9D9D9"/>
               <w:left w:val="single" w:sz="4" w:color="D9D9D9"/>
               <w:bottom w:val="single" w:sz="4" w:color="D9D9D9"/>
               <w:right w:val="single" w:sz="4" w:color="D9D9D9"/>
             </w:tcBorders>
+            <w:shd w:fill="FFFFFF"/>
             <w:tcMar>
-              <w:top w:w="70" w:type="dxa"/>
-              <w:bottom w:w="70" w:type="dxa"/>
+              <w:top w:w="65" w:type="dxa"/>
+              <w:bottom w:w="65" w:type="dxa"/>
               <w:left w:w="90" w:type="dxa"/>
               <w:right w:w="90" w:type="dxa"/>
             </w:tcMar>
@@ -3977,6 +5090,7 @@
             </w:pPr>
             <w:r>
               <w:rPr>
+                <w:color w:val="000000"/>
                 <w:sz w:val="18"/>
               </w:rPr>
               <w:t>Dated schedules and attendance records</w:t>
@@ -3987,16 +5101,16 @@
           <w:tcPr>
             <w:tcW w:type="dxa" w:w="3269"/>
             <w:vAlign w:val="center"/>
-            <w:shd w:fill="FFFFFF"/>
             <w:tcBorders>
               <w:top w:val="single" w:sz="4" w:color="D9D9D9"/>
               <w:left w:val="single" w:sz="4" w:color="D9D9D9"/>
               <w:bottom w:val="single" w:sz="4" w:color="D9D9D9"/>
               <w:right w:val="single" w:sz="4" w:color="D9D9D9"/>
             </w:tcBorders>
+            <w:shd w:fill="FFFFFF"/>
             <w:tcMar>
-              <w:top w:w="70" w:type="dxa"/>
-              <w:bottom w:w="70" w:type="dxa"/>
+              <w:top w:w="65" w:type="dxa"/>
+              <w:bottom w:w="65" w:type="dxa"/>
               <w:left w:w="90" w:type="dxa"/>
               <w:right w:w="90" w:type="dxa"/>
             </w:tcMar>
@@ -4007,6 +5121,7 @@
             </w:pPr>
             <w:r>
               <w:rPr>
+                <w:color w:val="000000"/>
                 <w:sz w:val="18"/>
               </w:rPr>
             </w:r>
@@ -4021,16 +5136,16 @@
           <w:tcPr>
             <w:tcW w:type="dxa" w:w="2880"/>
             <w:vAlign w:val="center"/>
-            <w:shd w:fill="F2F5F6"/>
             <w:tcBorders>
               <w:top w:val="single" w:sz="4" w:color="D9D9D9"/>
               <w:left w:val="single" w:sz="4" w:color="D9D9D9"/>
               <w:bottom w:val="single" w:sz="4" w:color="D9D9D9"/>
               <w:right w:val="single" w:sz="4" w:color="D9D9D9"/>
             </w:tcBorders>
+            <w:shd w:fill="F2F5F6"/>
             <w:tcMar>
-              <w:top w:w="70" w:type="dxa"/>
-              <w:bottom w:w="70" w:type="dxa"/>
+              <w:top w:w="65" w:type="dxa"/>
+              <w:bottom w:w="65" w:type="dxa"/>
               <w:left w:w="90" w:type="dxa"/>
               <w:right w:w="90" w:type="dxa"/>
             </w:tcMar>
@@ -4041,6 +5156,7 @@
             </w:pPr>
             <w:r>
               <w:rPr>
+                <w:color w:val="000000"/>
                 <w:sz w:val="18"/>
               </w:rPr>
               <w:t>Students learned programming ideas</w:t>
@@ -4051,16 +5167,16 @@
           <w:tcPr>
             <w:tcW w:type="dxa" w:w="4032"/>
             <w:vAlign w:val="center"/>
-            <w:shd w:fill="F2F5F6"/>
             <w:tcBorders>
               <w:top w:val="single" w:sz="4" w:color="D9D9D9"/>
               <w:left w:val="single" w:sz="4" w:color="D9D9D9"/>
               <w:bottom w:val="single" w:sz="4" w:color="D9D9D9"/>
               <w:right w:val="single" w:sz="4" w:color="D9D9D9"/>
             </w:tcBorders>
+            <w:shd w:fill="F2F5F6"/>
             <w:tcMar>
-              <w:top w:w="70" w:type="dxa"/>
-              <w:bottom w:w="70" w:type="dxa"/>
+              <w:top w:w="65" w:type="dxa"/>
+              <w:bottom w:w="65" w:type="dxa"/>
               <w:left w:w="90" w:type="dxa"/>
               <w:right w:w="90" w:type="dxa"/>
             </w:tcMar>
@@ -4071,6 +5187,7 @@
             </w:pPr>
             <w:r>
               <w:rPr>
+                <w:color w:val="000000"/>
                 <w:sz w:val="18"/>
               </w:rPr>
               <w:t>Matched baseline/final checks and examples</w:t>
@@ -4081,16 +5198,16 @@
           <w:tcPr>
             <w:tcW w:type="dxa" w:w="3269"/>
             <w:vAlign w:val="center"/>
-            <w:shd w:fill="F2F5F6"/>
             <w:tcBorders>
               <w:top w:val="single" w:sz="4" w:color="D9D9D9"/>
               <w:left w:val="single" w:sz="4" w:color="D9D9D9"/>
               <w:bottom w:val="single" w:sz="4" w:color="D9D9D9"/>
               <w:right w:val="single" w:sz="4" w:color="D9D9D9"/>
             </w:tcBorders>
+            <w:shd w:fill="F2F5F6"/>
             <w:tcMar>
-              <w:top w:w="70" w:type="dxa"/>
-              <w:bottom w:w="70" w:type="dxa"/>
+              <w:top w:w="65" w:type="dxa"/>
+              <w:bottom w:w="65" w:type="dxa"/>
               <w:left w:w="90" w:type="dxa"/>
               <w:right w:w="90" w:type="dxa"/>
             </w:tcMar>
@@ -4101,6 +5218,7 @@
             </w:pPr>
             <w:r>
               <w:rPr>
+                <w:color w:val="000000"/>
                 <w:sz w:val="18"/>
               </w:rPr>
             </w:r>
@@ -4115,16 +5233,16 @@
           <w:tcPr>
             <w:tcW w:type="dxa" w:w="2880"/>
             <w:vAlign w:val="center"/>
-            <w:shd w:fill="FFFFFF"/>
             <w:tcBorders>
               <w:top w:val="single" w:sz="4" w:color="D9D9D9"/>
               <w:left w:val="single" w:sz="4" w:color="D9D9D9"/>
               <w:bottom w:val="single" w:sz="4" w:color="D9D9D9"/>
               <w:right w:val="single" w:sz="4" w:color="D9D9D9"/>
             </w:tcBorders>
+            <w:shd w:fill="FFFFFF"/>
             <w:tcMar>
-              <w:top w:w="70" w:type="dxa"/>
-              <w:bottom w:w="70" w:type="dxa"/>
+              <w:top w:w="65" w:type="dxa"/>
+              <w:bottom w:w="65" w:type="dxa"/>
               <w:left w:w="90" w:type="dxa"/>
               <w:right w:w="90" w:type="dxa"/>
             </w:tcMar>
@@ -4135,6 +5253,7 @@
             </w:pPr>
             <w:r>
               <w:rPr>
+                <w:color w:val="000000"/>
                 <w:sz w:val="18"/>
               </w:rPr>
               <w:t>High school students led instruction</w:t>
@@ -4145,16 +5264,16 @@
           <w:tcPr>
             <w:tcW w:type="dxa" w:w="4032"/>
             <w:vAlign w:val="center"/>
-            <w:shd w:fill="FFFFFF"/>
             <w:tcBorders>
               <w:top w:val="single" w:sz="4" w:color="D9D9D9"/>
               <w:left w:val="single" w:sz="4" w:color="D9D9D9"/>
               <w:bottom w:val="single" w:sz="4" w:color="D9D9D9"/>
               <w:right w:val="single" w:sz="4" w:color="D9D9D9"/>
             </w:tcBorders>
+            <w:shd w:fill="FFFFFF"/>
             <w:tcMar>
-              <w:top w:w="70" w:type="dxa"/>
-              <w:bottom w:w="70" w:type="dxa"/>
+              <w:top w:w="65" w:type="dxa"/>
+              <w:bottom w:w="65" w:type="dxa"/>
               <w:left w:w="90" w:type="dxa"/>
               <w:right w:w="90" w:type="dxa"/>
             </w:tcMar>
@@ -4165,6 +5284,7 @@
             </w:pPr>
             <w:r>
               <w:rPr>
+                <w:color w:val="000000"/>
                 <w:sz w:val="18"/>
               </w:rPr>
               <w:t>Mentor roster, workshop record, teaching reflections</w:t>
@@ -4175,16 +5295,16 @@
           <w:tcPr>
             <w:tcW w:type="dxa" w:w="3269"/>
             <w:vAlign w:val="center"/>
-            <w:shd w:fill="FFFFFF"/>
             <w:tcBorders>
               <w:top w:val="single" w:sz="4" w:color="D9D9D9"/>
               <w:left w:val="single" w:sz="4" w:color="D9D9D9"/>
               <w:bottom w:val="single" w:sz="4" w:color="D9D9D9"/>
               <w:right w:val="single" w:sz="4" w:color="D9D9D9"/>
             </w:tcBorders>
+            <w:shd w:fill="FFFFFF"/>
             <w:tcMar>
-              <w:top w:w="70" w:type="dxa"/>
-              <w:bottom w:w="70" w:type="dxa"/>
+              <w:top w:w="65" w:type="dxa"/>
+              <w:bottom w:w="65" w:type="dxa"/>
               <w:left w:w="90" w:type="dxa"/>
               <w:right w:w="90" w:type="dxa"/>
             </w:tcMar>
@@ -4195,6 +5315,7 @@
             </w:pPr>
             <w:r>
               <w:rPr>
+                <w:color w:val="000000"/>
                 <w:sz w:val="18"/>
               </w:rPr>
             </w:r>
@@ -4209,16 +5330,16 @@
           <w:tcPr>
             <w:tcW w:type="dxa" w:w="2880"/>
             <w:vAlign w:val="center"/>
-            <w:shd w:fill="F2F5F6"/>
             <w:tcBorders>
               <w:top w:val="single" w:sz="4" w:color="D9D9D9"/>
               <w:left w:val="single" w:sz="4" w:color="D9D9D9"/>
               <w:bottom w:val="single" w:sz="4" w:color="D9D9D9"/>
               <w:right w:val="single" w:sz="4" w:color="D9D9D9"/>
             </w:tcBorders>
+            <w:shd w:fill="F2F5F6"/>
             <w:tcMar>
-              <w:top w:w="70" w:type="dxa"/>
-              <w:bottom w:w="70" w:type="dxa"/>
+              <w:top w:w="65" w:type="dxa"/>
+              <w:bottom w:w="65" w:type="dxa"/>
               <w:left w:w="90" w:type="dxa"/>
               <w:right w:w="90" w:type="dxa"/>
             </w:tcMar>
@@ -4229,6 +5350,7 @@
             </w:pPr>
             <w:r>
               <w:rPr>
+                <w:color w:val="000000"/>
                 <w:sz w:val="18"/>
               </w:rPr>
               <w:t>The YMCA gained a useful activity</w:t>
@@ -4239,16 +5361,16 @@
           <w:tcPr>
             <w:tcW w:type="dxa" w:w="4032"/>
             <w:vAlign w:val="center"/>
-            <w:shd w:fill="F2F5F6"/>
             <w:tcBorders>
               <w:top w:val="single" w:sz="4" w:color="D9D9D9"/>
               <w:left w:val="single" w:sz="4" w:color="D9D9D9"/>
               <w:bottom w:val="single" w:sz="4" w:color="D9D9D9"/>
               <w:right w:val="single" w:sz="4" w:color="D9D9D9"/>
             </w:tcBorders>
+            <w:shd w:fill="F2F5F6"/>
             <w:tcMar>
-              <w:top w:w="70" w:type="dxa"/>
-              <w:bottom w:w="70" w:type="dxa"/>
+              <w:top w:w="65" w:type="dxa"/>
+              <w:bottom w:w="65" w:type="dxa"/>
               <w:left w:w="90" w:type="dxa"/>
               <w:right w:w="90" w:type="dxa"/>
             </w:tcMar>
@@ -4259,6 +5381,7 @@
             </w:pPr>
             <w:r>
               <w:rPr>
+                <w:color w:val="000000"/>
                 <w:sz w:val="18"/>
               </w:rPr>
               <w:t>Partner feedback and confirmed dates</w:t>
@@ -4269,16 +5392,16 @@
           <w:tcPr>
             <w:tcW w:type="dxa" w:w="3269"/>
             <w:vAlign w:val="center"/>
-            <w:shd w:fill="F2F5F6"/>
             <w:tcBorders>
               <w:top w:val="single" w:sz="4" w:color="D9D9D9"/>
               <w:left w:val="single" w:sz="4" w:color="D9D9D9"/>
               <w:bottom w:val="single" w:sz="4" w:color="D9D9D9"/>
               <w:right w:val="single" w:sz="4" w:color="D9D9D9"/>
             </w:tcBorders>
+            <w:shd w:fill="F2F5F6"/>
             <w:tcMar>
-              <w:top w:w="70" w:type="dxa"/>
-              <w:bottom w:w="70" w:type="dxa"/>
+              <w:top w:w="65" w:type="dxa"/>
+              <w:bottom w:w="65" w:type="dxa"/>
               <w:left w:w="90" w:type="dxa"/>
               <w:right w:w="90" w:type="dxa"/>
             </w:tcMar>
@@ -4289,6 +5412,7 @@
             </w:pPr>
             <w:r>
               <w:rPr>
+                <w:color w:val="000000"/>
                 <w:sz w:val="18"/>
               </w:rPr>
             </w:r>
@@ -4303,16 +5427,16 @@
           <w:tcPr>
             <w:tcW w:type="dxa" w:w="2880"/>
             <w:vAlign w:val="center"/>
-            <w:shd w:fill="FFFFFF"/>
             <w:tcBorders>
               <w:top w:val="single" w:sz="4" w:color="D9D9D9"/>
               <w:left w:val="single" w:sz="4" w:color="D9D9D9"/>
               <w:bottom w:val="single" w:sz="4" w:color="D9D9D9"/>
               <w:right w:val="single" w:sz="4" w:color="D9D9D9"/>
             </w:tcBorders>
+            <w:shd w:fill="FFFFFF"/>
             <w:tcMar>
-              <w:top w:w="70" w:type="dxa"/>
-              <w:bottom w:w="70" w:type="dxa"/>
+              <w:top w:w="65" w:type="dxa"/>
+              <w:bottom w:w="65" w:type="dxa"/>
               <w:left w:w="90" w:type="dxa"/>
               <w:right w:w="90" w:type="dxa"/>
             </w:tcMar>
@@ -4323,6 +5447,7 @@
             </w:pPr>
             <w:r>
               <w:rPr>
+                <w:color w:val="000000"/>
                 <w:sz w:val="18"/>
               </w:rPr>
               <w:t>Students continued in STEM</w:t>
@@ -4333,16 +5458,16 @@
           <w:tcPr>
             <w:tcW w:type="dxa" w:w="4032"/>
             <w:vAlign w:val="center"/>
-            <w:shd w:fill="FFFFFF"/>
             <w:tcBorders>
               <w:top w:val="single" w:sz="4" w:color="D9D9D9"/>
               <w:left w:val="single" w:sz="4" w:color="D9D9D9"/>
               <w:bottom w:val="single" w:sz="4" w:color="D9D9D9"/>
               <w:right w:val="single" w:sz="4" w:color="D9D9D9"/>
             </w:tcBorders>
+            <w:shd w:fill="FFFFFF"/>
             <w:tcMar>
-              <w:top w:w="70" w:type="dxa"/>
-              <w:bottom w:w="70" w:type="dxa"/>
+              <w:top w:w="65" w:type="dxa"/>
+              <w:bottom w:w="65" w:type="dxa"/>
               <w:left w:w="90" w:type="dxa"/>
               <w:right w:w="90" w:type="dxa"/>
             </w:tcMar>
@@ -4353,6 +5478,7 @@
             </w:pPr>
             <w:r>
               <w:rPr>
+                <w:color w:val="000000"/>
                 <w:sz w:val="18"/>
               </w:rPr>
               <w:t>Actual follow-on attendance or participation</w:t>
@@ -4363,16 +5489,16 @@
           <w:tcPr>
             <w:tcW w:type="dxa" w:w="3269"/>
             <w:vAlign w:val="center"/>
-            <w:shd w:fill="FFFFFF"/>
             <w:tcBorders>
               <w:top w:val="single" w:sz="4" w:color="D9D9D9"/>
               <w:left w:val="single" w:sz="4" w:color="D9D9D9"/>
               <w:bottom w:val="single" w:sz="4" w:color="D9D9D9"/>
               <w:right w:val="single" w:sz="4" w:color="D9D9D9"/>
             </w:tcBorders>
+            <w:shd w:fill="FFFFFF"/>
             <w:tcMar>
-              <w:top w:w="70" w:type="dxa"/>
-              <w:bottom w:w="70" w:type="dxa"/>
+              <w:top w:w="65" w:type="dxa"/>
+              <w:bottom w:w="65" w:type="dxa"/>
               <w:left w:w="90" w:type="dxa"/>
               <w:right w:w="90" w:type="dxa"/>
             </w:tcMar>
@@ -4383,6 +5509,7 @@
             </w:pPr>
             <w:r>
               <w:rPr>
+                <w:color w:val="000000"/>
                 <w:sz w:val="18"/>
               </w:rPr>
             </w:r>
@@ -4397,16 +5524,16 @@
           <w:tcPr>
             <w:tcW w:type="dxa" w:w="2880"/>
             <w:vAlign w:val="center"/>
-            <w:shd w:fill="F2F5F6"/>
             <w:tcBorders>
               <w:top w:val="single" w:sz="4" w:color="D9D9D9"/>
               <w:left w:val="single" w:sz="4" w:color="D9D9D9"/>
               <w:bottom w:val="single" w:sz="4" w:color="D9D9D9"/>
               <w:right w:val="single" w:sz="4" w:color="D9D9D9"/>
             </w:tcBorders>
+            <w:shd w:fill="F2F5F6"/>
             <w:tcMar>
-              <w:top w:w="70" w:type="dxa"/>
-              <w:bottom w:w="70" w:type="dxa"/>
+              <w:top w:w="65" w:type="dxa"/>
+              <w:bottom w:w="65" w:type="dxa"/>
               <w:left w:w="90" w:type="dxa"/>
               <w:right w:w="90" w:type="dxa"/>
             </w:tcMar>
@@ -4417,6 +5544,7 @@
             </w:pPr>
             <w:r>
               <w:rPr>
+                <w:color w:val="000000"/>
                 <w:sz w:val="18"/>
               </w:rPr>
               <w:t>The effort is sustainable</w:t>
@@ -4427,16 +5555,16 @@
           <w:tcPr>
             <w:tcW w:type="dxa" w:w="4032"/>
             <w:vAlign w:val="center"/>
-            <w:shd w:fill="F2F5F6"/>
             <w:tcBorders>
               <w:top w:val="single" w:sz="4" w:color="D9D9D9"/>
               <w:left w:val="single" w:sz="4" w:color="D9D9D9"/>
               <w:bottom w:val="single" w:sz="4" w:color="D9D9D9"/>
               <w:right w:val="single" w:sz="4" w:color="D9D9D9"/>
             </w:tcBorders>
+            <w:shd w:fill="F2F5F6"/>
             <w:tcMar>
-              <w:top w:w="70" w:type="dxa"/>
-              <w:bottom w:w="70" w:type="dxa"/>
+              <w:top w:w="65" w:type="dxa"/>
+              <w:bottom w:w="65" w:type="dxa"/>
               <w:left w:w="90" w:type="dxa"/>
               <w:right w:w="90" w:type="dxa"/>
             </w:tcMar>
@@ -4447,6 +5575,7 @@
             </w:pPr>
             <w:r>
               <w:rPr>
+                <w:color w:val="000000"/>
                 <w:sz w:val="18"/>
               </w:rPr>
               <w:t>Repeat plan, trained successors, stored curriculum</w:t>
@@ -4457,16 +5586,16 @@
           <w:tcPr>
             <w:tcW w:type="dxa" w:w="3269"/>
             <w:vAlign w:val="center"/>
-            <w:shd w:fill="F2F5F6"/>
             <w:tcBorders>
               <w:top w:val="single" w:sz="4" w:color="D9D9D9"/>
               <w:left w:val="single" w:sz="4" w:color="D9D9D9"/>
               <w:bottom w:val="single" w:sz="4" w:color="D9D9D9"/>
               <w:right w:val="single" w:sz="4" w:color="D9D9D9"/>
             </w:tcBorders>
+            <w:shd w:fill="F2F5F6"/>
             <w:tcMar>
-              <w:top w:w="70" w:type="dxa"/>
-              <w:bottom w:w="70" w:type="dxa"/>
+              <w:top w:w="65" w:type="dxa"/>
+              <w:bottom w:w="65" w:type="dxa"/>
               <w:left w:w="90" w:type="dxa"/>
               <w:right w:w="90" w:type="dxa"/>
             </w:tcMar>
@@ -4477,6 +5606,7 @@
             </w:pPr>
             <w:r>
               <w:rPr>
+                <w:color w:val="000000"/>
                 <w:sz w:val="18"/>
               </w:rPr>
             </w:r>
@@ -4548,7 +5678,7 @@
     </w:p>
     <w:p>
       <w:r>
-        <w:t>MechaRAMS and the YMCA are planning an eight-session robotics club for students in grades 7 and 8. Participants will work with a partner to program LEGO robots, test sensor decisions, build a small attachment, and demonstrate a community robot mission. Beginners are welcome. No home robot or prior programming experience is required.</w:t>
+        <w:t>MechaRAMS and the YMCA are preparing eight robotics sessions for 12 children in grades 5 and 6. Teams of three build removable attachments and course models, test robot missions, use small prepared code recipes, and explain their designs. Beginners are welcome. No home robot or prior programming experience is required.</w:t>
       </w:r>
     </w:p>
     <w:p>

--- a/05_Evaluation/Evaluation_and_Partner_Forms.docx
+++ b/05_Evaluation/Evaluation_and_Partner_Forms.docx
@@ -25,7 +25,7 @@
     </w:p>
     <w:p>
       <w:r>
-        <w:t>Record unique participants, attendance at each session, individual baseline and final responses, a brief demonstration rubric, mentor preparation and delivery hours, and YMCA feedback. Keep a sample of code or design work with a date and team ID. Track future interest and actual follow-on participation separately.</w:t>
+        <w:t>Record unique participants, attendance at each session, dated classroom observations and final responses, a brief demonstration rubric, mentor preparation and delivery hours, and YMCA feedback. Keep a sample of code or design work with a date and team ID. Track future interest and actual follow-on participation separately.</w:t>
       </w:r>
     </w:p>
     <w:p>
@@ -2195,7 +2195,7 @@
                 <w:color w:val="FFFFFF"/>
                 <w:sz w:val="18"/>
               </w:rPr>
-              <w:t>Baseline /8</w:t>
+              <w:t>Class notes</w:t>
             </w:r>
           </w:p>
         </w:tc>
@@ -4068,12 +4068,12 @@
     </w:p>
     <w:p>
       <w:r>
-        <w:t>Matched students with both checks ______  Baseline mean ______  Final mean ______</w:t>
+        <w:t>Students with final responses ______  Final mean ______  Observation dates ______</w:t>
       </w:r>
     </w:p>
     <w:p>
       <w:r>
-        <w:t>Do not fill a missing assessment with zero. Calculate change only across the same matched students. Report the sample size and note absences.</w:t>
+        <w:t>Do not fill a missing assessment with zero. No opening concept test is collected. Report final results, attendance and dated examples; do not calculate pre/post score gains.</w:t>
       </w:r>
     </w:p>
     <w:tbl>
@@ -5190,7 +5190,7 @@
                 <w:color w:val="000000"/>
                 <w:sz w:val="18"/>
               </w:rPr>
-              <w:t>Matched baseline/final checks and examples</w:t>
+              <w:t>Dated work, mentor observations and final explanations</w:t>
             </w:r>
           </w:p>
         </w:tc>
@@ -5629,7 +5629,7 @@
     </w:p>
     <w:p>
       <w:r>
-        <w:t>“We identified [need] with [partner]. Student mentors delivered [actual activity] for [unique count] students across [completed sessions]. Among [matched sample size] students, [observed change]. The partner reported [approved feedback]. We changed [specific aspect] and plan [clearly labeled next step].” Leave unknown fields blank until evidence exists.</w:t>
+        <w:t>“We identified [need] with [partner]. Student mentors delivered [actual activity] for [unique count] students across [completed sessions]. Among [number observed] students, [specific demonstrated skill and dated example]. The partner reported [approved feedback]. We changed [specific aspect] and plan [clearly labeled next step].” Leave unknown fields blank until evidence exists.</w:t>
       </w:r>
     </w:p>
     <w:p>
